--- a/submission/PranavJoshi_230953248_FGAI_Assignment2.docx
+++ b/submission/PranavJoshi_230953248_FGAI_Assignment2.docx
@@ -3308,12 +3308,19 @@
           <w:rFonts w:ascii="Arial" w:hAnsi="Arial"/>
           <w:sz w:val="21"/>
         </w:rPr>
-        <w:t>Under this definition, GRU scored 34.25% at temperature 0.3 and 33.67% at 0.5. The held-out human reference scored 94.25% with 94.33% eligible-pair coverage. The earlier permissive calculation counted identical endings as rhymes and conditioned the average on fully covered poems; it is not used in this report.</w:t>
+        <w:t>Distinct-2 is the number of unique lexical bigrams divided by the total number of lexical bigrams in a model-temperature cell. The calculation removes control tokens, including beginning-of-sequence, end-of-line, end-of-sequence, padding, and unknown tokens, as well as punctuation. Repeated-trigram rate is calculated per poem as the number of trigram occurrences beyond the first occurrence of each lexical trigram, divided by the number of lexical trigrams; the table reports the mean across 300 poems. These metrics therefore measure lexical sequences and do not include the end-of-line token.</w:t>
       </w:r>
     </w:p>
     <w:p>
+      <w:pPr>
+        <w:spacing w:after="120" w:line="269" w:lineRule="auto"/>
+      </w:pPr>
       <w:r>
-        <w:br w:type="page"/>
+        <w:rPr>
+          <w:rFonts w:ascii="Arial" w:hAnsi="Arial"/>
+          <w:sz w:val="21"/>
+        </w:rPr>
+        <w:t>Under this definition, GRU scored 34.25% at temperature 0.3 and 33.67% at 0.5. The held-out human reference scored 94.25% with 94.33% eligible-pair coverage.</w:t>
       </w:r>
     </w:p>
     <w:p>
@@ -3377,7 +3384,7 @@
           <w:i/>
           <w:sz w:val="18"/>
         </w:rPr>
-        <w:t>Figure 3  Form quality strict rhyme diversity and repetition across temperatures</w:t>
+        <w:t>Figure 3  Form quality strict rhyme diversity and repetition across temperatures.</w:t>
       </w:r>
     </w:p>
     <w:p>
@@ -3390,6 +3397,2723 @@
           <w:sz w:val="21"/>
         </w:rPr>
         <w:t>Temperature controlled a structure-diversity trade-off. Across the four models, distinct-2 rose from approximately 0.21-0.25 at temperature 0.3 to 0.88-0.90 at 1.5, while rhyme and five-line form generally weakened. For GRU, moving from 0.3 to 0.5 reduced strict rhyme by only 0.58 percentage points, from 34.25% to 33.67%, but repeated trigrams fell from 3.85% to 0.78% and distinct-2 rose from 0.241 to 0.415. The word man appeared as a line ending 85 times among the 1,500 GRU line endings at temperature 0.3, compared with 39 at 0.5. These results favour 0.5 as the better balance.</w:t>
+      </w:r>
+    </w:p>
+    <w:tbl>
+      <w:tblPr>
+        <w:tblW w:type="auto" w:w="0"/>
+        <w:jc w:val="center"/>
+        <w:tblLayout w:type="fixed"/>
+        <w:tblLook w:firstColumn="1" w:firstRow="1" w:lastColumn="0" w:lastRow="0" w:noHBand="0" w:noVBand="1" w:val="04A0"/>
+      </w:tblPr>
+      <w:tblGrid>
+        <w:gridCol w:w="1440"/>
+        <w:gridCol w:w="691"/>
+        <w:gridCol w:w="1656"/>
+        <w:gridCol w:w="1512"/>
+        <w:gridCol w:w="1512"/>
+        <w:gridCol w:w="1800"/>
+      </w:tblGrid>
+      <w:tr>
+        <w:trPr>
+          <w:tblHeader w:val="true"/>
+        </w:trPr>
+        <w:tc>
+          <w:tcPr>
+            <w:tcW w:type="dxa" w:w="1440"/>
+            <w:vAlign w:val="center"/>
+            <w:tcMar>
+              <w:top w:w="90" w:type="dxa"/>
+              <w:start w:w="110" w:type="dxa"/>
+              <w:bottom w:w="90" w:type="dxa"/>
+              <w:end w:w="110" w:type="dxa"/>
+            </w:tcMar>
+            <w:tcBorders>
+              <w:top w:val="single" w:sz="4" w:color="D9D9D9"/>
+              <w:left w:val="single" w:sz="4" w:color="D9D9D9"/>
+              <w:bottom w:val="single" w:sz="4" w:color="D9D9D9"/>
+              <w:right w:val="single" w:sz="4" w:color="D9D9D9"/>
+            </w:tcBorders>
+            <w:shd w:fill="1F4E78"/>
+          </w:tcPr>
+          <w:p>
+            <w:pPr>
+              <w:spacing w:after="0" w:line="252" w:lineRule="auto"/>
+              <w:jc w:val="center"/>
+            </w:pPr>
+            <w:r/>
+            <w:r>
+              <w:rPr>
+                <w:rFonts w:ascii="Arial" w:hAnsi="Arial"/>
+                <w:b/>
+                <w:color w:val="FFFFFF"/>
+                <w:sz w:val="14"/>
+              </w:rPr>
+              <w:t>Model</w:t>
+            </w:r>
+          </w:p>
+        </w:tc>
+        <w:tc>
+          <w:tcPr>
+            <w:tcW w:type="dxa" w:w="691"/>
+            <w:vAlign w:val="center"/>
+            <w:tcMar>
+              <w:top w:w="90" w:type="dxa"/>
+              <w:start w:w="110" w:type="dxa"/>
+              <w:bottom w:w="90" w:type="dxa"/>
+              <w:end w:w="110" w:type="dxa"/>
+            </w:tcMar>
+            <w:tcBorders>
+              <w:top w:val="single" w:sz="4" w:color="D9D9D9"/>
+              <w:left w:val="single" w:sz="4" w:color="D9D9D9"/>
+              <w:bottom w:val="single" w:sz="4" w:color="D9D9D9"/>
+              <w:right w:val="single" w:sz="4" w:color="D9D9D9"/>
+            </w:tcBorders>
+            <w:shd w:fill="1F4E78"/>
+          </w:tcPr>
+          <w:p>
+            <w:pPr>
+              <w:spacing w:after="0" w:line="252" w:lineRule="auto"/>
+              <w:jc w:val="center"/>
+            </w:pPr>
+            <w:r/>
+            <w:r>
+              <w:rPr>
+                <w:rFonts w:ascii="Arial" w:hAnsi="Arial"/>
+                <w:b/>
+                <w:color w:val="FFFFFF"/>
+                <w:sz w:val="14"/>
+              </w:rPr>
+              <w:t>T</w:t>
+            </w:r>
+          </w:p>
+        </w:tc>
+        <w:tc>
+          <w:tcPr>
+            <w:tcW w:type="dxa" w:w="1656"/>
+            <w:vAlign w:val="center"/>
+            <w:tcMar>
+              <w:top w:w="90" w:type="dxa"/>
+              <w:start w:w="110" w:type="dxa"/>
+              <w:bottom w:w="90" w:type="dxa"/>
+              <w:end w:w="110" w:type="dxa"/>
+            </w:tcMar>
+            <w:tcBorders>
+              <w:top w:val="single" w:sz="4" w:color="D9D9D9"/>
+              <w:left w:val="single" w:sz="4" w:color="D9D9D9"/>
+              <w:bottom w:val="single" w:sz="4" w:color="D9D9D9"/>
+              <w:right w:val="single" w:sz="4" w:color="D9D9D9"/>
+            </w:tcBorders>
+            <w:shd w:fill="1F4E78"/>
+          </w:tcPr>
+          <w:p>
+            <w:pPr>
+              <w:spacing w:after="0" w:line="252" w:lineRule="auto"/>
+              <w:jc w:val="center"/>
+            </w:pPr>
+            <w:r/>
+            <w:r>
+              <w:rPr>
+                <w:rFonts w:ascii="Arial" w:hAnsi="Arial"/>
+                <w:b/>
+                <w:color w:val="FFFFFF"/>
+                <w:sz w:val="14"/>
+              </w:rPr>
+              <w:t>Five-line</w:t>
+            </w:r>
+          </w:p>
+        </w:tc>
+        <w:tc>
+          <w:tcPr>
+            <w:tcW w:type="dxa" w:w="1512"/>
+            <w:vAlign w:val="center"/>
+            <w:tcMar>
+              <w:top w:w="90" w:type="dxa"/>
+              <w:start w:w="110" w:type="dxa"/>
+              <w:bottom w:w="90" w:type="dxa"/>
+              <w:end w:w="110" w:type="dxa"/>
+            </w:tcMar>
+            <w:tcBorders>
+              <w:top w:val="single" w:sz="4" w:color="D9D9D9"/>
+              <w:left w:val="single" w:sz="4" w:color="D9D9D9"/>
+              <w:bottom w:val="single" w:sz="4" w:color="D9D9D9"/>
+              <w:right w:val="single" w:sz="4" w:color="D9D9D9"/>
+            </w:tcBorders>
+            <w:shd w:fill="1F4E78"/>
+          </w:tcPr>
+          <w:p>
+            <w:pPr>
+              <w:spacing w:after="0" w:line="252" w:lineRule="auto"/>
+              <w:jc w:val="center"/>
+            </w:pPr>
+            <w:r/>
+            <w:r>
+              <w:rPr>
+                <w:rFonts w:ascii="Arial" w:hAnsi="Arial"/>
+                <w:b/>
+                <w:color w:val="FFFFFF"/>
+                <w:sz w:val="14"/>
+              </w:rPr>
+              <w:t>Strict rhyme</w:t>
+            </w:r>
+          </w:p>
+        </w:tc>
+        <w:tc>
+          <w:tcPr>
+            <w:tcW w:type="dxa" w:w="1512"/>
+            <w:vAlign w:val="center"/>
+            <w:tcMar>
+              <w:top w:w="90" w:type="dxa"/>
+              <w:start w:w="110" w:type="dxa"/>
+              <w:bottom w:w="90" w:type="dxa"/>
+              <w:end w:w="110" w:type="dxa"/>
+            </w:tcMar>
+            <w:tcBorders>
+              <w:top w:val="single" w:sz="4" w:color="D9D9D9"/>
+              <w:left w:val="single" w:sz="4" w:color="D9D9D9"/>
+              <w:bottom w:val="single" w:sz="4" w:color="D9D9D9"/>
+              <w:right w:val="single" w:sz="4" w:color="D9D9D9"/>
+            </w:tcBorders>
+            <w:shd w:fill="1F4E78"/>
+          </w:tcPr>
+          <w:p>
+            <w:pPr>
+              <w:spacing w:after="0" w:line="252" w:lineRule="auto"/>
+              <w:jc w:val="center"/>
+            </w:pPr>
+            <w:r/>
+            <w:r>
+              <w:rPr>
+                <w:rFonts w:ascii="Arial" w:hAnsi="Arial"/>
+                <w:b/>
+                <w:color w:val="FFFFFF"/>
+                <w:sz w:val="14"/>
+              </w:rPr>
+              <w:t>Distinct-2</w:t>
+            </w:r>
+          </w:p>
+        </w:tc>
+        <w:tc>
+          <w:tcPr>
+            <w:tcW w:type="dxa" w:w="1800"/>
+            <w:vAlign w:val="center"/>
+            <w:tcMar>
+              <w:top w:w="90" w:type="dxa"/>
+              <w:start w:w="110" w:type="dxa"/>
+              <w:bottom w:w="90" w:type="dxa"/>
+              <w:end w:w="110" w:type="dxa"/>
+            </w:tcMar>
+            <w:tcBorders>
+              <w:top w:val="single" w:sz="4" w:color="D9D9D9"/>
+              <w:left w:val="single" w:sz="4" w:color="D9D9D9"/>
+              <w:bottom w:val="single" w:sz="4" w:color="D9D9D9"/>
+              <w:right w:val="single" w:sz="4" w:color="D9D9D9"/>
+            </w:tcBorders>
+            <w:shd w:fill="1F4E78"/>
+          </w:tcPr>
+          <w:p>
+            <w:pPr>
+              <w:spacing w:after="0" w:line="252" w:lineRule="auto"/>
+              <w:jc w:val="center"/>
+            </w:pPr>
+            <w:r/>
+            <w:r>
+              <w:rPr>
+                <w:rFonts w:ascii="Arial" w:hAnsi="Arial"/>
+                <w:b/>
+                <w:color w:val="FFFFFF"/>
+                <w:sz w:val="14"/>
+              </w:rPr>
+              <w:t>Repeated trigram</w:t>
+            </w:r>
+          </w:p>
+        </w:tc>
+      </w:tr>
+      <w:tr>
+        <w:trPr>
+          <w:cantSplit w:val="true"/>
+        </w:trPr>
+        <w:tc>
+          <w:tcPr>
+            <w:tcW w:type="dxa" w:w="1440"/>
+            <w:vAlign w:val="center"/>
+            <w:tcMar>
+              <w:top w:w="90" w:type="dxa"/>
+              <w:start w:w="110" w:type="dxa"/>
+              <w:bottom w:w="90" w:type="dxa"/>
+              <w:end w:w="110" w:type="dxa"/>
+            </w:tcMar>
+            <w:tcBorders>
+              <w:top w:val="single" w:sz="4" w:color="D9D9D9"/>
+              <w:left w:val="single" w:sz="4" w:color="D9D9D9"/>
+              <w:bottom w:val="single" w:sz="4" w:color="D9D9D9"/>
+              <w:right w:val="single" w:sz="4" w:color="D9D9D9"/>
+            </w:tcBorders>
+          </w:tcPr>
+          <w:p>
+            <w:pPr>
+              <w:spacing w:after="0" w:line="252" w:lineRule="auto"/>
+              <w:jc w:val="center"/>
+            </w:pPr>
+            <w:r/>
+            <w:r>
+              <w:rPr>
+                <w:rFonts w:ascii="Arial" w:hAnsi="Arial"/>
+                <w:b w:val="0"/>
+                <w:sz w:val="14"/>
+              </w:rPr>
+              <w:t>Simple RNN</w:t>
+            </w:r>
+          </w:p>
+        </w:tc>
+        <w:tc>
+          <w:tcPr>
+            <w:tcW w:type="dxa" w:w="691"/>
+            <w:vAlign w:val="center"/>
+            <w:tcMar>
+              <w:top w:w="90" w:type="dxa"/>
+              <w:start w:w="110" w:type="dxa"/>
+              <w:bottom w:w="90" w:type="dxa"/>
+              <w:end w:w="110" w:type="dxa"/>
+            </w:tcMar>
+            <w:tcBorders>
+              <w:top w:val="single" w:sz="4" w:color="D9D9D9"/>
+              <w:left w:val="single" w:sz="4" w:color="D9D9D9"/>
+              <w:bottom w:val="single" w:sz="4" w:color="D9D9D9"/>
+              <w:right w:val="single" w:sz="4" w:color="D9D9D9"/>
+            </w:tcBorders>
+          </w:tcPr>
+          <w:p>
+            <w:pPr>
+              <w:spacing w:after="0" w:line="252" w:lineRule="auto"/>
+              <w:jc w:val="center"/>
+            </w:pPr>
+            <w:r/>
+            <w:r>
+              <w:rPr>
+                <w:rFonts w:ascii="Arial" w:hAnsi="Arial"/>
+                <w:b w:val="0"/>
+                <w:sz w:val="14"/>
+              </w:rPr>
+              <w:t>0.3</w:t>
+            </w:r>
+          </w:p>
+        </w:tc>
+        <w:tc>
+          <w:tcPr>
+            <w:tcW w:type="dxa" w:w="1656"/>
+            <w:vAlign w:val="center"/>
+            <w:tcMar>
+              <w:top w:w="90" w:type="dxa"/>
+              <w:start w:w="110" w:type="dxa"/>
+              <w:bottom w:w="90" w:type="dxa"/>
+              <w:end w:w="110" w:type="dxa"/>
+            </w:tcMar>
+            <w:tcBorders>
+              <w:top w:val="single" w:sz="4" w:color="D9D9D9"/>
+              <w:left w:val="single" w:sz="4" w:color="D9D9D9"/>
+              <w:bottom w:val="single" w:sz="4" w:color="D9D9D9"/>
+              <w:right w:val="single" w:sz="4" w:color="D9D9D9"/>
+            </w:tcBorders>
+          </w:tcPr>
+          <w:p>
+            <w:pPr>
+              <w:spacing w:after="0" w:line="252" w:lineRule="auto"/>
+              <w:jc w:val="center"/>
+            </w:pPr>
+            <w:r/>
+            <w:r>
+              <w:rPr>
+                <w:rFonts w:ascii="Arial" w:hAnsi="Arial"/>
+                <w:b w:val="0"/>
+                <w:sz w:val="14"/>
+              </w:rPr>
+              <w:t>100.0%</w:t>
+            </w:r>
+          </w:p>
+        </w:tc>
+        <w:tc>
+          <w:tcPr>
+            <w:tcW w:type="dxa" w:w="1512"/>
+            <w:vAlign w:val="center"/>
+            <w:tcMar>
+              <w:top w:w="90" w:type="dxa"/>
+              <w:start w:w="110" w:type="dxa"/>
+              <w:bottom w:w="90" w:type="dxa"/>
+              <w:end w:w="110" w:type="dxa"/>
+            </w:tcMar>
+            <w:tcBorders>
+              <w:top w:val="single" w:sz="4" w:color="D9D9D9"/>
+              <w:left w:val="single" w:sz="4" w:color="D9D9D9"/>
+              <w:bottom w:val="single" w:sz="4" w:color="D9D9D9"/>
+              <w:right w:val="single" w:sz="4" w:color="D9D9D9"/>
+            </w:tcBorders>
+          </w:tcPr>
+          <w:p>
+            <w:pPr>
+              <w:spacing w:after="0" w:line="252" w:lineRule="auto"/>
+              <w:jc w:val="center"/>
+            </w:pPr>
+            <w:r/>
+            <w:r>
+              <w:rPr>
+                <w:rFonts w:ascii="Arial" w:hAnsi="Arial"/>
+                <w:b w:val="0"/>
+                <w:sz w:val="14"/>
+              </w:rPr>
+              <w:t>1.50%</w:t>
+            </w:r>
+          </w:p>
+        </w:tc>
+        <w:tc>
+          <w:tcPr>
+            <w:tcW w:type="dxa" w:w="1512"/>
+            <w:vAlign w:val="center"/>
+            <w:tcMar>
+              <w:top w:w="90" w:type="dxa"/>
+              <w:start w:w="110" w:type="dxa"/>
+              <w:bottom w:w="90" w:type="dxa"/>
+              <w:end w:w="110" w:type="dxa"/>
+            </w:tcMar>
+            <w:tcBorders>
+              <w:top w:val="single" w:sz="4" w:color="D9D9D9"/>
+              <w:left w:val="single" w:sz="4" w:color="D9D9D9"/>
+              <w:bottom w:val="single" w:sz="4" w:color="D9D9D9"/>
+              <w:right w:val="single" w:sz="4" w:color="D9D9D9"/>
+            </w:tcBorders>
+          </w:tcPr>
+          <w:p>
+            <w:pPr>
+              <w:spacing w:after="0" w:line="252" w:lineRule="auto"/>
+              <w:jc w:val="center"/>
+            </w:pPr>
+            <w:r/>
+            <w:r>
+              <w:rPr>
+                <w:rFonts w:ascii="Arial" w:hAnsi="Arial"/>
+                <w:b w:val="0"/>
+                <w:sz w:val="14"/>
+              </w:rPr>
+              <w:t>0.212</w:t>
+            </w:r>
+          </w:p>
+        </w:tc>
+        <w:tc>
+          <w:tcPr>
+            <w:tcW w:type="dxa" w:w="1800"/>
+            <w:vAlign w:val="center"/>
+            <w:tcMar>
+              <w:top w:w="90" w:type="dxa"/>
+              <w:start w:w="110" w:type="dxa"/>
+              <w:bottom w:w="90" w:type="dxa"/>
+              <w:end w:w="110" w:type="dxa"/>
+            </w:tcMar>
+            <w:tcBorders>
+              <w:top w:val="single" w:sz="4" w:color="D9D9D9"/>
+              <w:left w:val="single" w:sz="4" w:color="D9D9D9"/>
+              <w:bottom w:val="single" w:sz="4" w:color="D9D9D9"/>
+              <w:right w:val="single" w:sz="4" w:color="D9D9D9"/>
+            </w:tcBorders>
+          </w:tcPr>
+          <w:p>
+            <w:pPr>
+              <w:spacing w:after="0" w:line="252" w:lineRule="auto"/>
+              <w:jc w:val="center"/>
+            </w:pPr>
+            <w:r/>
+            <w:r>
+              <w:rPr>
+                <w:rFonts w:ascii="Arial" w:hAnsi="Arial"/>
+                <w:b w:val="0"/>
+                <w:sz w:val="14"/>
+              </w:rPr>
+              <w:t>1.01%</w:t>
+            </w:r>
+          </w:p>
+        </w:tc>
+      </w:tr>
+      <w:tr>
+        <w:trPr>
+          <w:cantSplit w:val="true"/>
+        </w:trPr>
+        <w:tc>
+          <w:tcPr>
+            <w:tcW w:type="dxa" w:w="1440"/>
+            <w:shd w:fill="F5F7F9"/>
+            <w:vAlign w:val="center"/>
+            <w:tcMar>
+              <w:top w:w="90" w:type="dxa"/>
+              <w:start w:w="110" w:type="dxa"/>
+              <w:bottom w:w="90" w:type="dxa"/>
+              <w:end w:w="110" w:type="dxa"/>
+            </w:tcMar>
+            <w:tcBorders>
+              <w:top w:val="single" w:sz="4" w:color="D9D9D9"/>
+              <w:left w:val="single" w:sz="4" w:color="D9D9D9"/>
+              <w:bottom w:val="single" w:sz="4" w:color="D9D9D9"/>
+              <w:right w:val="single" w:sz="4" w:color="D9D9D9"/>
+            </w:tcBorders>
+          </w:tcPr>
+          <w:p>
+            <w:pPr>
+              <w:spacing w:after="0" w:line="252" w:lineRule="auto"/>
+              <w:jc w:val="center"/>
+            </w:pPr>
+            <w:r/>
+            <w:r>
+              <w:rPr>
+                <w:rFonts w:ascii="Arial" w:hAnsi="Arial"/>
+                <w:b w:val="0"/>
+                <w:sz w:val="14"/>
+              </w:rPr>
+              <w:t>Simple RNN</w:t>
+            </w:r>
+          </w:p>
+        </w:tc>
+        <w:tc>
+          <w:tcPr>
+            <w:tcW w:type="dxa" w:w="691"/>
+            <w:shd w:fill="F5F7F9"/>
+            <w:vAlign w:val="center"/>
+            <w:tcMar>
+              <w:top w:w="90" w:type="dxa"/>
+              <w:start w:w="110" w:type="dxa"/>
+              <w:bottom w:w="90" w:type="dxa"/>
+              <w:end w:w="110" w:type="dxa"/>
+            </w:tcMar>
+            <w:tcBorders>
+              <w:top w:val="single" w:sz="4" w:color="D9D9D9"/>
+              <w:left w:val="single" w:sz="4" w:color="D9D9D9"/>
+              <w:bottom w:val="single" w:sz="4" w:color="D9D9D9"/>
+              <w:right w:val="single" w:sz="4" w:color="D9D9D9"/>
+            </w:tcBorders>
+          </w:tcPr>
+          <w:p>
+            <w:pPr>
+              <w:spacing w:after="0" w:line="252" w:lineRule="auto"/>
+              <w:jc w:val="center"/>
+            </w:pPr>
+            <w:r/>
+            <w:r>
+              <w:rPr>
+                <w:rFonts w:ascii="Arial" w:hAnsi="Arial"/>
+                <w:b w:val="0"/>
+                <w:sz w:val="14"/>
+              </w:rPr>
+              <w:t>0.5</w:t>
+            </w:r>
+          </w:p>
+        </w:tc>
+        <w:tc>
+          <w:tcPr>
+            <w:tcW w:type="dxa" w:w="1656"/>
+            <w:shd w:fill="F5F7F9"/>
+            <w:vAlign w:val="center"/>
+            <w:tcMar>
+              <w:top w:w="90" w:type="dxa"/>
+              <w:start w:w="110" w:type="dxa"/>
+              <w:bottom w:w="90" w:type="dxa"/>
+              <w:end w:w="110" w:type="dxa"/>
+            </w:tcMar>
+            <w:tcBorders>
+              <w:top w:val="single" w:sz="4" w:color="D9D9D9"/>
+              <w:left w:val="single" w:sz="4" w:color="D9D9D9"/>
+              <w:bottom w:val="single" w:sz="4" w:color="D9D9D9"/>
+              <w:right w:val="single" w:sz="4" w:color="D9D9D9"/>
+            </w:tcBorders>
+          </w:tcPr>
+          <w:p>
+            <w:pPr>
+              <w:spacing w:after="0" w:line="252" w:lineRule="auto"/>
+              <w:jc w:val="center"/>
+            </w:pPr>
+            <w:r/>
+            <w:r>
+              <w:rPr>
+                <w:rFonts w:ascii="Arial" w:hAnsi="Arial"/>
+                <w:b w:val="0"/>
+                <w:sz w:val="14"/>
+              </w:rPr>
+              <w:t>99.7%</w:t>
+            </w:r>
+          </w:p>
+        </w:tc>
+        <w:tc>
+          <w:tcPr>
+            <w:tcW w:type="dxa" w:w="1512"/>
+            <w:shd w:fill="F5F7F9"/>
+            <w:vAlign w:val="center"/>
+            <w:tcMar>
+              <w:top w:w="90" w:type="dxa"/>
+              <w:start w:w="110" w:type="dxa"/>
+              <w:bottom w:w="90" w:type="dxa"/>
+              <w:end w:w="110" w:type="dxa"/>
+            </w:tcMar>
+            <w:tcBorders>
+              <w:top w:val="single" w:sz="4" w:color="D9D9D9"/>
+              <w:left w:val="single" w:sz="4" w:color="D9D9D9"/>
+              <w:bottom w:val="single" w:sz="4" w:color="D9D9D9"/>
+              <w:right w:val="single" w:sz="4" w:color="D9D9D9"/>
+            </w:tcBorders>
+          </w:tcPr>
+          <w:p>
+            <w:pPr>
+              <w:spacing w:after="0" w:line="252" w:lineRule="auto"/>
+              <w:jc w:val="center"/>
+            </w:pPr>
+            <w:r/>
+            <w:r>
+              <w:rPr>
+                <w:rFonts w:ascii="Arial" w:hAnsi="Arial"/>
+                <w:b w:val="0"/>
+                <w:sz w:val="14"/>
+              </w:rPr>
+              <w:t>0.92%</w:t>
+            </w:r>
+          </w:p>
+        </w:tc>
+        <w:tc>
+          <w:tcPr>
+            <w:tcW w:type="dxa" w:w="1512"/>
+            <w:shd w:fill="F5F7F9"/>
+            <w:vAlign w:val="center"/>
+            <w:tcMar>
+              <w:top w:w="90" w:type="dxa"/>
+              <w:start w:w="110" w:type="dxa"/>
+              <w:bottom w:w="90" w:type="dxa"/>
+              <w:end w:w="110" w:type="dxa"/>
+            </w:tcMar>
+            <w:tcBorders>
+              <w:top w:val="single" w:sz="4" w:color="D9D9D9"/>
+              <w:left w:val="single" w:sz="4" w:color="D9D9D9"/>
+              <w:bottom w:val="single" w:sz="4" w:color="D9D9D9"/>
+              <w:right w:val="single" w:sz="4" w:color="D9D9D9"/>
+            </w:tcBorders>
+          </w:tcPr>
+          <w:p>
+            <w:pPr>
+              <w:spacing w:after="0" w:line="252" w:lineRule="auto"/>
+              <w:jc w:val="center"/>
+            </w:pPr>
+            <w:r/>
+            <w:r>
+              <w:rPr>
+                <w:rFonts w:ascii="Arial" w:hAnsi="Arial"/>
+                <w:b w:val="0"/>
+                <w:sz w:val="14"/>
+              </w:rPr>
+              <w:t>0.403</w:t>
+            </w:r>
+          </w:p>
+        </w:tc>
+        <w:tc>
+          <w:tcPr>
+            <w:tcW w:type="dxa" w:w="1800"/>
+            <w:shd w:fill="F5F7F9"/>
+            <w:vAlign w:val="center"/>
+            <w:tcMar>
+              <w:top w:w="90" w:type="dxa"/>
+              <w:start w:w="110" w:type="dxa"/>
+              <w:bottom w:w="90" w:type="dxa"/>
+              <w:end w:w="110" w:type="dxa"/>
+            </w:tcMar>
+            <w:tcBorders>
+              <w:top w:val="single" w:sz="4" w:color="D9D9D9"/>
+              <w:left w:val="single" w:sz="4" w:color="D9D9D9"/>
+              <w:bottom w:val="single" w:sz="4" w:color="D9D9D9"/>
+              <w:right w:val="single" w:sz="4" w:color="D9D9D9"/>
+            </w:tcBorders>
+          </w:tcPr>
+          <w:p>
+            <w:pPr>
+              <w:spacing w:after="0" w:line="252" w:lineRule="auto"/>
+              <w:jc w:val="center"/>
+            </w:pPr>
+            <w:r/>
+            <w:r>
+              <w:rPr>
+                <w:rFonts w:ascii="Arial" w:hAnsi="Arial"/>
+                <w:b w:val="0"/>
+                <w:sz w:val="14"/>
+              </w:rPr>
+              <w:t>0.22%</w:t>
+            </w:r>
+          </w:p>
+        </w:tc>
+      </w:tr>
+      <w:tr>
+        <w:trPr>
+          <w:cantSplit w:val="true"/>
+        </w:trPr>
+        <w:tc>
+          <w:tcPr>
+            <w:tcW w:type="dxa" w:w="1440"/>
+            <w:vAlign w:val="center"/>
+            <w:tcMar>
+              <w:top w:w="90" w:type="dxa"/>
+              <w:start w:w="110" w:type="dxa"/>
+              <w:bottom w:w="90" w:type="dxa"/>
+              <w:end w:w="110" w:type="dxa"/>
+            </w:tcMar>
+            <w:tcBorders>
+              <w:top w:val="single" w:sz="4" w:color="D9D9D9"/>
+              <w:left w:val="single" w:sz="4" w:color="D9D9D9"/>
+              <w:bottom w:val="single" w:sz="4" w:color="D9D9D9"/>
+              <w:right w:val="single" w:sz="4" w:color="D9D9D9"/>
+            </w:tcBorders>
+          </w:tcPr>
+          <w:p>
+            <w:pPr>
+              <w:spacing w:after="0" w:line="252" w:lineRule="auto"/>
+              <w:jc w:val="center"/>
+            </w:pPr>
+            <w:r/>
+            <w:r>
+              <w:rPr>
+                <w:rFonts w:ascii="Arial" w:hAnsi="Arial"/>
+                <w:b w:val="0"/>
+                <w:sz w:val="14"/>
+              </w:rPr>
+              <w:t>Simple RNN</w:t>
+            </w:r>
+          </w:p>
+        </w:tc>
+        <w:tc>
+          <w:tcPr>
+            <w:tcW w:type="dxa" w:w="691"/>
+            <w:vAlign w:val="center"/>
+            <w:tcMar>
+              <w:top w:w="90" w:type="dxa"/>
+              <w:start w:w="110" w:type="dxa"/>
+              <w:bottom w:w="90" w:type="dxa"/>
+              <w:end w:w="110" w:type="dxa"/>
+            </w:tcMar>
+            <w:tcBorders>
+              <w:top w:val="single" w:sz="4" w:color="D9D9D9"/>
+              <w:left w:val="single" w:sz="4" w:color="D9D9D9"/>
+              <w:bottom w:val="single" w:sz="4" w:color="D9D9D9"/>
+              <w:right w:val="single" w:sz="4" w:color="D9D9D9"/>
+            </w:tcBorders>
+          </w:tcPr>
+          <w:p>
+            <w:pPr>
+              <w:spacing w:after="0" w:line="252" w:lineRule="auto"/>
+              <w:jc w:val="center"/>
+            </w:pPr>
+            <w:r/>
+            <w:r>
+              <w:rPr>
+                <w:rFonts w:ascii="Arial" w:hAnsi="Arial"/>
+                <w:b w:val="0"/>
+                <w:sz w:val="14"/>
+              </w:rPr>
+              <w:t>1.0</w:t>
+            </w:r>
+          </w:p>
+        </w:tc>
+        <w:tc>
+          <w:tcPr>
+            <w:tcW w:type="dxa" w:w="1656"/>
+            <w:vAlign w:val="center"/>
+            <w:tcMar>
+              <w:top w:w="90" w:type="dxa"/>
+              <w:start w:w="110" w:type="dxa"/>
+              <w:bottom w:w="90" w:type="dxa"/>
+              <w:end w:w="110" w:type="dxa"/>
+            </w:tcMar>
+            <w:tcBorders>
+              <w:top w:val="single" w:sz="4" w:color="D9D9D9"/>
+              <w:left w:val="single" w:sz="4" w:color="D9D9D9"/>
+              <w:bottom w:val="single" w:sz="4" w:color="D9D9D9"/>
+              <w:right w:val="single" w:sz="4" w:color="D9D9D9"/>
+            </w:tcBorders>
+          </w:tcPr>
+          <w:p>
+            <w:pPr>
+              <w:spacing w:after="0" w:line="252" w:lineRule="auto"/>
+              <w:jc w:val="center"/>
+            </w:pPr>
+            <w:r/>
+            <w:r>
+              <w:rPr>
+                <w:rFonts w:ascii="Arial" w:hAnsi="Arial"/>
+                <w:b w:val="0"/>
+                <w:sz w:val="14"/>
+              </w:rPr>
+              <w:t>96.7%</w:t>
+            </w:r>
+          </w:p>
+        </w:tc>
+        <w:tc>
+          <w:tcPr>
+            <w:tcW w:type="dxa" w:w="1512"/>
+            <w:vAlign w:val="center"/>
+            <w:tcMar>
+              <w:top w:w="90" w:type="dxa"/>
+              <w:start w:w="110" w:type="dxa"/>
+              <w:bottom w:w="90" w:type="dxa"/>
+              <w:end w:w="110" w:type="dxa"/>
+            </w:tcMar>
+            <w:tcBorders>
+              <w:top w:val="single" w:sz="4" w:color="D9D9D9"/>
+              <w:left w:val="single" w:sz="4" w:color="D9D9D9"/>
+              <w:bottom w:val="single" w:sz="4" w:color="D9D9D9"/>
+              <w:right w:val="single" w:sz="4" w:color="D9D9D9"/>
+            </w:tcBorders>
+          </w:tcPr>
+          <w:p>
+            <w:pPr>
+              <w:spacing w:after="0" w:line="252" w:lineRule="auto"/>
+              <w:jc w:val="center"/>
+            </w:pPr>
+            <w:r/>
+            <w:r>
+              <w:rPr>
+                <w:rFonts w:ascii="Arial" w:hAnsi="Arial"/>
+                <w:b w:val="0"/>
+                <w:sz w:val="14"/>
+              </w:rPr>
+              <w:t>1.17%</w:t>
+            </w:r>
+          </w:p>
+        </w:tc>
+        <w:tc>
+          <w:tcPr>
+            <w:tcW w:type="dxa" w:w="1512"/>
+            <w:vAlign w:val="center"/>
+            <w:tcMar>
+              <w:top w:w="90" w:type="dxa"/>
+              <w:start w:w="110" w:type="dxa"/>
+              <w:bottom w:w="90" w:type="dxa"/>
+              <w:end w:w="110" w:type="dxa"/>
+            </w:tcMar>
+            <w:tcBorders>
+              <w:top w:val="single" w:sz="4" w:color="D9D9D9"/>
+              <w:left w:val="single" w:sz="4" w:color="D9D9D9"/>
+              <w:bottom w:val="single" w:sz="4" w:color="D9D9D9"/>
+              <w:right w:val="single" w:sz="4" w:color="D9D9D9"/>
+            </w:tcBorders>
+          </w:tcPr>
+          <w:p>
+            <w:pPr>
+              <w:spacing w:after="0" w:line="252" w:lineRule="auto"/>
+              <w:jc w:val="center"/>
+            </w:pPr>
+            <w:r/>
+            <w:r>
+              <w:rPr>
+                <w:rFonts w:ascii="Arial" w:hAnsi="Arial"/>
+                <w:b w:val="0"/>
+                <w:sz w:val="14"/>
+              </w:rPr>
+              <w:t>0.769</w:t>
+            </w:r>
+          </w:p>
+        </w:tc>
+        <w:tc>
+          <w:tcPr>
+            <w:tcW w:type="dxa" w:w="1800"/>
+            <w:vAlign w:val="center"/>
+            <w:tcMar>
+              <w:top w:w="90" w:type="dxa"/>
+              <w:start w:w="110" w:type="dxa"/>
+              <w:bottom w:w="90" w:type="dxa"/>
+              <w:end w:w="110" w:type="dxa"/>
+            </w:tcMar>
+            <w:tcBorders>
+              <w:top w:val="single" w:sz="4" w:color="D9D9D9"/>
+              <w:left w:val="single" w:sz="4" w:color="D9D9D9"/>
+              <w:bottom w:val="single" w:sz="4" w:color="D9D9D9"/>
+              <w:right w:val="single" w:sz="4" w:color="D9D9D9"/>
+            </w:tcBorders>
+          </w:tcPr>
+          <w:p>
+            <w:pPr>
+              <w:spacing w:after="0" w:line="252" w:lineRule="auto"/>
+              <w:jc w:val="center"/>
+            </w:pPr>
+            <w:r/>
+            <w:r>
+              <w:rPr>
+                <w:rFonts w:ascii="Arial" w:hAnsi="Arial"/>
+                <w:b w:val="0"/>
+                <w:sz w:val="14"/>
+              </w:rPr>
+              <w:t>0.00%</w:t>
+            </w:r>
+          </w:p>
+        </w:tc>
+      </w:tr>
+      <w:tr>
+        <w:trPr>
+          <w:cantSplit w:val="true"/>
+        </w:trPr>
+        <w:tc>
+          <w:tcPr>
+            <w:tcW w:type="dxa" w:w="1440"/>
+            <w:shd w:fill="F5F7F9"/>
+            <w:vAlign w:val="center"/>
+            <w:tcMar>
+              <w:top w:w="90" w:type="dxa"/>
+              <w:start w:w="110" w:type="dxa"/>
+              <w:bottom w:w="90" w:type="dxa"/>
+              <w:end w:w="110" w:type="dxa"/>
+            </w:tcMar>
+            <w:tcBorders>
+              <w:top w:val="single" w:sz="4" w:color="D9D9D9"/>
+              <w:left w:val="single" w:sz="4" w:color="D9D9D9"/>
+              <w:bottom w:val="single" w:sz="4" w:color="D9D9D9"/>
+              <w:right w:val="single" w:sz="4" w:color="D9D9D9"/>
+            </w:tcBorders>
+          </w:tcPr>
+          <w:p>
+            <w:pPr>
+              <w:spacing w:after="0" w:line="252" w:lineRule="auto"/>
+              <w:jc w:val="center"/>
+            </w:pPr>
+            <w:r/>
+            <w:r>
+              <w:rPr>
+                <w:rFonts w:ascii="Arial" w:hAnsi="Arial"/>
+                <w:b w:val="0"/>
+                <w:sz w:val="14"/>
+              </w:rPr>
+              <w:t>BiRNN</w:t>
+            </w:r>
+          </w:p>
+        </w:tc>
+        <w:tc>
+          <w:tcPr>
+            <w:tcW w:type="dxa" w:w="691"/>
+            <w:shd w:fill="F5F7F9"/>
+            <w:vAlign w:val="center"/>
+            <w:tcMar>
+              <w:top w:w="90" w:type="dxa"/>
+              <w:start w:w="110" w:type="dxa"/>
+              <w:bottom w:w="90" w:type="dxa"/>
+              <w:end w:w="110" w:type="dxa"/>
+            </w:tcMar>
+            <w:tcBorders>
+              <w:top w:val="single" w:sz="4" w:color="D9D9D9"/>
+              <w:left w:val="single" w:sz="4" w:color="D9D9D9"/>
+              <w:bottom w:val="single" w:sz="4" w:color="D9D9D9"/>
+              <w:right w:val="single" w:sz="4" w:color="D9D9D9"/>
+            </w:tcBorders>
+          </w:tcPr>
+          <w:p>
+            <w:pPr>
+              <w:spacing w:after="0" w:line="252" w:lineRule="auto"/>
+              <w:jc w:val="center"/>
+            </w:pPr>
+            <w:r/>
+            <w:r>
+              <w:rPr>
+                <w:rFonts w:ascii="Arial" w:hAnsi="Arial"/>
+                <w:b w:val="0"/>
+                <w:sz w:val="14"/>
+              </w:rPr>
+              <w:t>0.3</w:t>
+            </w:r>
+          </w:p>
+        </w:tc>
+        <w:tc>
+          <w:tcPr>
+            <w:tcW w:type="dxa" w:w="1656"/>
+            <w:shd w:fill="F5F7F9"/>
+            <w:vAlign w:val="center"/>
+            <w:tcMar>
+              <w:top w:w="90" w:type="dxa"/>
+              <w:start w:w="110" w:type="dxa"/>
+              <w:bottom w:w="90" w:type="dxa"/>
+              <w:end w:w="110" w:type="dxa"/>
+            </w:tcMar>
+            <w:tcBorders>
+              <w:top w:val="single" w:sz="4" w:color="D9D9D9"/>
+              <w:left w:val="single" w:sz="4" w:color="D9D9D9"/>
+              <w:bottom w:val="single" w:sz="4" w:color="D9D9D9"/>
+              <w:right w:val="single" w:sz="4" w:color="D9D9D9"/>
+            </w:tcBorders>
+          </w:tcPr>
+          <w:p>
+            <w:pPr>
+              <w:spacing w:after="0" w:line="252" w:lineRule="auto"/>
+              <w:jc w:val="center"/>
+            </w:pPr>
+            <w:r/>
+            <w:r>
+              <w:rPr>
+                <w:rFonts w:ascii="Arial" w:hAnsi="Arial"/>
+                <w:b w:val="0"/>
+                <w:sz w:val="14"/>
+              </w:rPr>
+              <w:t>87.3%</w:t>
+            </w:r>
+          </w:p>
+        </w:tc>
+        <w:tc>
+          <w:tcPr>
+            <w:tcW w:type="dxa" w:w="1512"/>
+            <w:shd w:fill="F5F7F9"/>
+            <w:vAlign w:val="center"/>
+            <w:tcMar>
+              <w:top w:w="90" w:type="dxa"/>
+              <w:start w:w="110" w:type="dxa"/>
+              <w:bottom w:w="90" w:type="dxa"/>
+              <w:end w:w="110" w:type="dxa"/>
+            </w:tcMar>
+            <w:tcBorders>
+              <w:top w:val="single" w:sz="4" w:color="D9D9D9"/>
+              <w:left w:val="single" w:sz="4" w:color="D9D9D9"/>
+              <w:bottom w:val="single" w:sz="4" w:color="D9D9D9"/>
+              <w:right w:val="single" w:sz="4" w:color="D9D9D9"/>
+            </w:tcBorders>
+          </w:tcPr>
+          <w:p>
+            <w:pPr>
+              <w:spacing w:after="0" w:line="252" w:lineRule="auto"/>
+              <w:jc w:val="center"/>
+            </w:pPr>
+            <w:r/>
+            <w:r>
+              <w:rPr>
+                <w:rFonts w:ascii="Arial" w:hAnsi="Arial"/>
+                <w:b w:val="0"/>
+                <w:sz w:val="14"/>
+              </w:rPr>
+              <w:t>1.33%</w:t>
+            </w:r>
+          </w:p>
+        </w:tc>
+        <w:tc>
+          <w:tcPr>
+            <w:tcW w:type="dxa" w:w="1512"/>
+            <w:shd w:fill="F5F7F9"/>
+            <w:vAlign w:val="center"/>
+            <w:tcMar>
+              <w:top w:w="90" w:type="dxa"/>
+              <w:start w:w="110" w:type="dxa"/>
+              <w:bottom w:w="90" w:type="dxa"/>
+              <w:end w:w="110" w:type="dxa"/>
+            </w:tcMar>
+            <w:tcBorders>
+              <w:top w:val="single" w:sz="4" w:color="D9D9D9"/>
+              <w:left w:val="single" w:sz="4" w:color="D9D9D9"/>
+              <w:bottom w:val="single" w:sz="4" w:color="D9D9D9"/>
+              <w:right w:val="single" w:sz="4" w:color="D9D9D9"/>
+            </w:tcBorders>
+          </w:tcPr>
+          <w:p>
+            <w:pPr>
+              <w:spacing w:after="0" w:line="252" w:lineRule="auto"/>
+              <w:jc w:val="center"/>
+            </w:pPr>
+            <w:r/>
+            <w:r>
+              <w:rPr>
+                <w:rFonts w:ascii="Arial" w:hAnsi="Arial"/>
+                <w:b w:val="0"/>
+                <w:sz w:val="14"/>
+              </w:rPr>
+              <w:t>0.248</w:t>
+            </w:r>
+          </w:p>
+        </w:tc>
+        <w:tc>
+          <w:tcPr>
+            <w:tcW w:type="dxa" w:w="1800"/>
+            <w:shd w:fill="F5F7F9"/>
+            <w:vAlign w:val="center"/>
+            <w:tcMar>
+              <w:top w:w="90" w:type="dxa"/>
+              <w:start w:w="110" w:type="dxa"/>
+              <w:bottom w:w="90" w:type="dxa"/>
+              <w:end w:w="110" w:type="dxa"/>
+            </w:tcMar>
+            <w:tcBorders>
+              <w:top w:val="single" w:sz="4" w:color="D9D9D9"/>
+              <w:left w:val="single" w:sz="4" w:color="D9D9D9"/>
+              <w:bottom w:val="single" w:sz="4" w:color="D9D9D9"/>
+              <w:right w:val="single" w:sz="4" w:color="D9D9D9"/>
+            </w:tcBorders>
+          </w:tcPr>
+          <w:p>
+            <w:pPr>
+              <w:spacing w:after="0" w:line="252" w:lineRule="auto"/>
+              <w:jc w:val="center"/>
+            </w:pPr>
+            <w:r/>
+            <w:r>
+              <w:rPr>
+                <w:rFonts w:ascii="Arial" w:hAnsi="Arial"/>
+                <w:b w:val="0"/>
+                <w:sz w:val="14"/>
+              </w:rPr>
+              <w:t>1.91%</w:t>
+            </w:r>
+          </w:p>
+        </w:tc>
+      </w:tr>
+      <w:tr>
+        <w:trPr>
+          <w:cantSplit w:val="true"/>
+        </w:trPr>
+        <w:tc>
+          <w:tcPr>
+            <w:tcW w:type="dxa" w:w="1440"/>
+            <w:vAlign w:val="center"/>
+            <w:tcMar>
+              <w:top w:w="90" w:type="dxa"/>
+              <w:start w:w="110" w:type="dxa"/>
+              <w:bottom w:w="90" w:type="dxa"/>
+              <w:end w:w="110" w:type="dxa"/>
+            </w:tcMar>
+            <w:tcBorders>
+              <w:top w:val="single" w:sz="4" w:color="D9D9D9"/>
+              <w:left w:val="single" w:sz="4" w:color="D9D9D9"/>
+              <w:bottom w:val="single" w:sz="4" w:color="D9D9D9"/>
+              <w:right w:val="single" w:sz="4" w:color="D9D9D9"/>
+            </w:tcBorders>
+          </w:tcPr>
+          <w:p>
+            <w:pPr>
+              <w:spacing w:after="0" w:line="252" w:lineRule="auto"/>
+              <w:jc w:val="center"/>
+            </w:pPr>
+            <w:r/>
+            <w:r>
+              <w:rPr>
+                <w:rFonts w:ascii="Arial" w:hAnsi="Arial"/>
+                <w:b w:val="0"/>
+                <w:sz w:val="14"/>
+              </w:rPr>
+              <w:t>BiRNN</w:t>
+            </w:r>
+          </w:p>
+        </w:tc>
+        <w:tc>
+          <w:tcPr>
+            <w:tcW w:type="dxa" w:w="691"/>
+            <w:vAlign w:val="center"/>
+            <w:tcMar>
+              <w:top w:w="90" w:type="dxa"/>
+              <w:start w:w="110" w:type="dxa"/>
+              <w:bottom w:w="90" w:type="dxa"/>
+              <w:end w:w="110" w:type="dxa"/>
+            </w:tcMar>
+            <w:tcBorders>
+              <w:top w:val="single" w:sz="4" w:color="D9D9D9"/>
+              <w:left w:val="single" w:sz="4" w:color="D9D9D9"/>
+              <w:bottom w:val="single" w:sz="4" w:color="D9D9D9"/>
+              <w:right w:val="single" w:sz="4" w:color="D9D9D9"/>
+            </w:tcBorders>
+          </w:tcPr>
+          <w:p>
+            <w:pPr>
+              <w:spacing w:after="0" w:line="252" w:lineRule="auto"/>
+              <w:jc w:val="center"/>
+            </w:pPr>
+            <w:r/>
+            <w:r>
+              <w:rPr>
+                <w:rFonts w:ascii="Arial" w:hAnsi="Arial"/>
+                <w:b w:val="0"/>
+                <w:sz w:val="14"/>
+              </w:rPr>
+              <w:t>0.5</w:t>
+            </w:r>
+          </w:p>
+        </w:tc>
+        <w:tc>
+          <w:tcPr>
+            <w:tcW w:type="dxa" w:w="1656"/>
+            <w:vAlign w:val="center"/>
+            <w:tcMar>
+              <w:top w:w="90" w:type="dxa"/>
+              <w:start w:w="110" w:type="dxa"/>
+              <w:bottom w:w="90" w:type="dxa"/>
+              <w:end w:w="110" w:type="dxa"/>
+            </w:tcMar>
+            <w:tcBorders>
+              <w:top w:val="single" w:sz="4" w:color="D9D9D9"/>
+              <w:left w:val="single" w:sz="4" w:color="D9D9D9"/>
+              <w:bottom w:val="single" w:sz="4" w:color="D9D9D9"/>
+              <w:right w:val="single" w:sz="4" w:color="D9D9D9"/>
+            </w:tcBorders>
+          </w:tcPr>
+          <w:p>
+            <w:pPr>
+              <w:spacing w:after="0" w:line="252" w:lineRule="auto"/>
+              <w:jc w:val="center"/>
+            </w:pPr>
+            <w:r/>
+            <w:r>
+              <w:rPr>
+                <w:rFonts w:ascii="Arial" w:hAnsi="Arial"/>
+                <w:b w:val="0"/>
+                <w:sz w:val="14"/>
+              </w:rPr>
+              <w:t>90.0%</w:t>
+            </w:r>
+          </w:p>
+        </w:tc>
+        <w:tc>
+          <w:tcPr>
+            <w:tcW w:type="dxa" w:w="1512"/>
+            <w:vAlign w:val="center"/>
+            <w:tcMar>
+              <w:top w:w="90" w:type="dxa"/>
+              <w:start w:w="110" w:type="dxa"/>
+              <w:bottom w:w="90" w:type="dxa"/>
+              <w:end w:w="110" w:type="dxa"/>
+            </w:tcMar>
+            <w:tcBorders>
+              <w:top w:val="single" w:sz="4" w:color="D9D9D9"/>
+              <w:left w:val="single" w:sz="4" w:color="D9D9D9"/>
+              <w:bottom w:val="single" w:sz="4" w:color="D9D9D9"/>
+              <w:right w:val="single" w:sz="4" w:color="D9D9D9"/>
+            </w:tcBorders>
+          </w:tcPr>
+          <w:p>
+            <w:pPr>
+              <w:spacing w:after="0" w:line="252" w:lineRule="auto"/>
+              <w:jc w:val="center"/>
+            </w:pPr>
+            <w:r/>
+            <w:r>
+              <w:rPr>
+                <w:rFonts w:ascii="Arial" w:hAnsi="Arial"/>
+                <w:b w:val="0"/>
+                <w:sz w:val="14"/>
+              </w:rPr>
+              <w:t>1.25%</w:t>
+            </w:r>
+          </w:p>
+        </w:tc>
+        <w:tc>
+          <w:tcPr>
+            <w:tcW w:type="dxa" w:w="1512"/>
+            <w:vAlign w:val="center"/>
+            <w:tcMar>
+              <w:top w:w="90" w:type="dxa"/>
+              <w:start w:w="110" w:type="dxa"/>
+              <w:bottom w:w="90" w:type="dxa"/>
+              <w:end w:w="110" w:type="dxa"/>
+            </w:tcMar>
+            <w:tcBorders>
+              <w:top w:val="single" w:sz="4" w:color="D9D9D9"/>
+              <w:left w:val="single" w:sz="4" w:color="D9D9D9"/>
+              <w:bottom w:val="single" w:sz="4" w:color="D9D9D9"/>
+              <w:right w:val="single" w:sz="4" w:color="D9D9D9"/>
+            </w:tcBorders>
+          </w:tcPr>
+          <w:p>
+            <w:pPr>
+              <w:spacing w:after="0" w:line="252" w:lineRule="auto"/>
+              <w:jc w:val="center"/>
+            </w:pPr>
+            <w:r/>
+            <w:r>
+              <w:rPr>
+                <w:rFonts w:ascii="Arial" w:hAnsi="Arial"/>
+                <w:b w:val="0"/>
+                <w:sz w:val="14"/>
+              </w:rPr>
+              <w:t>0.433</w:t>
+            </w:r>
+          </w:p>
+        </w:tc>
+        <w:tc>
+          <w:tcPr>
+            <w:tcW w:type="dxa" w:w="1800"/>
+            <w:vAlign w:val="center"/>
+            <w:tcMar>
+              <w:top w:w="90" w:type="dxa"/>
+              <w:start w:w="110" w:type="dxa"/>
+              <w:bottom w:w="90" w:type="dxa"/>
+              <w:end w:w="110" w:type="dxa"/>
+            </w:tcMar>
+            <w:tcBorders>
+              <w:top w:val="single" w:sz="4" w:color="D9D9D9"/>
+              <w:left w:val="single" w:sz="4" w:color="D9D9D9"/>
+              <w:bottom w:val="single" w:sz="4" w:color="D9D9D9"/>
+              <w:right w:val="single" w:sz="4" w:color="D9D9D9"/>
+            </w:tcBorders>
+          </w:tcPr>
+          <w:p>
+            <w:pPr>
+              <w:spacing w:after="0" w:line="252" w:lineRule="auto"/>
+              <w:jc w:val="center"/>
+            </w:pPr>
+            <w:r/>
+            <w:r>
+              <w:rPr>
+                <w:rFonts w:ascii="Arial" w:hAnsi="Arial"/>
+                <w:b w:val="0"/>
+                <w:sz w:val="14"/>
+              </w:rPr>
+              <w:t>0.31%</w:t>
+            </w:r>
+          </w:p>
+        </w:tc>
+      </w:tr>
+      <w:tr>
+        <w:trPr>
+          <w:cantSplit w:val="true"/>
+        </w:trPr>
+        <w:tc>
+          <w:tcPr>
+            <w:tcW w:type="dxa" w:w="1440"/>
+            <w:shd w:fill="F5F7F9"/>
+            <w:vAlign w:val="center"/>
+            <w:tcMar>
+              <w:top w:w="90" w:type="dxa"/>
+              <w:start w:w="110" w:type="dxa"/>
+              <w:bottom w:w="90" w:type="dxa"/>
+              <w:end w:w="110" w:type="dxa"/>
+            </w:tcMar>
+            <w:tcBorders>
+              <w:top w:val="single" w:sz="4" w:color="D9D9D9"/>
+              <w:left w:val="single" w:sz="4" w:color="D9D9D9"/>
+              <w:bottom w:val="single" w:sz="4" w:color="D9D9D9"/>
+              <w:right w:val="single" w:sz="4" w:color="D9D9D9"/>
+            </w:tcBorders>
+          </w:tcPr>
+          <w:p>
+            <w:pPr>
+              <w:spacing w:after="0" w:line="252" w:lineRule="auto"/>
+              <w:jc w:val="center"/>
+            </w:pPr>
+            <w:r/>
+            <w:r>
+              <w:rPr>
+                <w:rFonts w:ascii="Arial" w:hAnsi="Arial"/>
+                <w:b w:val="0"/>
+                <w:sz w:val="14"/>
+              </w:rPr>
+              <w:t>BiRNN</w:t>
+            </w:r>
+          </w:p>
+        </w:tc>
+        <w:tc>
+          <w:tcPr>
+            <w:tcW w:type="dxa" w:w="691"/>
+            <w:shd w:fill="F5F7F9"/>
+            <w:vAlign w:val="center"/>
+            <w:tcMar>
+              <w:top w:w="90" w:type="dxa"/>
+              <w:start w:w="110" w:type="dxa"/>
+              <w:bottom w:w="90" w:type="dxa"/>
+              <w:end w:w="110" w:type="dxa"/>
+            </w:tcMar>
+            <w:tcBorders>
+              <w:top w:val="single" w:sz="4" w:color="D9D9D9"/>
+              <w:left w:val="single" w:sz="4" w:color="D9D9D9"/>
+              <w:bottom w:val="single" w:sz="4" w:color="D9D9D9"/>
+              <w:right w:val="single" w:sz="4" w:color="D9D9D9"/>
+            </w:tcBorders>
+          </w:tcPr>
+          <w:p>
+            <w:pPr>
+              <w:spacing w:after="0" w:line="252" w:lineRule="auto"/>
+              <w:jc w:val="center"/>
+            </w:pPr>
+            <w:r/>
+            <w:r>
+              <w:rPr>
+                <w:rFonts w:ascii="Arial" w:hAnsi="Arial"/>
+                <w:b w:val="0"/>
+                <w:sz w:val="14"/>
+              </w:rPr>
+              <w:t>1.0</w:t>
+            </w:r>
+          </w:p>
+        </w:tc>
+        <w:tc>
+          <w:tcPr>
+            <w:tcW w:type="dxa" w:w="1656"/>
+            <w:shd w:fill="F5F7F9"/>
+            <w:vAlign w:val="center"/>
+            <w:tcMar>
+              <w:top w:w="90" w:type="dxa"/>
+              <w:start w:w="110" w:type="dxa"/>
+              <w:bottom w:w="90" w:type="dxa"/>
+              <w:end w:w="110" w:type="dxa"/>
+            </w:tcMar>
+            <w:tcBorders>
+              <w:top w:val="single" w:sz="4" w:color="D9D9D9"/>
+              <w:left w:val="single" w:sz="4" w:color="D9D9D9"/>
+              <w:bottom w:val="single" w:sz="4" w:color="D9D9D9"/>
+              <w:right w:val="single" w:sz="4" w:color="D9D9D9"/>
+            </w:tcBorders>
+          </w:tcPr>
+          <w:p>
+            <w:pPr>
+              <w:spacing w:after="0" w:line="252" w:lineRule="auto"/>
+              <w:jc w:val="center"/>
+            </w:pPr>
+            <w:r/>
+            <w:r>
+              <w:rPr>
+                <w:rFonts w:ascii="Arial" w:hAnsi="Arial"/>
+                <w:b w:val="0"/>
+                <w:sz w:val="14"/>
+              </w:rPr>
+              <w:t>91.7%</w:t>
+            </w:r>
+          </w:p>
+        </w:tc>
+        <w:tc>
+          <w:tcPr>
+            <w:tcW w:type="dxa" w:w="1512"/>
+            <w:shd w:fill="F5F7F9"/>
+            <w:vAlign w:val="center"/>
+            <w:tcMar>
+              <w:top w:w="90" w:type="dxa"/>
+              <w:start w:w="110" w:type="dxa"/>
+              <w:bottom w:w="90" w:type="dxa"/>
+              <w:end w:w="110" w:type="dxa"/>
+            </w:tcMar>
+            <w:tcBorders>
+              <w:top w:val="single" w:sz="4" w:color="D9D9D9"/>
+              <w:left w:val="single" w:sz="4" w:color="D9D9D9"/>
+              <w:bottom w:val="single" w:sz="4" w:color="D9D9D9"/>
+              <w:right w:val="single" w:sz="4" w:color="D9D9D9"/>
+            </w:tcBorders>
+          </w:tcPr>
+          <w:p>
+            <w:pPr>
+              <w:spacing w:after="0" w:line="252" w:lineRule="auto"/>
+              <w:jc w:val="center"/>
+            </w:pPr>
+            <w:r/>
+            <w:r>
+              <w:rPr>
+                <w:rFonts w:ascii="Arial" w:hAnsi="Arial"/>
+                <w:b w:val="0"/>
+                <w:sz w:val="14"/>
+              </w:rPr>
+              <w:t>0.92%</w:t>
+            </w:r>
+          </w:p>
+        </w:tc>
+        <w:tc>
+          <w:tcPr>
+            <w:tcW w:type="dxa" w:w="1512"/>
+            <w:shd w:fill="F5F7F9"/>
+            <w:vAlign w:val="center"/>
+            <w:tcMar>
+              <w:top w:w="90" w:type="dxa"/>
+              <w:start w:w="110" w:type="dxa"/>
+              <w:bottom w:w="90" w:type="dxa"/>
+              <w:end w:w="110" w:type="dxa"/>
+            </w:tcMar>
+            <w:tcBorders>
+              <w:top w:val="single" w:sz="4" w:color="D9D9D9"/>
+              <w:left w:val="single" w:sz="4" w:color="D9D9D9"/>
+              <w:bottom w:val="single" w:sz="4" w:color="D9D9D9"/>
+              <w:right w:val="single" w:sz="4" w:color="D9D9D9"/>
+            </w:tcBorders>
+          </w:tcPr>
+          <w:p>
+            <w:pPr>
+              <w:spacing w:after="0" w:line="252" w:lineRule="auto"/>
+              <w:jc w:val="center"/>
+            </w:pPr>
+            <w:r/>
+            <w:r>
+              <w:rPr>
+                <w:rFonts w:ascii="Arial" w:hAnsi="Arial"/>
+                <w:b w:val="0"/>
+                <w:sz w:val="14"/>
+              </w:rPr>
+              <w:t>0.768</w:t>
+            </w:r>
+          </w:p>
+        </w:tc>
+        <w:tc>
+          <w:tcPr>
+            <w:tcW w:type="dxa" w:w="1800"/>
+            <w:shd w:fill="F5F7F9"/>
+            <w:vAlign w:val="center"/>
+            <w:tcMar>
+              <w:top w:w="90" w:type="dxa"/>
+              <w:start w:w="110" w:type="dxa"/>
+              <w:bottom w:w="90" w:type="dxa"/>
+              <w:end w:w="110" w:type="dxa"/>
+            </w:tcMar>
+            <w:tcBorders>
+              <w:top w:val="single" w:sz="4" w:color="D9D9D9"/>
+              <w:left w:val="single" w:sz="4" w:color="D9D9D9"/>
+              <w:bottom w:val="single" w:sz="4" w:color="D9D9D9"/>
+              <w:right w:val="single" w:sz="4" w:color="D9D9D9"/>
+            </w:tcBorders>
+          </w:tcPr>
+          <w:p>
+            <w:pPr>
+              <w:spacing w:after="0" w:line="252" w:lineRule="auto"/>
+              <w:jc w:val="center"/>
+            </w:pPr>
+            <w:r/>
+            <w:r>
+              <w:rPr>
+                <w:rFonts w:ascii="Arial" w:hAnsi="Arial"/>
+                <w:b w:val="0"/>
+                <w:sz w:val="14"/>
+              </w:rPr>
+              <w:t>0.01%</w:t>
+            </w:r>
+          </w:p>
+        </w:tc>
+      </w:tr>
+      <w:tr>
+        <w:trPr>
+          <w:cantSplit w:val="true"/>
+        </w:trPr>
+        <w:tc>
+          <w:tcPr>
+            <w:tcW w:type="dxa" w:w="1440"/>
+            <w:vAlign w:val="center"/>
+            <w:tcMar>
+              <w:top w:w="90" w:type="dxa"/>
+              <w:start w:w="110" w:type="dxa"/>
+              <w:bottom w:w="90" w:type="dxa"/>
+              <w:end w:w="110" w:type="dxa"/>
+            </w:tcMar>
+            <w:tcBorders>
+              <w:top w:val="single" w:sz="4" w:color="D9D9D9"/>
+              <w:left w:val="single" w:sz="4" w:color="D9D9D9"/>
+              <w:bottom w:val="single" w:sz="4" w:color="D9D9D9"/>
+              <w:right w:val="single" w:sz="4" w:color="D9D9D9"/>
+            </w:tcBorders>
+          </w:tcPr>
+          <w:p>
+            <w:pPr>
+              <w:spacing w:after="0" w:line="252" w:lineRule="auto"/>
+              <w:jc w:val="center"/>
+            </w:pPr>
+            <w:r/>
+            <w:r>
+              <w:rPr>
+                <w:rFonts w:ascii="Arial" w:hAnsi="Arial"/>
+                <w:b w:val="0"/>
+                <w:sz w:val="14"/>
+              </w:rPr>
+              <w:t>LSTM</w:t>
+            </w:r>
+          </w:p>
+        </w:tc>
+        <w:tc>
+          <w:tcPr>
+            <w:tcW w:type="dxa" w:w="691"/>
+            <w:vAlign w:val="center"/>
+            <w:tcMar>
+              <w:top w:w="90" w:type="dxa"/>
+              <w:start w:w="110" w:type="dxa"/>
+              <w:bottom w:w="90" w:type="dxa"/>
+              <w:end w:w="110" w:type="dxa"/>
+            </w:tcMar>
+            <w:tcBorders>
+              <w:top w:val="single" w:sz="4" w:color="D9D9D9"/>
+              <w:left w:val="single" w:sz="4" w:color="D9D9D9"/>
+              <w:bottom w:val="single" w:sz="4" w:color="D9D9D9"/>
+              <w:right w:val="single" w:sz="4" w:color="D9D9D9"/>
+            </w:tcBorders>
+          </w:tcPr>
+          <w:p>
+            <w:pPr>
+              <w:spacing w:after="0" w:line="252" w:lineRule="auto"/>
+              <w:jc w:val="center"/>
+            </w:pPr>
+            <w:r/>
+            <w:r>
+              <w:rPr>
+                <w:rFonts w:ascii="Arial" w:hAnsi="Arial"/>
+                <w:b w:val="0"/>
+                <w:sz w:val="14"/>
+              </w:rPr>
+              <w:t>0.3</w:t>
+            </w:r>
+          </w:p>
+        </w:tc>
+        <w:tc>
+          <w:tcPr>
+            <w:tcW w:type="dxa" w:w="1656"/>
+            <w:vAlign w:val="center"/>
+            <w:tcMar>
+              <w:top w:w="90" w:type="dxa"/>
+              <w:start w:w="110" w:type="dxa"/>
+              <w:bottom w:w="90" w:type="dxa"/>
+              <w:end w:w="110" w:type="dxa"/>
+            </w:tcMar>
+            <w:tcBorders>
+              <w:top w:val="single" w:sz="4" w:color="D9D9D9"/>
+              <w:left w:val="single" w:sz="4" w:color="D9D9D9"/>
+              <w:bottom w:val="single" w:sz="4" w:color="D9D9D9"/>
+              <w:right w:val="single" w:sz="4" w:color="D9D9D9"/>
+            </w:tcBorders>
+          </w:tcPr>
+          <w:p>
+            <w:pPr>
+              <w:spacing w:after="0" w:line="252" w:lineRule="auto"/>
+              <w:jc w:val="center"/>
+            </w:pPr>
+            <w:r/>
+            <w:r>
+              <w:rPr>
+                <w:rFonts w:ascii="Arial" w:hAnsi="Arial"/>
+                <w:b w:val="0"/>
+                <w:sz w:val="14"/>
+              </w:rPr>
+              <w:t>100.0%</w:t>
+            </w:r>
+          </w:p>
+        </w:tc>
+        <w:tc>
+          <w:tcPr>
+            <w:tcW w:type="dxa" w:w="1512"/>
+            <w:vAlign w:val="center"/>
+            <w:tcMar>
+              <w:top w:w="90" w:type="dxa"/>
+              <w:start w:w="110" w:type="dxa"/>
+              <w:bottom w:w="90" w:type="dxa"/>
+              <w:end w:w="110" w:type="dxa"/>
+            </w:tcMar>
+            <w:tcBorders>
+              <w:top w:val="single" w:sz="4" w:color="D9D9D9"/>
+              <w:left w:val="single" w:sz="4" w:color="D9D9D9"/>
+              <w:bottom w:val="single" w:sz="4" w:color="D9D9D9"/>
+              <w:right w:val="single" w:sz="4" w:color="D9D9D9"/>
+            </w:tcBorders>
+          </w:tcPr>
+          <w:p>
+            <w:pPr>
+              <w:spacing w:after="0" w:line="252" w:lineRule="auto"/>
+              <w:jc w:val="center"/>
+            </w:pPr>
+            <w:r/>
+            <w:r>
+              <w:rPr>
+                <w:rFonts w:ascii="Arial" w:hAnsi="Arial"/>
+                <w:b w:val="0"/>
+                <w:sz w:val="14"/>
+              </w:rPr>
+              <w:t>2.58%</w:t>
+            </w:r>
+          </w:p>
+        </w:tc>
+        <w:tc>
+          <w:tcPr>
+            <w:tcW w:type="dxa" w:w="1512"/>
+            <w:vAlign w:val="center"/>
+            <w:tcMar>
+              <w:top w:w="90" w:type="dxa"/>
+              <w:start w:w="110" w:type="dxa"/>
+              <w:bottom w:w="90" w:type="dxa"/>
+              <w:end w:w="110" w:type="dxa"/>
+            </w:tcMar>
+            <w:tcBorders>
+              <w:top w:val="single" w:sz="4" w:color="D9D9D9"/>
+              <w:left w:val="single" w:sz="4" w:color="D9D9D9"/>
+              <w:bottom w:val="single" w:sz="4" w:color="D9D9D9"/>
+              <w:right w:val="single" w:sz="4" w:color="D9D9D9"/>
+            </w:tcBorders>
+          </w:tcPr>
+          <w:p>
+            <w:pPr>
+              <w:spacing w:after="0" w:line="252" w:lineRule="auto"/>
+              <w:jc w:val="center"/>
+            </w:pPr>
+            <w:r/>
+            <w:r>
+              <w:rPr>
+                <w:rFonts w:ascii="Arial" w:hAnsi="Arial"/>
+                <w:b w:val="0"/>
+                <w:sz w:val="14"/>
+              </w:rPr>
+              <w:t>0.237</w:t>
+            </w:r>
+          </w:p>
+        </w:tc>
+        <w:tc>
+          <w:tcPr>
+            <w:tcW w:type="dxa" w:w="1800"/>
+            <w:vAlign w:val="center"/>
+            <w:tcMar>
+              <w:top w:w="90" w:type="dxa"/>
+              <w:start w:w="110" w:type="dxa"/>
+              <w:bottom w:w="90" w:type="dxa"/>
+              <w:end w:w="110" w:type="dxa"/>
+            </w:tcMar>
+            <w:tcBorders>
+              <w:top w:val="single" w:sz="4" w:color="D9D9D9"/>
+              <w:left w:val="single" w:sz="4" w:color="D9D9D9"/>
+              <w:bottom w:val="single" w:sz="4" w:color="D9D9D9"/>
+              <w:right w:val="single" w:sz="4" w:color="D9D9D9"/>
+            </w:tcBorders>
+          </w:tcPr>
+          <w:p>
+            <w:pPr>
+              <w:spacing w:after="0" w:line="252" w:lineRule="auto"/>
+              <w:jc w:val="center"/>
+            </w:pPr>
+            <w:r/>
+            <w:r>
+              <w:rPr>
+                <w:rFonts w:ascii="Arial" w:hAnsi="Arial"/>
+                <w:b w:val="0"/>
+                <w:sz w:val="14"/>
+              </w:rPr>
+              <w:t>1.64%</w:t>
+            </w:r>
+          </w:p>
+        </w:tc>
+      </w:tr>
+      <w:tr>
+        <w:trPr>
+          <w:cantSplit w:val="true"/>
+        </w:trPr>
+        <w:tc>
+          <w:tcPr>
+            <w:tcW w:type="dxa" w:w="1440"/>
+            <w:shd w:fill="F5F7F9"/>
+            <w:vAlign w:val="center"/>
+            <w:tcMar>
+              <w:top w:w="90" w:type="dxa"/>
+              <w:start w:w="110" w:type="dxa"/>
+              <w:bottom w:w="90" w:type="dxa"/>
+              <w:end w:w="110" w:type="dxa"/>
+            </w:tcMar>
+            <w:tcBorders>
+              <w:top w:val="single" w:sz="4" w:color="D9D9D9"/>
+              <w:left w:val="single" w:sz="4" w:color="D9D9D9"/>
+              <w:bottom w:val="single" w:sz="4" w:color="D9D9D9"/>
+              <w:right w:val="single" w:sz="4" w:color="D9D9D9"/>
+            </w:tcBorders>
+          </w:tcPr>
+          <w:p>
+            <w:pPr>
+              <w:spacing w:after="0" w:line="252" w:lineRule="auto"/>
+              <w:jc w:val="center"/>
+            </w:pPr>
+            <w:r/>
+            <w:r>
+              <w:rPr>
+                <w:rFonts w:ascii="Arial" w:hAnsi="Arial"/>
+                <w:b w:val="0"/>
+                <w:sz w:val="14"/>
+              </w:rPr>
+              <w:t>LSTM</w:t>
+            </w:r>
+          </w:p>
+        </w:tc>
+        <w:tc>
+          <w:tcPr>
+            <w:tcW w:type="dxa" w:w="691"/>
+            <w:shd w:fill="F5F7F9"/>
+            <w:vAlign w:val="center"/>
+            <w:tcMar>
+              <w:top w:w="90" w:type="dxa"/>
+              <w:start w:w="110" w:type="dxa"/>
+              <w:bottom w:w="90" w:type="dxa"/>
+              <w:end w:w="110" w:type="dxa"/>
+            </w:tcMar>
+            <w:tcBorders>
+              <w:top w:val="single" w:sz="4" w:color="D9D9D9"/>
+              <w:left w:val="single" w:sz="4" w:color="D9D9D9"/>
+              <w:bottom w:val="single" w:sz="4" w:color="D9D9D9"/>
+              <w:right w:val="single" w:sz="4" w:color="D9D9D9"/>
+            </w:tcBorders>
+          </w:tcPr>
+          <w:p>
+            <w:pPr>
+              <w:spacing w:after="0" w:line="252" w:lineRule="auto"/>
+              <w:jc w:val="center"/>
+            </w:pPr>
+            <w:r/>
+            <w:r>
+              <w:rPr>
+                <w:rFonts w:ascii="Arial" w:hAnsi="Arial"/>
+                <w:b w:val="0"/>
+                <w:sz w:val="14"/>
+              </w:rPr>
+              <w:t>0.5</w:t>
+            </w:r>
+          </w:p>
+        </w:tc>
+        <w:tc>
+          <w:tcPr>
+            <w:tcW w:type="dxa" w:w="1656"/>
+            <w:shd w:fill="F5F7F9"/>
+            <w:vAlign w:val="center"/>
+            <w:tcMar>
+              <w:top w:w="90" w:type="dxa"/>
+              <w:start w:w="110" w:type="dxa"/>
+              <w:bottom w:w="90" w:type="dxa"/>
+              <w:end w:w="110" w:type="dxa"/>
+            </w:tcMar>
+            <w:tcBorders>
+              <w:top w:val="single" w:sz="4" w:color="D9D9D9"/>
+              <w:left w:val="single" w:sz="4" w:color="D9D9D9"/>
+              <w:bottom w:val="single" w:sz="4" w:color="D9D9D9"/>
+              <w:right w:val="single" w:sz="4" w:color="D9D9D9"/>
+            </w:tcBorders>
+          </w:tcPr>
+          <w:p>
+            <w:pPr>
+              <w:spacing w:after="0" w:line="252" w:lineRule="auto"/>
+              <w:jc w:val="center"/>
+            </w:pPr>
+            <w:r/>
+            <w:r>
+              <w:rPr>
+                <w:rFonts w:ascii="Arial" w:hAnsi="Arial"/>
+                <w:b w:val="0"/>
+                <w:sz w:val="14"/>
+              </w:rPr>
+              <w:t>100.0%</w:t>
+            </w:r>
+          </w:p>
+        </w:tc>
+        <w:tc>
+          <w:tcPr>
+            <w:tcW w:type="dxa" w:w="1512"/>
+            <w:shd w:fill="F5F7F9"/>
+            <w:vAlign w:val="center"/>
+            <w:tcMar>
+              <w:top w:w="90" w:type="dxa"/>
+              <w:start w:w="110" w:type="dxa"/>
+              <w:bottom w:w="90" w:type="dxa"/>
+              <w:end w:w="110" w:type="dxa"/>
+            </w:tcMar>
+            <w:tcBorders>
+              <w:top w:val="single" w:sz="4" w:color="D9D9D9"/>
+              <w:left w:val="single" w:sz="4" w:color="D9D9D9"/>
+              <w:bottom w:val="single" w:sz="4" w:color="D9D9D9"/>
+              <w:right w:val="single" w:sz="4" w:color="D9D9D9"/>
+            </w:tcBorders>
+          </w:tcPr>
+          <w:p>
+            <w:pPr>
+              <w:spacing w:after="0" w:line="252" w:lineRule="auto"/>
+              <w:jc w:val="center"/>
+            </w:pPr>
+            <w:r/>
+            <w:r>
+              <w:rPr>
+                <w:rFonts w:ascii="Arial" w:hAnsi="Arial"/>
+                <w:b w:val="0"/>
+                <w:sz w:val="14"/>
+              </w:rPr>
+              <w:t>2.25%</w:t>
+            </w:r>
+          </w:p>
+        </w:tc>
+        <w:tc>
+          <w:tcPr>
+            <w:tcW w:type="dxa" w:w="1512"/>
+            <w:shd w:fill="F5F7F9"/>
+            <w:vAlign w:val="center"/>
+            <w:tcMar>
+              <w:top w:w="90" w:type="dxa"/>
+              <w:start w:w="110" w:type="dxa"/>
+              <w:bottom w:w="90" w:type="dxa"/>
+              <w:end w:w="110" w:type="dxa"/>
+            </w:tcMar>
+            <w:tcBorders>
+              <w:top w:val="single" w:sz="4" w:color="D9D9D9"/>
+              <w:left w:val="single" w:sz="4" w:color="D9D9D9"/>
+              <w:bottom w:val="single" w:sz="4" w:color="D9D9D9"/>
+              <w:right w:val="single" w:sz="4" w:color="D9D9D9"/>
+            </w:tcBorders>
+          </w:tcPr>
+          <w:p>
+            <w:pPr>
+              <w:spacing w:after="0" w:line="252" w:lineRule="auto"/>
+              <w:jc w:val="center"/>
+            </w:pPr>
+            <w:r/>
+            <w:r>
+              <w:rPr>
+                <w:rFonts w:ascii="Arial" w:hAnsi="Arial"/>
+                <w:b w:val="0"/>
+                <w:sz w:val="14"/>
+              </w:rPr>
+              <w:t>0.426</w:t>
+            </w:r>
+          </w:p>
+        </w:tc>
+        <w:tc>
+          <w:tcPr>
+            <w:tcW w:type="dxa" w:w="1800"/>
+            <w:shd w:fill="F5F7F9"/>
+            <w:vAlign w:val="center"/>
+            <w:tcMar>
+              <w:top w:w="90" w:type="dxa"/>
+              <w:start w:w="110" w:type="dxa"/>
+              <w:bottom w:w="90" w:type="dxa"/>
+              <w:end w:w="110" w:type="dxa"/>
+            </w:tcMar>
+            <w:tcBorders>
+              <w:top w:val="single" w:sz="4" w:color="D9D9D9"/>
+              <w:left w:val="single" w:sz="4" w:color="D9D9D9"/>
+              <w:bottom w:val="single" w:sz="4" w:color="D9D9D9"/>
+              <w:right w:val="single" w:sz="4" w:color="D9D9D9"/>
+            </w:tcBorders>
+          </w:tcPr>
+          <w:p>
+            <w:pPr>
+              <w:spacing w:after="0" w:line="252" w:lineRule="auto"/>
+              <w:jc w:val="center"/>
+            </w:pPr>
+            <w:r/>
+            <w:r>
+              <w:rPr>
+                <w:rFonts w:ascii="Arial" w:hAnsi="Arial"/>
+                <w:b w:val="0"/>
+                <w:sz w:val="14"/>
+              </w:rPr>
+              <w:t>0.25%</w:t>
+            </w:r>
+          </w:p>
+        </w:tc>
+      </w:tr>
+      <w:tr>
+        <w:trPr>
+          <w:cantSplit w:val="true"/>
+        </w:trPr>
+        <w:tc>
+          <w:tcPr>
+            <w:tcW w:type="dxa" w:w="1440"/>
+            <w:vAlign w:val="center"/>
+            <w:tcMar>
+              <w:top w:w="90" w:type="dxa"/>
+              <w:start w:w="110" w:type="dxa"/>
+              <w:bottom w:w="90" w:type="dxa"/>
+              <w:end w:w="110" w:type="dxa"/>
+            </w:tcMar>
+            <w:tcBorders>
+              <w:top w:val="single" w:sz="4" w:color="D9D9D9"/>
+              <w:left w:val="single" w:sz="4" w:color="D9D9D9"/>
+              <w:bottom w:val="single" w:sz="4" w:color="D9D9D9"/>
+              <w:right w:val="single" w:sz="4" w:color="D9D9D9"/>
+            </w:tcBorders>
+          </w:tcPr>
+          <w:p>
+            <w:pPr>
+              <w:spacing w:after="0" w:line="252" w:lineRule="auto"/>
+              <w:jc w:val="center"/>
+            </w:pPr>
+            <w:r/>
+            <w:r>
+              <w:rPr>
+                <w:rFonts w:ascii="Arial" w:hAnsi="Arial"/>
+                <w:b w:val="0"/>
+                <w:sz w:val="14"/>
+              </w:rPr>
+              <w:t>LSTM</w:t>
+            </w:r>
+          </w:p>
+        </w:tc>
+        <w:tc>
+          <w:tcPr>
+            <w:tcW w:type="dxa" w:w="691"/>
+            <w:vAlign w:val="center"/>
+            <w:tcMar>
+              <w:top w:w="90" w:type="dxa"/>
+              <w:start w:w="110" w:type="dxa"/>
+              <w:bottom w:w="90" w:type="dxa"/>
+              <w:end w:w="110" w:type="dxa"/>
+            </w:tcMar>
+            <w:tcBorders>
+              <w:top w:val="single" w:sz="4" w:color="D9D9D9"/>
+              <w:left w:val="single" w:sz="4" w:color="D9D9D9"/>
+              <w:bottom w:val="single" w:sz="4" w:color="D9D9D9"/>
+              <w:right w:val="single" w:sz="4" w:color="D9D9D9"/>
+            </w:tcBorders>
+          </w:tcPr>
+          <w:p>
+            <w:pPr>
+              <w:spacing w:after="0" w:line="252" w:lineRule="auto"/>
+              <w:jc w:val="center"/>
+            </w:pPr>
+            <w:r/>
+            <w:r>
+              <w:rPr>
+                <w:rFonts w:ascii="Arial" w:hAnsi="Arial"/>
+                <w:b w:val="0"/>
+                <w:sz w:val="14"/>
+              </w:rPr>
+              <w:t>1.0</w:t>
+            </w:r>
+          </w:p>
+        </w:tc>
+        <w:tc>
+          <w:tcPr>
+            <w:tcW w:type="dxa" w:w="1656"/>
+            <w:vAlign w:val="center"/>
+            <w:tcMar>
+              <w:top w:w="90" w:type="dxa"/>
+              <w:start w:w="110" w:type="dxa"/>
+              <w:bottom w:w="90" w:type="dxa"/>
+              <w:end w:w="110" w:type="dxa"/>
+            </w:tcMar>
+            <w:tcBorders>
+              <w:top w:val="single" w:sz="4" w:color="D9D9D9"/>
+              <w:left w:val="single" w:sz="4" w:color="D9D9D9"/>
+              <w:bottom w:val="single" w:sz="4" w:color="D9D9D9"/>
+              <w:right w:val="single" w:sz="4" w:color="D9D9D9"/>
+            </w:tcBorders>
+          </w:tcPr>
+          <w:p>
+            <w:pPr>
+              <w:spacing w:after="0" w:line="252" w:lineRule="auto"/>
+              <w:jc w:val="center"/>
+            </w:pPr>
+            <w:r/>
+            <w:r>
+              <w:rPr>
+                <w:rFonts w:ascii="Arial" w:hAnsi="Arial"/>
+                <w:b w:val="0"/>
+                <w:sz w:val="14"/>
+              </w:rPr>
+              <w:t>99.3%</w:t>
+            </w:r>
+          </w:p>
+        </w:tc>
+        <w:tc>
+          <w:tcPr>
+            <w:tcW w:type="dxa" w:w="1512"/>
+            <w:vAlign w:val="center"/>
+            <w:tcMar>
+              <w:top w:w="90" w:type="dxa"/>
+              <w:start w:w="110" w:type="dxa"/>
+              <w:bottom w:w="90" w:type="dxa"/>
+              <w:end w:w="110" w:type="dxa"/>
+            </w:tcMar>
+            <w:tcBorders>
+              <w:top w:val="single" w:sz="4" w:color="D9D9D9"/>
+              <w:left w:val="single" w:sz="4" w:color="D9D9D9"/>
+              <w:bottom w:val="single" w:sz="4" w:color="D9D9D9"/>
+              <w:right w:val="single" w:sz="4" w:color="D9D9D9"/>
+            </w:tcBorders>
+          </w:tcPr>
+          <w:p>
+            <w:pPr>
+              <w:spacing w:after="0" w:line="252" w:lineRule="auto"/>
+              <w:jc w:val="center"/>
+            </w:pPr>
+            <w:r/>
+            <w:r>
+              <w:rPr>
+                <w:rFonts w:ascii="Arial" w:hAnsi="Arial"/>
+                <w:b w:val="0"/>
+                <w:sz w:val="14"/>
+              </w:rPr>
+              <w:t>0.58%</w:t>
+            </w:r>
+          </w:p>
+        </w:tc>
+        <w:tc>
+          <w:tcPr>
+            <w:tcW w:type="dxa" w:w="1512"/>
+            <w:vAlign w:val="center"/>
+            <w:tcMar>
+              <w:top w:w="90" w:type="dxa"/>
+              <w:start w:w="110" w:type="dxa"/>
+              <w:bottom w:w="90" w:type="dxa"/>
+              <w:end w:w="110" w:type="dxa"/>
+            </w:tcMar>
+            <w:tcBorders>
+              <w:top w:val="single" w:sz="4" w:color="D9D9D9"/>
+              <w:left w:val="single" w:sz="4" w:color="D9D9D9"/>
+              <w:bottom w:val="single" w:sz="4" w:color="D9D9D9"/>
+              <w:right w:val="single" w:sz="4" w:color="D9D9D9"/>
+            </w:tcBorders>
+          </w:tcPr>
+          <w:p>
+            <w:pPr>
+              <w:spacing w:after="0" w:line="252" w:lineRule="auto"/>
+              <w:jc w:val="center"/>
+            </w:pPr>
+            <w:r/>
+            <w:r>
+              <w:rPr>
+                <w:rFonts w:ascii="Arial" w:hAnsi="Arial"/>
+                <w:b w:val="0"/>
+                <w:sz w:val="14"/>
+              </w:rPr>
+              <w:t>0.767</w:t>
+            </w:r>
+          </w:p>
+        </w:tc>
+        <w:tc>
+          <w:tcPr>
+            <w:tcW w:type="dxa" w:w="1800"/>
+            <w:vAlign w:val="center"/>
+            <w:tcMar>
+              <w:top w:w="90" w:type="dxa"/>
+              <w:start w:w="110" w:type="dxa"/>
+              <w:bottom w:w="90" w:type="dxa"/>
+              <w:end w:w="110" w:type="dxa"/>
+            </w:tcMar>
+            <w:tcBorders>
+              <w:top w:val="single" w:sz="4" w:color="D9D9D9"/>
+              <w:left w:val="single" w:sz="4" w:color="D9D9D9"/>
+              <w:bottom w:val="single" w:sz="4" w:color="D9D9D9"/>
+              <w:right w:val="single" w:sz="4" w:color="D9D9D9"/>
+            </w:tcBorders>
+          </w:tcPr>
+          <w:p>
+            <w:pPr>
+              <w:spacing w:after="0" w:line="252" w:lineRule="auto"/>
+              <w:jc w:val="center"/>
+            </w:pPr>
+            <w:r/>
+            <w:r>
+              <w:rPr>
+                <w:rFonts w:ascii="Arial" w:hAnsi="Arial"/>
+                <w:b w:val="0"/>
+                <w:sz w:val="14"/>
+              </w:rPr>
+              <w:t>0.00%</w:t>
+            </w:r>
+          </w:p>
+        </w:tc>
+      </w:tr>
+      <w:tr>
+        <w:trPr>
+          <w:cantSplit w:val="true"/>
+        </w:trPr>
+        <w:tc>
+          <w:tcPr>
+            <w:tcW w:type="dxa" w:w="1440"/>
+            <w:shd w:fill="F5F7F9"/>
+            <w:vAlign w:val="center"/>
+            <w:tcMar>
+              <w:top w:w="90" w:type="dxa"/>
+              <w:start w:w="110" w:type="dxa"/>
+              <w:bottom w:w="90" w:type="dxa"/>
+              <w:end w:w="110" w:type="dxa"/>
+            </w:tcMar>
+            <w:tcBorders>
+              <w:top w:val="single" w:sz="4" w:color="D9D9D9"/>
+              <w:left w:val="single" w:sz="4" w:color="D9D9D9"/>
+              <w:bottom w:val="single" w:sz="4" w:color="D9D9D9"/>
+              <w:right w:val="single" w:sz="4" w:color="D9D9D9"/>
+            </w:tcBorders>
+          </w:tcPr>
+          <w:p>
+            <w:pPr>
+              <w:spacing w:after="0" w:line="252" w:lineRule="auto"/>
+              <w:jc w:val="center"/>
+            </w:pPr>
+            <w:r/>
+            <w:r>
+              <w:rPr>
+                <w:rFonts w:ascii="Arial" w:hAnsi="Arial"/>
+                <w:b w:val="0"/>
+                <w:sz w:val="14"/>
+              </w:rPr>
+              <w:t>GRU</w:t>
+            </w:r>
+          </w:p>
+        </w:tc>
+        <w:tc>
+          <w:tcPr>
+            <w:tcW w:type="dxa" w:w="691"/>
+            <w:shd w:fill="F5F7F9"/>
+            <w:vAlign w:val="center"/>
+            <w:tcMar>
+              <w:top w:w="90" w:type="dxa"/>
+              <w:start w:w="110" w:type="dxa"/>
+              <w:bottom w:w="90" w:type="dxa"/>
+              <w:end w:w="110" w:type="dxa"/>
+            </w:tcMar>
+            <w:tcBorders>
+              <w:top w:val="single" w:sz="4" w:color="D9D9D9"/>
+              <w:left w:val="single" w:sz="4" w:color="D9D9D9"/>
+              <w:bottom w:val="single" w:sz="4" w:color="D9D9D9"/>
+              <w:right w:val="single" w:sz="4" w:color="D9D9D9"/>
+            </w:tcBorders>
+          </w:tcPr>
+          <w:p>
+            <w:pPr>
+              <w:spacing w:after="0" w:line="252" w:lineRule="auto"/>
+              <w:jc w:val="center"/>
+            </w:pPr>
+            <w:r/>
+            <w:r>
+              <w:rPr>
+                <w:rFonts w:ascii="Arial" w:hAnsi="Arial"/>
+                <w:b w:val="0"/>
+                <w:sz w:val="14"/>
+              </w:rPr>
+              <w:t>0.3</w:t>
+            </w:r>
+          </w:p>
+        </w:tc>
+        <w:tc>
+          <w:tcPr>
+            <w:tcW w:type="dxa" w:w="1656"/>
+            <w:shd w:fill="F5F7F9"/>
+            <w:vAlign w:val="center"/>
+            <w:tcMar>
+              <w:top w:w="90" w:type="dxa"/>
+              <w:start w:w="110" w:type="dxa"/>
+              <w:bottom w:w="90" w:type="dxa"/>
+              <w:end w:w="110" w:type="dxa"/>
+            </w:tcMar>
+            <w:tcBorders>
+              <w:top w:val="single" w:sz="4" w:color="D9D9D9"/>
+              <w:left w:val="single" w:sz="4" w:color="D9D9D9"/>
+              <w:bottom w:val="single" w:sz="4" w:color="D9D9D9"/>
+              <w:right w:val="single" w:sz="4" w:color="D9D9D9"/>
+            </w:tcBorders>
+          </w:tcPr>
+          <w:p>
+            <w:pPr>
+              <w:spacing w:after="0" w:line="252" w:lineRule="auto"/>
+              <w:jc w:val="center"/>
+            </w:pPr>
+            <w:r/>
+            <w:r>
+              <w:rPr>
+                <w:rFonts w:ascii="Arial" w:hAnsi="Arial"/>
+                <w:b w:val="0"/>
+                <w:sz w:val="14"/>
+              </w:rPr>
+              <w:t>100.0%</w:t>
+            </w:r>
+          </w:p>
+        </w:tc>
+        <w:tc>
+          <w:tcPr>
+            <w:tcW w:type="dxa" w:w="1512"/>
+            <w:shd w:fill="F5F7F9"/>
+            <w:vAlign w:val="center"/>
+            <w:tcMar>
+              <w:top w:w="90" w:type="dxa"/>
+              <w:start w:w="110" w:type="dxa"/>
+              <w:bottom w:w="90" w:type="dxa"/>
+              <w:end w:w="110" w:type="dxa"/>
+            </w:tcMar>
+            <w:tcBorders>
+              <w:top w:val="single" w:sz="4" w:color="D9D9D9"/>
+              <w:left w:val="single" w:sz="4" w:color="D9D9D9"/>
+              <w:bottom w:val="single" w:sz="4" w:color="D9D9D9"/>
+              <w:right w:val="single" w:sz="4" w:color="D9D9D9"/>
+            </w:tcBorders>
+          </w:tcPr>
+          <w:p>
+            <w:pPr>
+              <w:spacing w:after="0" w:line="252" w:lineRule="auto"/>
+              <w:jc w:val="center"/>
+            </w:pPr>
+            <w:r/>
+            <w:r>
+              <w:rPr>
+                <w:rFonts w:ascii="Arial" w:hAnsi="Arial"/>
+                <w:b w:val="0"/>
+                <w:sz w:val="14"/>
+              </w:rPr>
+              <w:t>34.25%</w:t>
+            </w:r>
+          </w:p>
+        </w:tc>
+        <w:tc>
+          <w:tcPr>
+            <w:tcW w:type="dxa" w:w="1512"/>
+            <w:shd w:fill="F5F7F9"/>
+            <w:vAlign w:val="center"/>
+            <w:tcMar>
+              <w:top w:w="90" w:type="dxa"/>
+              <w:start w:w="110" w:type="dxa"/>
+              <w:bottom w:w="90" w:type="dxa"/>
+              <w:end w:w="110" w:type="dxa"/>
+            </w:tcMar>
+            <w:tcBorders>
+              <w:top w:val="single" w:sz="4" w:color="D9D9D9"/>
+              <w:left w:val="single" w:sz="4" w:color="D9D9D9"/>
+              <w:bottom w:val="single" w:sz="4" w:color="D9D9D9"/>
+              <w:right w:val="single" w:sz="4" w:color="D9D9D9"/>
+            </w:tcBorders>
+          </w:tcPr>
+          <w:p>
+            <w:pPr>
+              <w:spacing w:after="0" w:line="252" w:lineRule="auto"/>
+              <w:jc w:val="center"/>
+            </w:pPr>
+            <w:r/>
+            <w:r>
+              <w:rPr>
+                <w:rFonts w:ascii="Arial" w:hAnsi="Arial"/>
+                <w:b w:val="0"/>
+                <w:sz w:val="14"/>
+              </w:rPr>
+              <w:t>0.241</w:t>
+            </w:r>
+          </w:p>
+        </w:tc>
+        <w:tc>
+          <w:tcPr>
+            <w:tcW w:type="dxa" w:w="1800"/>
+            <w:shd w:fill="F5F7F9"/>
+            <w:vAlign w:val="center"/>
+            <w:tcMar>
+              <w:top w:w="90" w:type="dxa"/>
+              <w:start w:w="110" w:type="dxa"/>
+              <w:bottom w:w="90" w:type="dxa"/>
+              <w:end w:w="110" w:type="dxa"/>
+            </w:tcMar>
+            <w:tcBorders>
+              <w:top w:val="single" w:sz="4" w:color="D9D9D9"/>
+              <w:left w:val="single" w:sz="4" w:color="D9D9D9"/>
+              <w:bottom w:val="single" w:sz="4" w:color="D9D9D9"/>
+              <w:right w:val="single" w:sz="4" w:color="D9D9D9"/>
+            </w:tcBorders>
+          </w:tcPr>
+          <w:p>
+            <w:pPr>
+              <w:spacing w:after="0" w:line="252" w:lineRule="auto"/>
+              <w:jc w:val="center"/>
+            </w:pPr>
+            <w:r/>
+            <w:r>
+              <w:rPr>
+                <w:rFonts w:ascii="Arial" w:hAnsi="Arial"/>
+                <w:b w:val="0"/>
+                <w:sz w:val="14"/>
+              </w:rPr>
+              <w:t>3.85%</w:t>
+            </w:r>
+          </w:p>
+        </w:tc>
+      </w:tr>
+      <w:tr>
+        <w:trPr>
+          <w:cantSplit w:val="true"/>
+        </w:trPr>
+        <w:tc>
+          <w:tcPr>
+            <w:tcW w:type="dxa" w:w="1440"/>
+            <w:vAlign w:val="center"/>
+            <w:tcMar>
+              <w:top w:w="90" w:type="dxa"/>
+              <w:start w:w="110" w:type="dxa"/>
+              <w:bottom w:w="90" w:type="dxa"/>
+              <w:end w:w="110" w:type="dxa"/>
+            </w:tcMar>
+            <w:tcBorders>
+              <w:top w:val="single" w:sz="4" w:color="D9D9D9"/>
+              <w:left w:val="single" w:sz="4" w:color="D9D9D9"/>
+              <w:bottom w:val="single" w:sz="4" w:color="D9D9D9"/>
+              <w:right w:val="single" w:sz="4" w:color="D9D9D9"/>
+            </w:tcBorders>
+          </w:tcPr>
+          <w:p>
+            <w:pPr>
+              <w:spacing w:after="0" w:line="252" w:lineRule="auto"/>
+              <w:jc w:val="center"/>
+            </w:pPr>
+            <w:r/>
+            <w:r>
+              <w:rPr>
+                <w:rFonts w:ascii="Arial" w:hAnsi="Arial"/>
+                <w:b w:val="0"/>
+                <w:sz w:val="14"/>
+              </w:rPr>
+              <w:t>GRU</w:t>
+            </w:r>
+          </w:p>
+        </w:tc>
+        <w:tc>
+          <w:tcPr>
+            <w:tcW w:type="dxa" w:w="691"/>
+            <w:vAlign w:val="center"/>
+            <w:tcMar>
+              <w:top w:w="90" w:type="dxa"/>
+              <w:start w:w="110" w:type="dxa"/>
+              <w:bottom w:w="90" w:type="dxa"/>
+              <w:end w:w="110" w:type="dxa"/>
+            </w:tcMar>
+            <w:tcBorders>
+              <w:top w:val="single" w:sz="4" w:color="D9D9D9"/>
+              <w:left w:val="single" w:sz="4" w:color="D9D9D9"/>
+              <w:bottom w:val="single" w:sz="4" w:color="D9D9D9"/>
+              <w:right w:val="single" w:sz="4" w:color="D9D9D9"/>
+            </w:tcBorders>
+          </w:tcPr>
+          <w:p>
+            <w:pPr>
+              <w:spacing w:after="0" w:line="252" w:lineRule="auto"/>
+              <w:jc w:val="center"/>
+            </w:pPr>
+            <w:r/>
+            <w:r>
+              <w:rPr>
+                <w:rFonts w:ascii="Arial" w:hAnsi="Arial"/>
+                <w:b w:val="0"/>
+                <w:sz w:val="14"/>
+              </w:rPr>
+              <w:t>0.5</w:t>
+            </w:r>
+          </w:p>
+        </w:tc>
+        <w:tc>
+          <w:tcPr>
+            <w:tcW w:type="dxa" w:w="1656"/>
+            <w:vAlign w:val="center"/>
+            <w:tcMar>
+              <w:top w:w="90" w:type="dxa"/>
+              <w:start w:w="110" w:type="dxa"/>
+              <w:bottom w:w="90" w:type="dxa"/>
+              <w:end w:w="110" w:type="dxa"/>
+            </w:tcMar>
+            <w:tcBorders>
+              <w:top w:val="single" w:sz="4" w:color="D9D9D9"/>
+              <w:left w:val="single" w:sz="4" w:color="D9D9D9"/>
+              <w:bottom w:val="single" w:sz="4" w:color="D9D9D9"/>
+              <w:right w:val="single" w:sz="4" w:color="D9D9D9"/>
+            </w:tcBorders>
+          </w:tcPr>
+          <w:p>
+            <w:pPr>
+              <w:spacing w:after="0" w:line="252" w:lineRule="auto"/>
+              <w:jc w:val="center"/>
+            </w:pPr>
+            <w:r/>
+            <w:r>
+              <w:rPr>
+                <w:rFonts w:ascii="Arial" w:hAnsi="Arial"/>
+                <w:b w:val="0"/>
+                <w:sz w:val="14"/>
+              </w:rPr>
+              <w:t>100.0%</w:t>
+            </w:r>
+          </w:p>
+        </w:tc>
+        <w:tc>
+          <w:tcPr>
+            <w:tcW w:type="dxa" w:w="1512"/>
+            <w:vAlign w:val="center"/>
+            <w:tcMar>
+              <w:top w:w="90" w:type="dxa"/>
+              <w:start w:w="110" w:type="dxa"/>
+              <w:bottom w:w="90" w:type="dxa"/>
+              <w:end w:w="110" w:type="dxa"/>
+            </w:tcMar>
+            <w:tcBorders>
+              <w:top w:val="single" w:sz="4" w:color="D9D9D9"/>
+              <w:left w:val="single" w:sz="4" w:color="D9D9D9"/>
+              <w:bottom w:val="single" w:sz="4" w:color="D9D9D9"/>
+              <w:right w:val="single" w:sz="4" w:color="D9D9D9"/>
+            </w:tcBorders>
+          </w:tcPr>
+          <w:p>
+            <w:pPr>
+              <w:spacing w:after="0" w:line="252" w:lineRule="auto"/>
+              <w:jc w:val="center"/>
+            </w:pPr>
+            <w:r/>
+            <w:r>
+              <w:rPr>
+                <w:rFonts w:ascii="Arial" w:hAnsi="Arial"/>
+                <w:b w:val="0"/>
+                <w:sz w:val="14"/>
+              </w:rPr>
+              <w:t>33.67%</w:t>
+            </w:r>
+          </w:p>
+        </w:tc>
+        <w:tc>
+          <w:tcPr>
+            <w:tcW w:type="dxa" w:w="1512"/>
+            <w:vAlign w:val="center"/>
+            <w:tcMar>
+              <w:top w:w="90" w:type="dxa"/>
+              <w:start w:w="110" w:type="dxa"/>
+              <w:bottom w:w="90" w:type="dxa"/>
+              <w:end w:w="110" w:type="dxa"/>
+            </w:tcMar>
+            <w:tcBorders>
+              <w:top w:val="single" w:sz="4" w:color="D9D9D9"/>
+              <w:left w:val="single" w:sz="4" w:color="D9D9D9"/>
+              <w:bottom w:val="single" w:sz="4" w:color="D9D9D9"/>
+              <w:right w:val="single" w:sz="4" w:color="D9D9D9"/>
+            </w:tcBorders>
+          </w:tcPr>
+          <w:p>
+            <w:pPr>
+              <w:spacing w:after="0" w:line="252" w:lineRule="auto"/>
+              <w:jc w:val="center"/>
+            </w:pPr>
+            <w:r/>
+            <w:r>
+              <w:rPr>
+                <w:rFonts w:ascii="Arial" w:hAnsi="Arial"/>
+                <w:b w:val="0"/>
+                <w:sz w:val="14"/>
+              </w:rPr>
+              <w:t>0.415</w:t>
+            </w:r>
+          </w:p>
+        </w:tc>
+        <w:tc>
+          <w:tcPr>
+            <w:tcW w:type="dxa" w:w="1800"/>
+            <w:vAlign w:val="center"/>
+            <w:tcMar>
+              <w:top w:w="90" w:type="dxa"/>
+              <w:start w:w="110" w:type="dxa"/>
+              <w:bottom w:w="90" w:type="dxa"/>
+              <w:end w:w="110" w:type="dxa"/>
+            </w:tcMar>
+            <w:tcBorders>
+              <w:top w:val="single" w:sz="4" w:color="D9D9D9"/>
+              <w:left w:val="single" w:sz="4" w:color="D9D9D9"/>
+              <w:bottom w:val="single" w:sz="4" w:color="D9D9D9"/>
+              <w:right w:val="single" w:sz="4" w:color="D9D9D9"/>
+            </w:tcBorders>
+          </w:tcPr>
+          <w:p>
+            <w:pPr>
+              <w:spacing w:after="0" w:line="252" w:lineRule="auto"/>
+              <w:jc w:val="center"/>
+            </w:pPr>
+            <w:r/>
+            <w:r>
+              <w:rPr>
+                <w:rFonts w:ascii="Arial" w:hAnsi="Arial"/>
+                <w:b w:val="0"/>
+                <w:sz w:val="14"/>
+              </w:rPr>
+              <w:t>0.78%</w:t>
+            </w:r>
+          </w:p>
+        </w:tc>
+      </w:tr>
+      <w:tr>
+        <w:trPr>
+          <w:cantSplit w:val="true"/>
+        </w:trPr>
+        <w:tc>
+          <w:tcPr>
+            <w:tcW w:type="dxa" w:w="1440"/>
+            <w:shd w:fill="F5F7F9"/>
+            <w:vAlign w:val="center"/>
+            <w:tcMar>
+              <w:top w:w="90" w:type="dxa"/>
+              <w:start w:w="110" w:type="dxa"/>
+              <w:bottom w:w="90" w:type="dxa"/>
+              <w:end w:w="110" w:type="dxa"/>
+            </w:tcMar>
+            <w:tcBorders>
+              <w:top w:val="single" w:sz="4" w:color="D9D9D9"/>
+              <w:left w:val="single" w:sz="4" w:color="D9D9D9"/>
+              <w:bottom w:val="single" w:sz="4" w:color="D9D9D9"/>
+              <w:right w:val="single" w:sz="4" w:color="D9D9D9"/>
+            </w:tcBorders>
+          </w:tcPr>
+          <w:p>
+            <w:pPr>
+              <w:spacing w:after="0" w:line="252" w:lineRule="auto"/>
+              <w:jc w:val="center"/>
+            </w:pPr>
+            <w:r/>
+            <w:r>
+              <w:rPr>
+                <w:rFonts w:ascii="Arial" w:hAnsi="Arial"/>
+                <w:b w:val="0"/>
+                <w:sz w:val="14"/>
+              </w:rPr>
+              <w:t>GRU</w:t>
+            </w:r>
+          </w:p>
+        </w:tc>
+        <w:tc>
+          <w:tcPr>
+            <w:tcW w:type="dxa" w:w="691"/>
+            <w:shd w:fill="F5F7F9"/>
+            <w:vAlign w:val="center"/>
+            <w:tcMar>
+              <w:top w:w="90" w:type="dxa"/>
+              <w:start w:w="110" w:type="dxa"/>
+              <w:bottom w:w="90" w:type="dxa"/>
+              <w:end w:w="110" w:type="dxa"/>
+            </w:tcMar>
+            <w:tcBorders>
+              <w:top w:val="single" w:sz="4" w:color="D9D9D9"/>
+              <w:left w:val="single" w:sz="4" w:color="D9D9D9"/>
+              <w:bottom w:val="single" w:sz="4" w:color="D9D9D9"/>
+              <w:right w:val="single" w:sz="4" w:color="D9D9D9"/>
+            </w:tcBorders>
+          </w:tcPr>
+          <w:p>
+            <w:pPr>
+              <w:spacing w:after="0" w:line="252" w:lineRule="auto"/>
+              <w:jc w:val="center"/>
+            </w:pPr>
+            <w:r/>
+            <w:r>
+              <w:rPr>
+                <w:rFonts w:ascii="Arial" w:hAnsi="Arial"/>
+                <w:b w:val="0"/>
+                <w:sz w:val="14"/>
+              </w:rPr>
+              <w:t>1.0</w:t>
+            </w:r>
+          </w:p>
+        </w:tc>
+        <w:tc>
+          <w:tcPr>
+            <w:tcW w:type="dxa" w:w="1656"/>
+            <w:shd w:fill="F5F7F9"/>
+            <w:vAlign w:val="center"/>
+            <w:tcMar>
+              <w:top w:w="90" w:type="dxa"/>
+              <w:start w:w="110" w:type="dxa"/>
+              <w:bottom w:w="90" w:type="dxa"/>
+              <w:end w:w="110" w:type="dxa"/>
+            </w:tcMar>
+            <w:tcBorders>
+              <w:top w:val="single" w:sz="4" w:color="D9D9D9"/>
+              <w:left w:val="single" w:sz="4" w:color="D9D9D9"/>
+              <w:bottom w:val="single" w:sz="4" w:color="D9D9D9"/>
+              <w:right w:val="single" w:sz="4" w:color="D9D9D9"/>
+            </w:tcBorders>
+          </w:tcPr>
+          <w:p>
+            <w:pPr>
+              <w:spacing w:after="0" w:line="252" w:lineRule="auto"/>
+              <w:jc w:val="center"/>
+            </w:pPr>
+            <w:r/>
+            <w:r>
+              <w:rPr>
+                <w:rFonts w:ascii="Arial" w:hAnsi="Arial"/>
+                <w:b w:val="0"/>
+                <w:sz w:val="14"/>
+              </w:rPr>
+              <w:t>98.7%</w:t>
+            </w:r>
+          </w:p>
+        </w:tc>
+        <w:tc>
+          <w:tcPr>
+            <w:tcW w:type="dxa" w:w="1512"/>
+            <w:shd w:fill="F5F7F9"/>
+            <w:vAlign w:val="center"/>
+            <w:tcMar>
+              <w:top w:w="90" w:type="dxa"/>
+              <w:start w:w="110" w:type="dxa"/>
+              <w:bottom w:w="90" w:type="dxa"/>
+              <w:end w:w="110" w:type="dxa"/>
+            </w:tcMar>
+            <w:tcBorders>
+              <w:top w:val="single" w:sz="4" w:color="D9D9D9"/>
+              <w:left w:val="single" w:sz="4" w:color="D9D9D9"/>
+              <w:bottom w:val="single" w:sz="4" w:color="D9D9D9"/>
+              <w:right w:val="single" w:sz="4" w:color="D9D9D9"/>
+            </w:tcBorders>
+          </w:tcPr>
+          <w:p>
+            <w:pPr>
+              <w:spacing w:after="0" w:line="252" w:lineRule="auto"/>
+              <w:jc w:val="center"/>
+            </w:pPr>
+            <w:r/>
+            <w:r>
+              <w:rPr>
+                <w:rFonts w:ascii="Arial" w:hAnsi="Arial"/>
+                <w:b w:val="0"/>
+                <w:sz w:val="14"/>
+              </w:rPr>
+              <w:t>10.67%</w:t>
+            </w:r>
+          </w:p>
+        </w:tc>
+        <w:tc>
+          <w:tcPr>
+            <w:tcW w:type="dxa" w:w="1512"/>
+            <w:shd w:fill="F5F7F9"/>
+            <w:vAlign w:val="center"/>
+            <w:tcMar>
+              <w:top w:w="90" w:type="dxa"/>
+              <w:start w:w="110" w:type="dxa"/>
+              <w:bottom w:w="90" w:type="dxa"/>
+              <w:end w:w="110" w:type="dxa"/>
+            </w:tcMar>
+            <w:tcBorders>
+              <w:top w:val="single" w:sz="4" w:color="D9D9D9"/>
+              <w:left w:val="single" w:sz="4" w:color="D9D9D9"/>
+              <w:bottom w:val="single" w:sz="4" w:color="D9D9D9"/>
+              <w:right w:val="single" w:sz="4" w:color="D9D9D9"/>
+            </w:tcBorders>
+          </w:tcPr>
+          <w:p>
+            <w:pPr>
+              <w:spacing w:after="0" w:line="252" w:lineRule="auto"/>
+              <w:jc w:val="center"/>
+            </w:pPr>
+            <w:r/>
+            <w:r>
+              <w:rPr>
+                <w:rFonts w:ascii="Arial" w:hAnsi="Arial"/>
+                <w:b w:val="0"/>
+                <w:sz w:val="14"/>
+              </w:rPr>
+              <w:t>0.759</w:t>
+            </w:r>
+          </w:p>
+        </w:tc>
+        <w:tc>
+          <w:tcPr>
+            <w:tcW w:type="dxa" w:w="1800"/>
+            <w:shd w:fill="F5F7F9"/>
+            <w:vAlign w:val="center"/>
+            <w:tcMar>
+              <w:top w:w="90" w:type="dxa"/>
+              <w:start w:w="110" w:type="dxa"/>
+              <w:bottom w:w="90" w:type="dxa"/>
+              <w:end w:w="110" w:type="dxa"/>
+            </w:tcMar>
+            <w:tcBorders>
+              <w:top w:val="single" w:sz="4" w:color="D9D9D9"/>
+              <w:left w:val="single" w:sz="4" w:color="D9D9D9"/>
+              <w:bottom w:val="single" w:sz="4" w:color="D9D9D9"/>
+              <w:right w:val="single" w:sz="4" w:color="D9D9D9"/>
+            </w:tcBorders>
+          </w:tcPr>
+          <w:p>
+            <w:pPr>
+              <w:spacing w:after="0" w:line="252" w:lineRule="auto"/>
+              <w:jc w:val="center"/>
+            </w:pPr>
+            <w:r/>
+            <w:r>
+              <w:rPr>
+                <w:rFonts w:ascii="Arial" w:hAnsi="Arial"/>
+                <w:b w:val="0"/>
+                <w:sz w:val="14"/>
+              </w:rPr>
+              <w:t>0.00%</w:t>
+            </w:r>
+          </w:p>
+        </w:tc>
+      </w:tr>
+    </w:tbl>
+    <w:p>
+      <w:pPr>
+        <w:spacing w:before="40" w:after="180"/>
+        <w:jc w:val="center"/>
+      </w:pPr>
+      <w:r>
+        <w:rPr>
+          <w:rFonts w:ascii="Arial" w:hAnsi="Arial"/>
+          <w:i/>
+          <w:sz w:val="18"/>
+        </w:rPr>
+        <w:t>Table 3  Numeric generation metrics at three temperatures for every model.</w:t>
       </w:r>
     </w:p>
     <w:p>
@@ -3410,7 +6134,1596 @@
           <w:rFonts w:ascii="Arial" w:hAnsi="Arial"/>
           <w:sz w:val="21"/>
         </w:rPr>
-        <w:t>The blinded sheet contained 80 poems: four models, four temperatures, and five poems per cell. Claude served as an LLM judge and scored coherence and contextual consistency from 1 to 5 without access to model or temperature labels. GRU at temperature 0.3 received a combined score of 3.0 out of 5 with a 95% bootstrap interval of 2.6 to 3.4, tied in point estimate with LSTM at 0.3. GRU at 0.5 received 2.7 out of 5. No independent human rating or human-LLM agreement check was collected, so these values are supplementary qualitative evidence rather than a human evaluation.</w:t>
+        <w:t>The blinded sheet contained 80 poems: four models, four temperatures, and five poems per cell. Claude served as an LLM judge and scored coherence and contextual consistency from 1 to 5 without model or temperature labels in the scoring sheet. Table 4 reports the two criteria separately at temperatures 0.3 and 0.5; the combined score is their mean. The complete four-temperature summary is included in the repository. No independent human rating or human-LLM agreement check was collected, so these values are supplementary qualitative evidence rather than a human evaluation.</w:t>
+      </w:r>
+    </w:p>
+    <w:tbl>
+      <w:tblPr>
+        <w:tblW w:type="auto" w:w="0"/>
+        <w:jc w:val="center"/>
+        <w:tblLayout w:type="fixed"/>
+        <w:tblLook w:firstColumn="1" w:firstRow="1" w:lastColumn="0" w:lastRow="0" w:noHBand="0" w:noVBand="1" w:val="04A0"/>
+      </w:tblPr>
+      <w:tblGrid>
+        <w:gridCol w:w="1800"/>
+        <w:gridCol w:w="792"/>
+        <w:gridCol w:w="1944"/>
+        <w:gridCol w:w="2520"/>
+        <w:gridCol w:w="1656"/>
+      </w:tblGrid>
+      <w:tr>
+        <w:trPr>
+          <w:tblHeader w:val="true"/>
+        </w:trPr>
+        <w:tc>
+          <w:tcPr>
+            <w:tcW w:type="dxa" w:w="1800"/>
+            <w:vAlign w:val="center"/>
+            <w:tcMar>
+              <w:top w:w="90" w:type="dxa"/>
+              <w:start w:w="110" w:type="dxa"/>
+              <w:bottom w:w="90" w:type="dxa"/>
+              <w:end w:w="110" w:type="dxa"/>
+            </w:tcMar>
+            <w:tcBorders>
+              <w:top w:val="single" w:sz="4" w:color="D9D9D9"/>
+              <w:left w:val="single" w:sz="4" w:color="D9D9D9"/>
+              <w:bottom w:val="single" w:sz="4" w:color="D9D9D9"/>
+              <w:right w:val="single" w:sz="4" w:color="D9D9D9"/>
+            </w:tcBorders>
+            <w:shd w:fill="1F4E78"/>
+          </w:tcPr>
+          <w:p>
+            <w:pPr>
+              <w:spacing w:after="0" w:line="252" w:lineRule="auto"/>
+              <w:jc w:val="center"/>
+            </w:pPr>
+            <w:r/>
+            <w:r>
+              <w:rPr>
+                <w:rFonts w:ascii="Arial" w:hAnsi="Arial"/>
+                <w:b/>
+                <w:color w:val="FFFFFF"/>
+                <w:sz w:val="15"/>
+              </w:rPr>
+              <w:t>Model</w:t>
+            </w:r>
+          </w:p>
+        </w:tc>
+        <w:tc>
+          <w:tcPr>
+            <w:tcW w:type="dxa" w:w="792"/>
+            <w:vAlign w:val="center"/>
+            <w:tcMar>
+              <w:top w:w="90" w:type="dxa"/>
+              <w:start w:w="110" w:type="dxa"/>
+              <w:bottom w:w="90" w:type="dxa"/>
+              <w:end w:w="110" w:type="dxa"/>
+            </w:tcMar>
+            <w:tcBorders>
+              <w:top w:val="single" w:sz="4" w:color="D9D9D9"/>
+              <w:left w:val="single" w:sz="4" w:color="D9D9D9"/>
+              <w:bottom w:val="single" w:sz="4" w:color="D9D9D9"/>
+              <w:right w:val="single" w:sz="4" w:color="D9D9D9"/>
+            </w:tcBorders>
+            <w:shd w:fill="1F4E78"/>
+          </w:tcPr>
+          <w:p>
+            <w:pPr>
+              <w:spacing w:after="0" w:line="252" w:lineRule="auto"/>
+              <w:jc w:val="center"/>
+            </w:pPr>
+            <w:r/>
+            <w:r>
+              <w:rPr>
+                <w:rFonts w:ascii="Arial" w:hAnsi="Arial"/>
+                <w:b/>
+                <w:color w:val="FFFFFF"/>
+                <w:sz w:val="15"/>
+              </w:rPr>
+              <w:t>T</w:t>
+            </w:r>
+          </w:p>
+        </w:tc>
+        <w:tc>
+          <w:tcPr>
+            <w:tcW w:type="dxa" w:w="1944"/>
+            <w:vAlign w:val="center"/>
+            <w:tcMar>
+              <w:top w:w="90" w:type="dxa"/>
+              <w:start w:w="110" w:type="dxa"/>
+              <w:bottom w:w="90" w:type="dxa"/>
+              <w:end w:w="110" w:type="dxa"/>
+            </w:tcMar>
+            <w:tcBorders>
+              <w:top w:val="single" w:sz="4" w:color="D9D9D9"/>
+              <w:left w:val="single" w:sz="4" w:color="D9D9D9"/>
+              <w:bottom w:val="single" w:sz="4" w:color="D9D9D9"/>
+              <w:right w:val="single" w:sz="4" w:color="D9D9D9"/>
+            </w:tcBorders>
+            <w:shd w:fill="1F4E78"/>
+          </w:tcPr>
+          <w:p>
+            <w:pPr>
+              <w:spacing w:after="0" w:line="252" w:lineRule="auto"/>
+              <w:jc w:val="center"/>
+            </w:pPr>
+            <w:r/>
+            <w:r>
+              <w:rPr>
+                <w:rFonts w:ascii="Arial" w:hAnsi="Arial"/>
+                <w:b/>
+                <w:color w:val="FFFFFF"/>
+                <w:sz w:val="15"/>
+              </w:rPr>
+              <w:t>Coherence</w:t>
+            </w:r>
+          </w:p>
+        </w:tc>
+        <w:tc>
+          <w:tcPr>
+            <w:tcW w:type="dxa" w:w="2520"/>
+            <w:vAlign w:val="center"/>
+            <w:tcMar>
+              <w:top w:w="90" w:type="dxa"/>
+              <w:start w:w="110" w:type="dxa"/>
+              <w:bottom w:w="90" w:type="dxa"/>
+              <w:end w:w="110" w:type="dxa"/>
+            </w:tcMar>
+            <w:tcBorders>
+              <w:top w:val="single" w:sz="4" w:color="D9D9D9"/>
+              <w:left w:val="single" w:sz="4" w:color="D9D9D9"/>
+              <w:bottom w:val="single" w:sz="4" w:color="D9D9D9"/>
+              <w:right w:val="single" w:sz="4" w:color="D9D9D9"/>
+            </w:tcBorders>
+            <w:shd w:fill="1F4E78"/>
+          </w:tcPr>
+          <w:p>
+            <w:pPr>
+              <w:spacing w:after="0" w:line="252" w:lineRule="auto"/>
+              <w:jc w:val="center"/>
+            </w:pPr>
+            <w:r/>
+            <w:r>
+              <w:rPr>
+                <w:rFonts w:ascii="Arial" w:hAnsi="Arial"/>
+                <w:b/>
+                <w:color w:val="FFFFFF"/>
+                <w:sz w:val="15"/>
+              </w:rPr>
+              <w:t>Contextual consistency</w:t>
+            </w:r>
+          </w:p>
+        </w:tc>
+        <w:tc>
+          <w:tcPr>
+            <w:tcW w:type="dxa" w:w="1656"/>
+            <w:vAlign w:val="center"/>
+            <w:tcMar>
+              <w:top w:w="90" w:type="dxa"/>
+              <w:start w:w="110" w:type="dxa"/>
+              <w:bottom w:w="90" w:type="dxa"/>
+              <w:end w:w="110" w:type="dxa"/>
+            </w:tcMar>
+            <w:tcBorders>
+              <w:top w:val="single" w:sz="4" w:color="D9D9D9"/>
+              <w:left w:val="single" w:sz="4" w:color="D9D9D9"/>
+              <w:bottom w:val="single" w:sz="4" w:color="D9D9D9"/>
+              <w:right w:val="single" w:sz="4" w:color="D9D9D9"/>
+            </w:tcBorders>
+            <w:shd w:fill="1F4E78"/>
+          </w:tcPr>
+          <w:p>
+            <w:pPr>
+              <w:spacing w:after="0" w:line="252" w:lineRule="auto"/>
+              <w:jc w:val="center"/>
+            </w:pPr>
+            <w:r/>
+            <w:r>
+              <w:rPr>
+                <w:rFonts w:ascii="Arial" w:hAnsi="Arial"/>
+                <w:b/>
+                <w:color w:val="FFFFFF"/>
+                <w:sz w:val="15"/>
+              </w:rPr>
+              <w:t>Combined</w:t>
+            </w:r>
+          </w:p>
+        </w:tc>
+      </w:tr>
+      <w:tr>
+        <w:trPr>
+          <w:cantSplit w:val="true"/>
+        </w:trPr>
+        <w:tc>
+          <w:tcPr>
+            <w:tcW w:type="dxa" w:w="1800"/>
+            <w:vAlign w:val="center"/>
+            <w:tcMar>
+              <w:top w:w="90" w:type="dxa"/>
+              <w:start w:w="110" w:type="dxa"/>
+              <w:bottom w:w="90" w:type="dxa"/>
+              <w:end w:w="110" w:type="dxa"/>
+            </w:tcMar>
+            <w:tcBorders>
+              <w:top w:val="single" w:sz="4" w:color="D9D9D9"/>
+              <w:left w:val="single" w:sz="4" w:color="D9D9D9"/>
+              <w:bottom w:val="single" w:sz="4" w:color="D9D9D9"/>
+              <w:right w:val="single" w:sz="4" w:color="D9D9D9"/>
+            </w:tcBorders>
+          </w:tcPr>
+          <w:p>
+            <w:pPr>
+              <w:spacing w:after="0" w:line="252" w:lineRule="auto"/>
+              <w:jc w:val="center"/>
+            </w:pPr>
+            <w:r/>
+            <w:r>
+              <w:rPr>
+                <w:rFonts w:ascii="Arial" w:hAnsi="Arial"/>
+                <w:b w:val="0"/>
+                <w:sz w:val="15"/>
+              </w:rPr>
+              <w:t>Simple RNN</w:t>
+            </w:r>
+          </w:p>
+        </w:tc>
+        <w:tc>
+          <w:tcPr>
+            <w:tcW w:type="dxa" w:w="792"/>
+            <w:vAlign w:val="center"/>
+            <w:tcMar>
+              <w:top w:w="90" w:type="dxa"/>
+              <w:start w:w="110" w:type="dxa"/>
+              <w:bottom w:w="90" w:type="dxa"/>
+              <w:end w:w="110" w:type="dxa"/>
+            </w:tcMar>
+            <w:tcBorders>
+              <w:top w:val="single" w:sz="4" w:color="D9D9D9"/>
+              <w:left w:val="single" w:sz="4" w:color="D9D9D9"/>
+              <w:bottom w:val="single" w:sz="4" w:color="D9D9D9"/>
+              <w:right w:val="single" w:sz="4" w:color="D9D9D9"/>
+            </w:tcBorders>
+          </w:tcPr>
+          <w:p>
+            <w:pPr>
+              <w:spacing w:after="0" w:line="252" w:lineRule="auto"/>
+              <w:jc w:val="center"/>
+            </w:pPr>
+            <w:r/>
+            <w:r>
+              <w:rPr>
+                <w:rFonts w:ascii="Arial" w:hAnsi="Arial"/>
+                <w:b w:val="0"/>
+                <w:sz w:val="15"/>
+              </w:rPr>
+              <w:t>0.3</w:t>
+            </w:r>
+          </w:p>
+        </w:tc>
+        <w:tc>
+          <w:tcPr>
+            <w:tcW w:type="dxa" w:w="1944"/>
+            <w:vAlign w:val="center"/>
+            <w:tcMar>
+              <w:top w:w="90" w:type="dxa"/>
+              <w:start w:w="110" w:type="dxa"/>
+              <w:bottom w:w="90" w:type="dxa"/>
+              <w:end w:w="110" w:type="dxa"/>
+            </w:tcMar>
+            <w:tcBorders>
+              <w:top w:val="single" w:sz="4" w:color="D9D9D9"/>
+              <w:left w:val="single" w:sz="4" w:color="D9D9D9"/>
+              <w:bottom w:val="single" w:sz="4" w:color="D9D9D9"/>
+              <w:right w:val="single" w:sz="4" w:color="D9D9D9"/>
+            </w:tcBorders>
+          </w:tcPr>
+          <w:p>
+            <w:pPr>
+              <w:spacing w:after="0" w:line="252" w:lineRule="auto"/>
+              <w:jc w:val="center"/>
+            </w:pPr>
+            <w:r/>
+            <w:r>
+              <w:rPr>
+                <w:rFonts w:ascii="Arial" w:hAnsi="Arial"/>
+                <w:b w:val="0"/>
+                <w:sz w:val="15"/>
+              </w:rPr>
+              <w:t>2.6</w:t>
+            </w:r>
+          </w:p>
+        </w:tc>
+        <w:tc>
+          <w:tcPr>
+            <w:tcW w:type="dxa" w:w="2520"/>
+            <w:vAlign w:val="center"/>
+            <w:tcMar>
+              <w:top w:w="90" w:type="dxa"/>
+              <w:start w:w="110" w:type="dxa"/>
+              <w:bottom w:w="90" w:type="dxa"/>
+              <w:end w:w="110" w:type="dxa"/>
+            </w:tcMar>
+            <w:tcBorders>
+              <w:top w:val="single" w:sz="4" w:color="D9D9D9"/>
+              <w:left w:val="single" w:sz="4" w:color="D9D9D9"/>
+              <w:bottom w:val="single" w:sz="4" w:color="D9D9D9"/>
+              <w:right w:val="single" w:sz="4" w:color="D9D9D9"/>
+            </w:tcBorders>
+          </w:tcPr>
+          <w:p>
+            <w:pPr>
+              <w:spacing w:after="0" w:line="252" w:lineRule="auto"/>
+              <w:jc w:val="center"/>
+            </w:pPr>
+            <w:r/>
+            <w:r>
+              <w:rPr>
+                <w:rFonts w:ascii="Arial" w:hAnsi="Arial"/>
+                <w:b w:val="0"/>
+                <w:sz w:val="15"/>
+              </w:rPr>
+              <w:t>2.0</w:t>
+            </w:r>
+          </w:p>
+        </w:tc>
+        <w:tc>
+          <w:tcPr>
+            <w:tcW w:type="dxa" w:w="1656"/>
+            <w:vAlign w:val="center"/>
+            <w:tcMar>
+              <w:top w:w="90" w:type="dxa"/>
+              <w:start w:w="110" w:type="dxa"/>
+              <w:bottom w:w="90" w:type="dxa"/>
+              <w:end w:w="110" w:type="dxa"/>
+            </w:tcMar>
+            <w:tcBorders>
+              <w:top w:val="single" w:sz="4" w:color="D9D9D9"/>
+              <w:left w:val="single" w:sz="4" w:color="D9D9D9"/>
+              <w:bottom w:val="single" w:sz="4" w:color="D9D9D9"/>
+              <w:right w:val="single" w:sz="4" w:color="D9D9D9"/>
+            </w:tcBorders>
+          </w:tcPr>
+          <w:p>
+            <w:pPr>
+              <w:spacing w:after="0" w:line="252" w:lineRule="auto"/>
+              <w:jc w:val="center"/>
+            </w:pPr>
+            <w:r/>
+            <w:r>
+              <w:rPr>
+                <w:rFonts w:ascii="Arial" w:hAnsi="Arial"/>
+                <w:b w:val="0"/>
+                <w:sz w:val="15"/>
+              </w:rPr>
+              <w:t>2.3</w:t>
+            </w:r>
+          </w:p>
+        </w:tc>
+      </w:tr>
+      <w:tr>
+        <w:trPr>
+          <w:cantSplit w:val="true"/>
+        </w:trPr>
+        <w:tc>
+          <w:tcPr>
+            <w:tcW w:type="dxa" w:w="1800"/>
+            <w:shd w:fill="F5F7F9"/>
+            <w:vAlign w:val="center"/>
+            <w:tcMar>
+              <w:top w:w="90" w:type="dxa"/>
+              <w:start w:w="110" w:type="dxa"/>
+              <w:bottom w:w="90" w:type="dxa"/>
+              <w:end w:w="110" w:type="dxa"/>
+            </w:tcMar>
+            <w:tcBorders>
+              <w:top w:val="single" w:sz="4" w:color="D9D9D9"/>
+              <w:left w:val="single" w:sz="4" w:color="D9D9D9"/>
+              <w:bottom w:val="single" w:sz="4" w:color="D9D9D9"/>
+              <w:right w:val="single" w:sz="4" w:color="D9D9D9"/>
+            </w:tcBorders>
+          </w:tcPr>
+          <w:p>
+            <w:pPr>
+              <w:spacing w:after="0" w:line="252" w:lineRule="auto"/>
+              <w:jc w:val="center"/>
+            </w:pPr>
+            <w:r/>
+            <w:r>
+              <w:rPr>
+                <w:rFonts w:ascii="Arial" w:hAnsi="Arial"/>
+                <w:b w:val="0"/>
+                <w:sz w:val="15"/>
+              </w:rPr>
+              <w:t>Simple RNN</w:t>
+            </w:r>
+          </w:p>
+        </w:tc>
+        <w:tc>
+          <w:tcPr>
+            <w:tcW w:type="dxa" w:w="792"/>
+            <w:shd w:fill="F5F7F9"/>
+            <w:vAlign w:val="center"/>
+            <w:tcMar>
+              <w:top w:w="90" w:type="dxa"/>
+              <w:start w:w="110" w:type="dxa"/>
+              <w:bottom w:w="90" w:type="dxa"/>
+              <w:end w:w="110" w:type="dxa"/>
+            </w:tcMar>
+            <w:tcBorders>
+              <w:top w:val="single" w:sz="4" w:color="D9D9D9"/>
+              <w:left w:val="single" w:sz="4" w:color="D9D9D9"/>
+              <w:bottom w:val="single" w:sz="4" w:color="D9D9D9"/>
+              <w:right w:val="single" w:sz="4" w:color="D9D9D9"/>
+            </w:tcBorders>
+          </w:tcPr>
+          <w:p>
+            <w:pPr>
+              <w:spacing w:after="0" w:line="252" w:lineRule="auto"/>
+              <w:jc w:val="center"/>
+            </w:pPr>
+            <w:r/>
+            <w:r>
+              <w:rPr>
+                <w:rFonts w:ascii="Arial" w:hAnsi="Arial"/>
+                <w:b w:val="0"/>
+                <w:sz w:val="15"/>
+              </w:rPr>
+              <w:t>0.5</w:t>
+            </w:r>
+          </w:p>
+        </w:tc>
+        <w:tc>
+          <w:tcPr>
+            <w:tcW w:type="dxa" w:w="1944"/>
+            <w:shd w:fill="F5F7F9"/>
+            <w:vAlign w:val="center"/>
+            <w:tcMar>
+              <w:top w:w="90" w:type="dxa"/>
+              <w:start w:w="110" w:type="dxa"/>
+              <w:bottom w:w="90" w:type="dxa"/>
+              <w:end w:w="110" w:type="dxa"/>
+            </w:tcMar>
+            <w:tcBorders>
+              <w:top w:val="single" w:sz="4" w:color="D9D9D9"/>
+              <w:left w:val="single" w:sz="4" w:color="D9D9D9"/>
+              <w:bottom w:val="single" w:sz="4" w:color="D9D9D9"/>
+              <w:right w:val="single" w:sz="4" w:color="D9D9D9"/>
+            </w:tcBorders>
+          </w:tcPr>
+          <w:p>
+            <w:pPr>
+              <w:spacing w:after="0" w:line="252" w:lineRule="auto"/>
+              <w:jc w:val="center"/>
+            </w:pPr>
+            <w:r/>
+            <w:r>
+              <w:rPr>
+                <w:rFonts w:ascii="Arial" w:hAnsi="Arial"/>
+                <w:b w:val="0"/>
+                <w:sz w:val="15"/>
+              </w:rPr>
+              <w:t>2.0</w:t>
+            </w:r>
+          </w:p>
+        </w:tc>
+        <w:tc>
+          <w:tcPr>
+            <w:tcW w:type="dxa" w:w="2520"/>
+            <w:shd w:fill="F5F7F9"/>
+            <w:vAlign w:val="center"/>
+            <w:tcMar>
+              <w:top w:w="90" w:type="dxa"/>
+              <w:start w:w="110" w:type="dxa"/>
+              <w:bottom w:w="90" w:type="dxa"/>
+              <w:end w:w="110" w:type="dxa"/>
+            </w:tcMar>
+            <w:tcBorders>
+              <w:top w:val="single" w:sz="4" w:color="D9D9D9"/>
+              <w:left w:val="single" w:sz="4" w:color="D9D9D9"/>
+              <w:bottom w:val="single" w:sz="4" w:color="D9D9D9"/>
+              <w:right w:val="single" w:sz="4" w:color="D9D9D9"/>
+            </w:tcBorders>
+          </w:tcPr>
+          <w:p>
+            <w:pPr>
+              <w:spacing w:after="0" w:line="252" w:lineRule="auto"/>
+              <w:jc w:val="center"/>
+            </w:pPr>
+            <w:r/>
+            <w:r>
+              <w:rPr>
+                <w:rFonts w:ascii="Arial" w:hAnsi="Arial"/>
+                <w:b w:val="0"/>
+                <w:sz w:val="15"/>
+              </w:rPr>
+              <w:t>2.0</w:t>
+            </w:r>
+          </w:p>
+        </w:tc>
+        <w:tc>
+          <w:tcPr>
+            <w:tcW w:type="dxa" w:w="1656"/>
+            <w:shd w:fill="F5F7F9"/>
+            <w:vAlign w:val="center"/>
+            <w:tcMar>
+              <w:top w:w="90" w:type="dxa"/>
+              <w:start w:w="110" w:type="dxa"/>
+              <w:bottom w:w="90" w:type="dxa"/>
+              <w:end w:w="110" w:type="dxa"/>
+            </w:tcMar>
+            <w:tcBorders>
+              <w:top w:val="single" w:sz="4" w:color="D9D9D9"/>
+              <w:left w:val="single" w:sz="4" w:color="D9D9D9"/>
+              <w:bottom w:val="single" w:sz="4" w:color="D9D9D9"/>
+              <w:right w:val="single" w:sz="4" w:color="D9D9D9"/>
+            </w:tcBorders>
+          </w:tcPr>
+          <w:p>
+            <w:pPr>
+              <w:spacing w:after="0" w:line="252" w:lineRule="auto"/>
+              <w:jc w:val="center"/>
+            </w:pPr>
+            <w:r/>
+            <w:r>
+              <w:rPr>
+                <w:rFonts w:ascii="Arial" w:hAnsi="Arial"/>
+                <w:b w:val="0"/>
+                <w:sz w:val="15"/>
+              </w:rPr>
+              <w:t>2.0</w:t>
+            </w:r>
+          </w:p>
+        </w:tc>
+      </w:tr>
+      <w:tr>
+        <w:trPr>
+          <w:cantSplit w:val="true"/>
+        </w:trPr>
+        <w:tc>
+          <w:tcPr>
+            <w:tcW w:type="dxa" w:w="1800"/>
+            <w:vAlign w:val="center"/>
+            <w:tcMar>
+              <w:top w:w="90" w:type="dxa"/>
+              <w:start w:w="110" w:type="dxa"/>
+              <w:bottom w:w="90" w:type="dxa"/>
+              <w:end w:w="110" w:type="dxa"/>
+            </w:tcMar>
+            <w:tcBorders>
+              <w:top w:val="single" w:sz="4" w:color="D9D9D9"/>
+              <w:left w:val="single" w:sz="4" w:color="D9D9D9"/>
+              <w:bottom w:val="single" w:sz="4" w:color="D9D9D9"/>
+              <w:right w:val="single" w:sz="4" w:color="D9D9D9"/>
+            </w:tcBorders>
+          </w:tcPr>
+          <w:p>
+            <w:pPr>
+              <w:spacing w:after="0" w:line="252" w:lineRule="auto"/>
+              <w:jc w:val="center"/>
+            </w:pPr>
+            <w:r/>
+            <w:r>
+              <w:rPr>
+                <w:rFonts w:ascii="Arial" w:hAnsi="Arial"/>
+                <w:b w:val="0"/>
+                <w:sz w:val="15"/>
+              </w:rPr>
+              <w:t>BiRNN</w:t>
+            </w:r>
+          </w:p>
+        </w:tc>
+        <w:tc>
+          <w:tcPr>
+            <w:tcW w:type="dxa" w:w="792"/>
+            <w:vAlign w:val="center"/>
+            <w:tcMar>
+              <w:top w:w="90" w:type="dxa"/>
+              <w:start w:w="110" w:type="dxa"/>
+              <w:bottom w:w="90" w:type="dxa"/>
+              <w:end w:w="110" w:type="dxa"/>
+            </w:tcMar>
+            <w:tcBorders>
+              <w:top w:val="single" w:sz="4" w:color="D9D9D9"/>
+              <w:left w:val="single" w:sz="4" w:color="D9D9D9"/>
+              <w:bottom w:val="single" w:sz="4" w:color="D9D9D9"/>
+              <w:right w:val="single" w:sz="4" w:color="D9D9D9"/>
+            </w:tcBorders>
+          </w:tcPr>
+          <w:p>
+            <w:pPr>
+              <w:spacing w:after="0" w:line="252" w:lineRule="auto"/>
+              <w:jc w:val="center"/>
+            </w:pPr>
+            <w:r/>
+            <w:r>
+              <w:rPr>
+                <w:rFonts w:ascii="Arial" w:hAnsi="Arial"/>
+                <w:b w:val="0"/>
+                <w:sz w:val="15"/>
+              </w:rPr>
+              <w:t>0.3</w:t>
+            </w:r>
+          </w:p>
+        </w:tc>
+        <w:tc>
+          <w:tcPr>
+            <w:tcW w:type="dxa" w:w="1944"/>
+            <w:vAlign w:val="center"/>
+            <w:tcMar>
+              <w:top w:w="90" w:type="dxa"/>
+              <w:start w:w="110" w:type="dxa"/>
+              <w:bottom w:w="90" w:type="dxa"/>
+              <w:end w:w="110" w:type="dxa"/>
+            </w:tcMar>
+            <w:tcBorders>
+              <w:top w:val="single" w:sz="4" w:color="D9D9D9"/>
+              <w:left w:val="single" w:sz="4" w:color="D9D9D9"/>
+              <w:bottom w:val="single" w:sz="4" w:color="D9D9D9"/>
+              <w:right w:val="single" w:sz="4" w:color="D9D9D9"/>
+            </w:tcBorders>
+          </w:tcPr>
+          <w:p>
+            <w:pPr>
+              <w:spacing w:after="0" w:line="252" w:lineRule="auto"/>
+              <w:jc w:val="center"/>
+            </w:pPr>
+            <w:r/>
+            <w:r>
+              <w:rPr>
+                <w:rFonts w:ascii="Arial" w:hAnsi="Arial"/>
+                <w:b w:val="0"/>
+                <w:sz w:val="15"/>
+              </w:rPr>
+              <w:t>2.4</w:t>
+            </w:r>
+          </w:p>
+        </w:tc>
+        <w:tc>
+          <w:tcPr>
+            <w:tcW w:type="dxa" w:w="2520"/>
+            <w:vAlign w:val="center"/>
+            <w:tcMar>
+              <w:top w:w="90" w:type="dxa"/>
+              <w:start w:w="110" w:type="dxa"/>
+              <w:bottom w:w="90" w:type="dxa"/>
+              <w:end w:w="110" w:type="dxa"/>
+            </w:tcMar>
+            <w:tcBorders>
+              <w:top w:val="single" w:sz="4" w:color="D9D9D9"/>
+              <w:left w:val="single" w:sz="4" w:color="D9D9D9"/>
+              <w:bottom w:val="single" w:sz="4" w:color="D9D9D9"/>
+              <w:right w:val="single" w:sz="4" w:color="D9D9D9"/>
+            </w:tcBorders>
+          </w:tcPr>
+          <w:p>
+            <w:pPr>
+              <w:spacing w:after="0" w:line="252" w:lineRule="auto"/>
+              <w:jc w:val="center"/>
+            </w:pPr>
+            <w:r/>
+            <w:r>
+              <w:rPr>
+                <w:rFonts w:ascii="Arial" w:hAnsi="Arial"/>
+                <w:b w:val="0"/>
+                <w:sz w:val="15"/>
+              </w:rPr>
+              <w:t>2.2</w:t>
+            </w:r>
+          </w:p>
+        </w:tc>
+        <w:tc>
+          <w:tcPr>
+            <w:tcW w:type="dxa" w:w="1656"/>
+            <w:vAlign w:val="center"/>
+            <w:tcMar>
+              <w:top w:w="90" w:type="dxa"/>
+              <w:start w:w="110" w:type="dxa"/>
+              <w:bottom w:w="90" w:type="dxa"/>
+              <w:end w:w="110" w:type="dxa"/>
+            </w:tcMar>
+            <w:tcBorders>
+              <w:top w:val="single" w:sz="4" w:color="D9D9D9"/>
+              <w:left w:val="single" w:sz="4" w:color="D9D9D9"/>
+              <w:bottom w:val="single" w:sz="4" w:color="D9D9D9"/>
+              <w:right w:val="single" w:sz="4" w:color="D9D9D9"/>
+            </w:tcBorders>
+          </w:tcPr>
+          <w:p>
+            <w:pPr>
+              <w:spacing w:after="0" w:line="252" w:lineRule="auto"/>
+              <w:jc w:val="center"/>
+            </w:pPr>
+            <w:r/>
+            <w:r>
+              <w:rPr>
+                <w:rFonts w:ascii="Arial" w:hAnsi="Arial"/>
+                <w:b w:val="0"/>
+                <w:sz w:val="15"/>
+              </w:rPr>
+              <w:t>2.3</w:t>
+            </w:r>
+          </w:p>
+        </w:tc>
+      </w:tr>
+      <w:tr>
+        <w:trPr>
+          <w:cantSplit w:val="true"/>
+        </w:trPr>
+        <w:tc>
+          <w:tcPr>
+            <w:tcW w:type="dxa" w:w="1800"/>
+            <w:shd w:fill="F5F7F9"/>
+            <w:vAlign w:val="center"/>
+            <w:tcMar>
+              <w:top w:w="90" w:type="dxa"/>
+              <w:start w:w="110" w:type="dxa"/>
+              <w:bottom w:w="90" w:type="dxa"/>
+              <w:end w:w="110" w:type="dxa"/>
+            </w:tcMar>
+            <w:tcBorders>
+              <w:top w:val="single" w:sz="4" w:color="D9D9D9"/>
+              <w:left w:val="single" w:sz="4" w:color="D9D9D9"/>
+              <w:bottom w:val="single" w:sz="4" w:color="D9D9D9"/>
+              <w:right w:val="single" w:sz="4" w:color="D9D9D9"/>
+            </w:tcBorders>
+          </w:tcPr>
+          <w:p>
+            <w:pPr>
+              <w:spacing w:after="0" w:line="252" w:lineRule="auto"/>
+              <w:jc w:val="center"/>
+            </w:pPr>
+            <w:r/>
+            <w:r>
+              <w:rPr>
+                <w:rFonts w:ascii="Arial" w:hAnsi="Arial"/>
+                <w:b w:val="0"/>
+                <w:sz w:val="15"/>
+              </w:rPr>
+              <w:t>BiRNN</w:t>
+            </w:r>
+          </w:p>
+        </w:tc>
+        <w:tc>
+          <w:tcPr>
+            <w:tcW w:type="dxa" w:w="792"/>
+            <w:shd w:fill="F5F7F9"/>
+            <w:vAlign w:val="center"/>
+            <w:tcMar>
+              <w:top w:w="90" w:type="dxa"/>
+              <w:start w:w="110" w:type="dxa"/>
+              <w:bottom w:w="90" w:type="dxa"/>
+              <w:end w:w="110" w:type="dxa"/>
+            </w:tcMar>
+            <w:tcBorders>
+              <w:top w:val="single" w:sz="4" w:color="D9D9D9"/>
+              <w:left w:val="single" w:sz="4" w:color="D9D9D9"/>
+              <w:bottom w:val="single" w:sz="4" w:color="D9D9D9"/>
+              <w:right w:val="single" w:sz="4" w:color="D9D9D9"/>
+            </w:tcBorders>
+          </w:tcPr>
+          <w:p>
+            <w:pPr>
+              <w:spacing w:after="0" w:line="252" w:lineRule="auto"/>
+              <w:jc w:val="center"/>
+            </w:pPr>
+            <w:r/>
+            <w:r>
+              <w:rPr>
+                <w:rFonts w:ascii="Arial" w:hAnsi="Arial"/>
+                <w:b w:val="0"/>
+                <w:sz w:val="15"/>
+              </w:rPr>
+              <w:t>0.5</w:t>
+            </w:r>
+          </w:p>
+        </w:tc>
+        <w:tc>
+          <w:tcPr>
+            <w:tcW w:type="dxa" w:w="1944"/>
+            <w:shd w:fill="F5F7F9"/>
+            <w:vAlign w:val="center"/>
+            <w:tcMar>
+              <w:top w:w="90" w:type="dxa"/>
+              <w:start w:w="110" w:type="dxa"/>
+              <w:bottom w:w="90" w:type="dxa"/>
+              <w:end w:w="110" w:type="dxa"/>
+            </w:tcMar>
+            <w:tcBorders>
+              <w:top w:val="single" w:sz="4" w:color="D9D9D9"/>
+              <w:left w:val="single" w:sz="4" w:color="D9D9D9"/>
+              <w:bottom w:val="single" w:sz="4" w:color="D9D9D9"/>
+              <w:right w:val="single" w:sz="4" w:color="D9D9D9"/>
+            </w:tcBorders>
+          </w:tcPr>
+          <w:p>
+            <w:pPr>
+              <w:spacing w:after="0" w:line="252" w:lineRule="auto"/>
+              <w:jc w:val="center"/>
+            </w:pPr>
+            <w:r/>
+            <w:r>
+              <w:rPr>
+                <w:rFonts w:ascii="Arial" w:hAnsi="Arial"/>
+                <w:b w:val="0"/>
+                <w:sz w:val="15"/>
+              </w:rPr>
+              <w:t>2.4</w:t>
+            </w:r>
+          </w:p>
+        </w:tc>
+        <w:tc>
+          <w:tcPr>
+            <w:tcW w:type="dxa" w:w="2520"/>
+            <w:shd w:fill="F5F7F9"/>
+            <w:vAlign w:val="center"/>
+            <w:tcMar>
+              <w:top w:w="90" w:type="dxa"/>
+              <w:start w:w="110" w:type="dxa"/>
+              <w:bottom w:w="90" w:type="dxa"/>
+              <w:end w:w="110" w:type="dxa"/>
+            </w:tcMar>
+            <w:tcBorders>
+              <w:top w:val="single" w:sz="4" w:color="D9D9D9"/>
+              <w:left w:val="single" w:sz="4" w:color="D9D9D9"/>
+              <w:bottom w:val="single" w:sz="4" w:color="D9D9D9"/>
+              <w:right w:val="single" w:sz="4" w:color="D9D9D9"/>
+            </w:tcBorders>
+          </w:tcPr>
+          <w:p>
+            <w:pPr>
+              <w:spacing w:after="0" w:line="252" w:lineRule="auto"/>
+              <w:jc w:val="center"/>
+            </w:pPr>
+            <w:r/>
+            <w:r>
+              <w:rPr>
+                <w:rFonts w:ascii="Arial" w:hAnsi="Arial"/>
+                <w:b w:val="0"/>
+                <w:sz w:val="15"/>
+              </w:rPr>
+              <w:t>2.4</w:t>
+            </w:r>
+          </w:p>
+        </w:tc>
+        <w:tc>
+          <w:tcPr>
+            <w:tcW w:type="dxa" w:w="1656"/>
+            <w:shd w:fill="F5F7F9"/>
+            <w:vAlign w:val="center"/>
+            <w:tcMar>
+              <w:top w:w="90" w:type="dxa"/>
+              <w:start w:w="110" w:type="dxa"/>
+              <w:bottom w:w="90" w:type="dxa"/>
+              <w:end w:w="110" w:type="dxa"/>
+            </w:tcMar>
+            <w:tcBorders>
+              <w:top w:val="single" w:sz="4" w:color="D9D9D9"/>
+              <w:left w:val="single" w:sz="4" w:color="D9D9D9"/>
+              <w:bottom w:val="single" w:sz="4" w:color="D9D9D9"/>
+              <w:right w:val="single" w:sz="4" w:color="D9D9D9"/>
+            </w:tcBorders>
+          </w:tcPr>
+          <w:p>
+            <w:pPr>
+              <w:spacing w:after="0" w:line="252" w:lineRule="auto"/>
+              <w:jc w:val="center"/>
+            </w:pPr>
+            <w:r/>
+            <w:r>
+              <w:rPr>
+                <w:rFonts w:ascii="Arial" w:hAnsi="Arial"/>
+                <w:b w:val="0"/>
+                <w:sz w:val="15"/>
+              </w:rPr>
+              <w:t>2.4</w:t>
+            </w:r>
+          </w:p>
+        </w:tc>
+      </w:tr>
+      <w:tr>
+        <w:trPr>
+          <w:cantSplit w:val="true"/>
+        </w:trPr>
+        <w:tc>
+          <w:tcPr>
+            <w:tcW w:type="dxa" w:w="1800"/>
+            <w:vAlign w:val="center"/>
+            <w:tcMar>
+              <w:top w:w="90" w:type="dxa"/>
+              <w:start w:w="110" w:type="dxa"/>
+              <w:bottom w:w="90" w:type="dxa"/>
+              <w:end w:w="110" w:type="dxa"/>
+            </w:tcMar>
+            <w:tcBorders>
+              <w:top w:val="single" w:sz="4" w:color="D9D9D9"/>
+              <w:left w:val="single" w:sz="4" w:color="D9D9D9"/>
+              <w:bottom w:val="single" w:sz="4" w:color="D9D9D9"/>
+              <w:right w:val="single" w:sz="4" w:color="D9D9D9"/>
+            </w:tcBorders>
+          </w:tcPr>
+          <w:p>
+            <w:pPr>
+              <w:spacing w:after="0" w:line="252" w:lineRule="auto"/>
+              <w:jc w:val="center"/>
+            </w:pPr>
+            <w:r/>
+            <w:r>
+              <w:rPr>
+                <w:rFonts w:ascii="Arial" w:hAnsi="Arial"/>
+                <w:b w:val="0"/>
+                <w:sz w:val="15"/>
+              </w:rPr>
+              <w:t>LSTM</w:t>
+            </w:r>
+          </w:p>
+        </w:tc>
+        <w:tc>
+          <w:tcPr>
+            <w:tcW w:type="dxa" w:w="792"/>
+            <w:vAlign w:val="center"/>
+            <w:tcMar>
+              <w:top w:w="90" w:type="dxa"/>
+              <w:start w:w="110" w:type="dxa"/>
+              <w:bottom w:w="90" w:type="dxa"/>
+              <w:end w:w="110" w:type="dxa"/>
+            </w:tcMar>
+            <w:tcBorders>
+              <w:top w:val="single" w:sz="4" w:color="D9D9D9"/>
+              <w:left w:val="single" w:sz="4" w:color="D9D9D9"/>
+              <w:bottom w:val="single" w:sz="4" w:color="D9D9D9"/>
+              <w:right w:val="single" w:sz="4" w:color="D9D9D9"/>
+            </w:tcBorders>
+          </w:tcPr>
+          <w:p>
+            <w:pPr>
+              <w:spacing w:after="0" w:line="252" w:lineRule="auto"/>
+              <w:jc w:val="center"/>
+            </w:pPr>
+            <w:r/>
+            <w:r>
+              <w:rPr>
+                <w:rFonts w:ascii="Arial" w:hAnsi="Arial"/>
+                <w:b w:val="0"/>
+                <w:sz w:val="15"/>
+              </w:rPr>
+              <w:t>0.3</w:t>
+            </w:r>
+          </w:p>
+        </w:tc>
+        <w:tc>
+          <w:tcPr>
+            <w:tcW w:type="dxa" w:w="1944"/>
+            <w:vAlign w:val="center"/>
+            <w:tcMar>
+              <w:top w:w="90" w:type="dxa"/>
+              <w:start w:w="110" w:type="dxa"/>
+              <w:bottom w:w="90" w:type="dxa"/>
+              <w:end w:w="110" w:type="dxa"/>
+            </w:tcMar>
+            <w:tcBorders>
+              <w:top w:val="single" w:sz="4" w:color="D9D9D9"/>
+              <w:left w:val="single" w:sz="4" w:color="D9D9D9"/>
+              <w:bottom w:val="single" w:sz="4" w:color="D9D9D9"/>
+              <w:right w:val="single" w:sz="4" w:color="D9D9D9"/>
+            </w:tcBorders>
+          </w:tcPr>
+          <w:p>
+            <w:pPr>
+              <w:spacing w:after="0" w:line="252" w:lineRule="auto"/>
+              <w:jc w:val="center"/>
+            </w:pPr>
+            <w:r/>
+            <w:r>
+              <w:rPr>
+                <w:rFonts w:ascii="Arial" w:hAnsi="Arial"/>
+                <w:b w:val="0"/>
+                <w:sz w:val="15"/>
+              </w:rPr>
+              <w:t>3.0</w:t>
+            </w:r>
+          </w:p>
+        </w:tc>
+        <w:tc>
+          <w:tcPr>
+            <w:tcW w:type="dxa" w:w="2520"/>
+            <w:vAlign w:val="center"/>
+            <w:tcMar>
+              <w:top w:w="90" w:type="dxa"/>
+              <w:start w:w="110" w:type="dxa"/>
+              <w:bottom w:w="90" w:type="dxa"/>
+              <w:end w:w="110" w:type="dxa"/>
+            </w:tcMar>
+            <w:tcBorders>
+              <w:top w:val="single" w:sz="4" w:color="D9D9D9"/>
+              <w:left w:val="single" w:sz="4" w:color="D9D9D9"/>
+              <w:bottom w:val="single" w:sz="4" w:color="D9D9D9"/>
+              <w:right w:val="single" w:sz="4" w:color="D9D9D9"/>
+            </w:tcBorders>
+          </w:tcPr>
+          <w:p>
+            <w:pPr>
+              <w:spacing w:after="0" w:line="252" w:lineRule="auto"/>
+              <w:jc w:val="center"/>
+            </w:pPr>
+            <w:r/>
+            <w:r>
+              <w:rPr>
+                <w:rFonts w:ascii="Arial" w:hAnsi="Arial"/>
+                <w:b w:val="0"/>
+                <w:sz w:val="15"/>
+              </w:rPr>
+              <w:t>3.0</w:t>
+            </w:r>
+          </w:p>
+        </w:tc>
+        <w:tc>
+          <w:tcPr>
+            <w:tcW w:type="dxa" w:w="1656"/>
+            <w:vAlign w:val="center"/>
+            <w:tcMar>
+              <w:top w:w="90" w:type="dxa"/>
+              <w:start w:w="110" w:type="dxa"/>
+              <w:bottom w:w="90" w:type="dxa"/>
+              <w:end w:w="110" w:type="dxa"/>
+            </w:tcMar>
+            <w:tcBorders>
+              <w:top w:val="single" w:sz="4" w:color="D9D9D9"/>
+              <w:left w:val="single" w:sz="4" w:color="D9D9D9"/>
+              <w:bottom w:val="single" w:sz="4" w:color="D9D9D9"/>
+              <w:right w:val="single" w:sz="4" w:color="D9D9D9"/>
+            </w:tcBorders>
+          </w:tcPr>
+          <w:p>
+            <w:pPr>
+              <w:spacing w:after="0" w:line="252" w:lineRule="auto"/>
+              <w:jc w:val="center"/>
+            </w:pPr>
+            <w:r/>
+            <w:r>
+              <w:rPr>
+                <w:rFonts w:ascii="Arial" w:hAnsi="Arial"/>
+                <w:b w:val="0"/>
+                <w:sz w:val="15"/>
+              </w:rPr>
+              <w:t>3.0</w:t>
+            </w:r>
+          </w:p>
+        </w:tc>
+      </w:tr>
+      <w:tr>
+        <w:trPr>
+          <w:cantSplit w:val="true"/>
+        </w:trPr>
+        <w:tc>
+          <w:tcPr>
+            <w:tcW w:type="dxa" w:w="1800"/>
+            <w:shd w:fill="F5F7F9"/>
+            <w:vAlign w:val="center"/>
+            <w:tcMar>
+              <w:top w:w="90" w:type="dxa"/>
+              <w:start w:w="110" w:type="dxa"/>
+              <w:bottom w:w="90" w:type="dxa"/>
+              <w:end w:w="110" w:type="dxa"/>
+            </w:tcMar>
+            <w:tcBorders>
+              <w:top w:val="single" w:sz="4" w:color="D9D9D9"/>
+              <w:left w:val="single" w:sz="4" w:color="D9D9D9"/>
+              <w:bottom w:val="single" w:sz="4" w:color="D9D9D9"/>
+              <w:right w:val="single" w:sz="4" w:color="D9D9D9"/>
+            </w:tcBorders>
+          </w:tcPr>
+          <w:p>
+            <w:pPr>
+              <w:spacing w:after="0" w:line="252" w:lineRule="auto"/>
+              <w:jc w:val="center"/>
+            </w:pPr>
+            <w:r/>
+            <w:r>
+              <w:rPr>
+                <w:rFonts w:ascii="Arial" w:hAnsi="Arial"/>
+                <w:b w:val="0"/>
+                <w:sz w:val="15"/>
+              </w:rPr>
+              <w:t>LSTM</w:t>
+            </w:r>
+          </w:p>
+        </w:tc>
+        <w:tc>
+          <w:tcPr>
+            <w:tcW w:type="dxa" w:w="792"/>
+            <w:shd w:fill="F5F7F9"/>
+            <w:vAlign w:val="center"/>
+            <w:tcMar>
+              <w:top w:w="90" w:type="dxa"/>
+              <w:start w:w="110" w:type="dxa"/>
+              <w:bottom w:w="90" w:type="dxa"/>
+              <w:end w:w="110" w:type="dxa"/>
+            </w:tcMar>
+            <w:tcBorders>
+              <w:top w:val="single" w:sz="4" w:color="D9D9D9"/>
+              <w:left w:val="single" w:sz="4" w:color="D9D9D9"/>
+              <w:bottom w:val="single" w:sz="4" w:color="D9D9D9"/>
+              <w:right w:val="single" w:sz="4" w:color="D9D9D9"/>
+            </w:tcBorders>
+          </w:tcPr>
+          <w:p>
+            <w:pPr>
+              <w:spacing w:after="0" w:line="252" w:lineRule="auto"/>
+              <w:jc w:val="center"/>
+            </w:pPr>
+            <w:r/>
+            <w:r>
+              <w:rPr>
+                <w:rFonts w:ascii="Arial" w:hAnsi="Arial"/>
+                <w:b w:val="0"/>
+                <w:sz w:val="15"/>
+              </w:rPr>
+              <w:t>0.5</w:t>
+            </w:r>
+          </w:p>
+        </w:tc>
+        <w:tc>
+          <w:tcPr>
+            <w:tcW w:type="dxa" w:w="1944"/>
+            <w:shd w:fill="F5F7F9"/>
+            <w:vAlign w:val="center"/>
+            <w:tcMar>
+              <w:top w:w="90" w:type="dxa"/>
+              <w:start w:w="110" w:type="dxa"/>
+              <w:bottom w:w="90" w:type="dxa"/>
+              <w:end w:w="110" w:type="dxa"/>
+            </w:tcMar>
+            <w:tcBorders>
+              <w:top w:val="single" w:sz="4" w:color="D9D9D9"/>
+              <w:left w:val="single" w:sz="4" w:color="D9D9D9"/>
+              <w:bottom w:val="single" w:sz="4" w:color="D9D9D9"/>
+              <w:right w:val="single" w:sz="4" w:color="D9D9D9"/>
+            </w:tcBorders>
+          </w:tcPr>
+          <w:p>
+            <w:pPr>
+              <w:spacing w:after="0" w:line="252" w:lineRule="auto"/>
+              <w:jc w:val="center"/>
+            </w:pPr>
+            <w:r/>
+            <w:r>
+              <w:rPr>
+                <w:rFonts w:ascii="Arial" w:hAnsi="Arial"/>
+                <w:b w:val="0"/>
+                <w:sz w:val="15"/>
+              </w:rPr>
+              <w:t>2.6</w:t>
+            </w:r>
+          </w:p>
+        </w:tc>
+        <w:tc>
+          <w:tcPr>
+            <w:tcW w:type="dxa" w:w="2520"/>
+            <w:shd w:fill="F5F7F9"/>
+            <w:vAlign w:val="center"/>
+            <w:tcMar>
+              <w:top w:w="90" w:type="dxa"/>
+              <w:start w:w="110" w:type="dxa"/>
+              <w:bottom w:w="90" w:type="dxa"/>
+              <w:end w:w="110" w:type="dxa"/>
+            </w:tcMar>
+            <w:tcBorders>
+              <w:top w:val="single" w:sz="4" w:color="D9D9D9"/>
+              <w:left w:val="single" w:sz="4" w:color="D9D9D9"/>
+              <w:bottom w:val="single" w:sz="4" w:color="D9D9D9"/>
+              <w:right w:val="single" w:sz="4" w:color="D9D9D9"/>
+            </w:tcBorders>
+          </w:tcPr>
+          <w:p>
+            <w:pPr>
+              <w:spacing w:after="0" w:line="252" w:lineRule="auto"/>
+              <w:jc w:val="center"/>
+            </w:pPr>
+            <w:r/>
+            <w:r>
+              <w:rPr>
+                <w:rFonts w:ascii="Arial" w:hAnsi="Arial"/>
+                <w:b w:val="0"/>
+                <w:sz w:val="15"/>
+              </w:rPr>
+              <w:t>2.6</w:t>
+            </w:r>
+          </w:p>
+        </w:tc>
+        <w:tc>
+          <w:tcPr>
+            <w:tcW w:type="dxa" w:w="1656"/>
+            <w:shd w:fill="F5F7F9"/>
+            <w:vAlign w:val="center"/>
+            <w:tcMar>
+              <w:top w:w="90" w:type="dxa"/>
+              <w:start w:w="110" w:type="dxa"/>
+              <w:bottom w:w="90" w:type="dxa"/>
+              <w:end w:w="110" w:type="dxa"/>
+            </w:tcMar>
+            <w:tcBorders>
+              <w:top w:val="single" w:sz="4" w:color="D9D9D9"/>
+              <w:left w:val="single" w:sz="4" w:color="D9D9D9"/>
+              <w:bottom w:val="single" w:sz="4" w:color="D9D9D9"/>
+              <w:right w:val="single" w:sz="4" w:color="D9D9D9"/>
+            </w:tcBorders>
+          </w:tcPr>
+          <w:p>
+            <w:pPr>
+              <w:spacing w:after="0" w:line="252" w:lineRule="auto"/>
+              <w:jc w:val="center"/>
+            </w:pPr>
+            <w:r/>
+            <w:r>
+              <w:rPr>
+                <w:rFonts w:ascii="Arial" w:hAnsi="Arial"/>
+                <w:b w:val="0"/>
+                <w:sz w:val="15"/>
+              </w:rPr>
+              <w:t>2.6</w:t>
+            </w:r>
+          </w:p>
+        </w:tc>
+      </w:tr>
+      <w:tr>
+        <w:trPr>
+          <w:cantSplit w:val="true"/>
+        </w:trPr>
+        <w:tc>
+          <w:tcPr>
+            <w:tcW w:type="dxa" w:w="1800"/>
+            <w:vAlign w:val="center"/>
+            <w:tcMar>
+              <w:top w:w="90" w:type="dxa"/>
+              <w:start w:w="110" w:type="dxa"/>
+              <w:bottom w:w="90" w:type="dxa"/>
+              <w:end w:w="110" w:type="dxa"/>
+            </w:tcMar>
+            <w:tcBorders>
+              <w:top w:val="single" w:sz="4" w:color="D9D9D9"/>
+              <w:left w:val="single" w:sz="4" w:color="D9D9D9"/>
+              <w:bottom w:val="single" w:sz="4" w:color="D9D9D9"/>
+              <w:right w:val="single" w:sz="4" w:color="D9D9D9"/>
+            </w:tcBorders>
+          </w:tcPr>
+          <w:p>
+            <w:pPr>
+              <w:spacing w:after="0" w:line="252" w:lineRule="auto"/>
+              <w:jc w:val="center"/>
+            </w:pPr>
+            <w:r/>
+            <w:r>
+              <w:rPr>
+                <w:rFonts w:ascii="Arial" w:hAnsi="Arial"/>
+                <w:b w:val="0"/>
+                <w:sz w:val="15"/>
+              </w:rPr>
+              <w:t>GRU</w:t>
+            </w:r>
+          </w:p>
+        </w:tc>
+        <w:tc>
+          <w:tcPr>
+            <w:tcW w:type="dxa" w:w="792"/>
+            <w:vAlign w:val="center"/>
+            <w:tcMar>
+              <w:top w:w="90" w:type="dxa"/>
+              <w:start w:w="110" w:type="dxa"/>
+              <w:bottom w:w="90" w:type="dxa"/>
+              <w:end w:w="110" w:type="dxa"/>
+            </w:tcMar>
+            <w:tcBorders>
+              <w:top w:val="single" w:sz="4" w:color="D9D9D9"/>
+              <w:left w:val="single" w:sz="4" w:color="D9D9D9"/>
+              <w:bottom w:val="single" w:sz="4" w:color="D9D9D9"/>
+              <w:right w:val="single" w:sz="4" w:color="D9D9D9"/>
+            </w:tcBorders>
+          </w:tcPr>
+          <w:p>
+            <w:pPr>
+              <w:spacing w:after="0" w:line="252" w:lineRule="auto"/>
+              <w:jc w:val="center"/>
+            </w:pPr>
+            <w:r/>
+            <w:r>
+              <w:rPr>
+                <w:rFonts w:ascii="Arial" w:hAnsi="Arial"/>
+                <w:b w:val="0"/>
+                <w:sz w:val="15"/>
+              </w:rPr>
+              <w:t>0.3</w:t>
+            </w:r>
+          </w:p>
+        </w:tc>
+        <w:tc>
+          <w:tcPr>
+            <w:tcW w:type="dxa" w:w="1944"/>
+            <w:vAlign w:val="center"/>
+            <w:tcMar>
+              <w:top w:w="90" w:type="dxa"/>
+              <w:start w:w="110" w:type="dxa"/>
+              <w:bottom w:w="90" w:type="dxa"/>
+              <w:end w:w="110" w:type="dxa"/>
+            </w:tcMar>
+            <w:tcBorders>
+              <w:top w:val="single" w:sz="4" w:color="D9D9D9"/>
+              <w:left w:val="single" w:sz="4" w:color="D9D9D9"/>
+              <w:bottom w:val="single" w:sz="4" w:color="D9D9D9"/>
+              <w:right w:val="single" w:sz="4" w:color="D9D9D9"/>
+            </w:tcBorders>
+          </w:tcPr>
+          <w:p>
+            <w:pPr>
+              <w:spacing w:after="0" w:line="252" w:lineRule="auto"/>
+              <w:jc w:val="center"/>
+            </w:pPr>
+            <w:r/>
+            <w:r>
+              <w:rPr>
+                <w:rFonts w:ascii="Arial" w:hAnsi="Arial"/>
+                <w:b w:val="0"/>
+                <w:sz w:val="15"/>
+              </w:rPr>
+              <w:t>2.6</w:t>
+            </w:r>
+          </w:p>
+        </w:tc>
+        <w:tc>
+          <w:tcPr>
+            <w:tcW w:type="dxa" w:w="2520"/>
+            <w:vAlign w:val="center"/>
+            <w:tcMar>
+              <w:top w:w="90" w:type="dxa"/>
+              <w:start w:w="110" w:type="dxa"/>
+              <w:bottom w:w="90" w:type="dxa"/>
+              <w:end w:w="110" w:type="dxa"/>
+            </w:tcMar>
+            <w:tcBorders>
+              <w:top w:val="single" w:sz="4" w:color="D9D9D9"/>
+              <w:left w:val="single" w:sz="4" w:color="D9D9D9"/>
+              <w:bottom w:val="single" w:sz="4" w:color="D9D9D9"/>
+              <w:right w:val="single" w:sz="4" w:color="D9D9D9"/>
+            </w:tcBorders>
+          </w:tcPr>
+          <w:p>
+            <w:pPr>
+              <w:spacing w:after="0" w:line="252" w:lineRule="auto"/>
+              <w:jc w:val="center"/>
+            </w:pPr>
+            <w:r/>
+            <w:r>
+              <w:rPr>
+                <w:rFonts w:ascii="Arial" w:hAnsi="Arial"/>
+                <w:b w:val="0"/>
+                <w:sz w:val="15"/>
+              </w:rPr>
+              <w:t>3.4</w:t>
+            </w:r>
+          </w:p>
+        </w:tc>
+        <w:tc>
+          <w:tcPr>
+            <w:tcW w:type="dxa" w:w="1656"/>
+            <w:vAlign w:val="center"/>
+            <w:tcMar>
+              <w:top w:w="90" w:type="dxa"/>
+              <w:start w:w="110" w:type="dxa"/>
+              <w:bottom w:w="90" w:type="dxa"/>
+              <w:end w:w="110" w:type="dxa"/>
+            </w:tcMar>
+            <w:tcBorders>
+              <w:top w:val="single" w:sz="4" w:color="D9D9D9"/>
+              <w:left w:val="single" w:sz="4" w:color="D9D9D9"/>
+              <w:bottom w:val="single" w:sz="4" w:color="D9D9D9"/>
+              <w:right w:val="single" w:sz="4" w:color="D9D9D9"/>
+            </w:tcBorders>
+          </w:tcPr>
+          <w:p>
+            <w:pPr>
+              <w:spacing w:after="0" w:line="252" w:lineRule="auto"/>
+              <w:jc w:val="center"/>
+            </w:pPr>
+            <w:r/>
+            <w:r>
+              <w:rPr>
+                <w:rFonts w:ascii="Arial" w:hAnsi="Arial"/>
+                <w:b w:val="0"/>
+                <w:sz w:val="15"/>
+              </w:rPr>
+              <w:t>3.0</w:t>
+            </w:r>
+          </w:p>
+        </w:tc>
+      </w:tr>
+      <w:tr>
+        <w:trPr>
+          <w:cantSplit w:val="true"/>
+        </w:trPr>
+        <w:tc>
+          <w:tcPr>
+            <w:tcW w:type="dxa" w:w="1800"/>
+            <w:shd w:fill="F5F7F9"/>
+            <w:vAlign w:val="center"/>
+            <w:tcMar>
+              <w:top w:w="90" w:type="dxa"/>
+              <w:start w:w="110" w:type="dxa"/>
+              <w:bottom w:w="90" w:type="dxa"/>
+              <w:end w:w="110" w:type="dxa"/>
+            </w:tcMar>
+            <w:tcBorders>
+              <w:top w:val="single" w:sz="4" w:color="D9D9D9"/>
+              <w:left w:val="single" w:sz="4" w:color="D9D9D9"/>
+              <w:bottom w:val="single" w:sz="4" w:color="D9D9D9"/>
+              <w:right w:val="single" w:sz="4" w:color="D9D9D9"/>
+            </w:tcBorders>
+          </w:tcPr>
+          <w:p>
+            <w:pPr>
+              <w:spacing w:after="0" w:line="252" w:lineRule="auto"/>
+              <w:jc w:val="center"/>
+            </w:pPr>
+            <w:r/>
+            <w:r>
+              <w:rPr>
+                <w:rFonts w:ascii="Arial" w:hAnsi="Arial"/>
+                <w:b w:val="0"/>
+                <w:sz w:val="15"/>
+              </w:rPr>
+              <w:t>GRU</w:t>
+            </w:r>
+          </w:p>
+        </w:tc>
+        <w:tc>
+          <w:tcPr>
+            <w:tcW w:type="dxa" w:w="792"/>
+            <w:shd w:fill="F5F7F9"/>
+            <w:vAlign w:val="center"/>
+            <w:tcMar>
+              <w:top w:w="90" w:type="dxa"/>
+              <w:start w:w="110" w:type="dxa"/>
+              <w:bottom w:w="90" w:type="dxa"/>
+              <w:end w:w="110" w:type="dxa"/>
+            </w:tcMar>
+            <w:tcBorders>
+              <w:top w:val="single" w:sz="4" w:color="D9D9D9"/>
+              <w:left w:val="single" w:sz="4" w:color="D9D9D9"/>
+              <w:bottom w:val="single" w:sz="4" w:color="D9D9D9"/>
+              <w:right w:val="single" w:sz="4" w:color="D9D9D9"/>
+            </w:tcBorders>
+          </w:tcPr>
+          <w:p>
+            <w:pPr>
+              <w:spacing w:after="0" w:line="252" w:lineRule="auto"/>
+              <w:jc w:val="center"/>
+            </w:pPr>
+            <w:r/>
+            <w:r>
+              <w:rPr>
+                <w:rFonts w:ascii="Arial" w:hAnsi="Arial"/>
+                <w:b w:val="0"/>
+                <w:sz w:val="15"/>
+              </w:rPr>
+              <w:t>0.5</w:t>
+            </w:r>
+          </w:p>
+        </w:tc>
+        <w:tc>
+          <w:tcPr>
+            <w:tcW w:type="dxa" w:w="1944"/>
+            <w:shd w:fill="F5F7F9"/>
+            <w:vAlign w:val="center"/>
+            <w:tcMar>
+              <w:top w:w="90" w:type="dxa"/>
+              <w:start w:w="110" w:type="dxa"/>
+              <w:bottom w:w="90" w:type="dxa"/>
+              <w:end w:w="110" w:type="dxa"/>
+            </w:tcMar>
+            <w:tcBorders>
+              <w:top w:val="single" w:sz="4" w:color="D9D9D9"/>
+              <w:left w:val="single" w:sz="4" w:color="D9D9D9"/>
+              <w:bottom w:val="single" w:sz="4" w:color="D9D9D9"/>
+              <w:right w:val="single" w:sz="4" w:color="D9D9D9"/>
+            </w:tcBorders>
+          </w:tcPr>
+          <w:p>
+            <w:pPr>
+              <w:spacing w:after="0" w:line="252" w:lineRule="auto"/>
+              <w:jc w:val="center"/>
+            </w:pPr>
+            <w:r/>
+            <w:r>
+              <w:rPr>
+                <w:rFonts w:ascii="Arial" w:hAnsi="Arial"/>
+                <w:b w:val="0"/>
+                <w:sz w:val="15"/>
+              </w:rPr>
+              <w:t>2.6</w:t>
+            </w:r>
+          </w:p>
+        </w:tc>
+        <w:tc>
+          <w:tcPr>
+            <w:tcW w:type="dxa" w:w="2520"/>
+            <w:shd w:fill="F5F7F9"/>
+            <w:vAlign w:val="center"/>
+            <w:tcMar>
+              <w:top w:w="90" w:type="dxa"/>
+              <w:start w:w="110" w:type="dxa"/>
+              <w:bottom w:w="90" w:type="dxa"/>
+              <w:end w:w="110" w:type="dxa"/>
+            </w:tcMar>
+            <w:tcBorders>
+              <w:top w:val="single" w:sz="4" w:color="D9D9D9"/>
+              <w:left w:val="single" w:sz="4" w:color="D9D9D9"/>
+              <w:bottom w:val="single" w:sz="4" w:color="D9D9D9"/>
+              <w:right w:val="single" w:sz="4" w:color="D9D9D9"/>
+            </w:tcBorders>
+          </w:tcPr>
+          <w:p>
+            <w:pPr>
+              <w:spacing w:after="0" w:line="252" w:lineRule="auto"/>
+              <w:jc w:val="center"/>
+            </w:pPr>
+            <w:r/>
+            <w:r>
+              <w:rPr>
+                <w:rFonts w:ascii="Arial" w:hAnsi="Arial"/>
+                <w:b w:val="0"/>
+                <w:sz w:val="15"/>
+              </w:rPr>
+              <w:t>2.8</w:t>
+            </w:r>
+          </w:p>
+        </w:tc>
+        <w:tc>
+          <w:tcPr>
+            <w:tcW w:type="dxa" w:w="1656"/>
+            <w:shd w:fill="F5F7F9"/>
+            <w:vAlign w:val="center"/>
+            <w:tcMar>
+              <w:top w:w="90" w:type="dxa"/>
+              <w:start w:w="110" w:type="dxa"/>
+              <w:bottom w:w="90" w:type="dxa"/>
+              <w:end w:w="110" w:type="dxa"/>
+            </w:tcMar>
+            <w:tcBorders>
+              <w:top w:val="single" w:sz="4" w:color="D9D9D9"/>
+              <w:left w:val="single" w:sz="4" w:color="D9D9D9"/>
+              <w:bottom w:val="single" w:sz="4" w:color="D9D9D9"/>
+              <w:right w:val="single" w:sz="4" w:color="D9D9D9"/>
+            </w:tcBorders>
+          </w:tcPr>
+          <w:p>
+            <w:pPr>
+              <w:spacing w:after="0" w:line="252" w:lineRule="auto"/>
+              <w:jc w:val="center"/>
+            </w:pPr>
+            <w:r/>
+            <w:r>
+              <w:rPr>
+                <w:rFonts w:ascii="Arial" w:hAnsi="Arial"/>
+                <w:b w:val="0"/>
+                <w:sz w:val="15"/>
+              </w:rPr>
+              <w:t>2.7</w:t>
+            </w:r>
+          </w:p>
+        </w:tc>
+      </w:tr>
+    </w:tbl>
+    <w:p>
+      <w:pPr>
+        <w:spacing w:before="40" w:after="180"/>
+        <w:jc w:val="center"/>
+      </w:pPr>
+      <w:r>
+        <w:rPr>
+          <w:rFonts w:ascii="Arial" w:hAnsi="Arial"/>
+          <w:i/>
+          <w:sz w:val="18"/>
+        </w:rPr>
+        <w:t>Table 4  Mean blinded Claude LLM judge scores with five poems per cell.</w:t>
       </w:r>
     </w:p>
     <w:p>
@@ -3486,7 +7799,19 @@
           <w:rFonts w:ascii="Arial" w:hAnsi="Arial"/>
           <w:sz w:val="21"/>
         </w:rPr>
-        <w:t>Table 3 uses the same prompt and sample index for every model at three temperatures. Slashes mark line breaks. The examples show the aggregate pattern: low temperatures preserve recurrent phrasing and form, whereas higher temperatures increase variety but often weaken grammar. Even the strongest outputs are usually fluent fragments rather than complete limericks with a coherent setup and punchline.</w:t>
+        <w:t>Table 5 uses the same prompt and sample index for every model at three temperatures. Slashes mark line breaks. The examples show the aggregate pattern: low temperatures preserve recurrent phrasing and form, whereas higher temperatures increase variety but often weaken grammar. Even the strongest outputs are usually fluent fragments rather than complete limericks with a coherent setup and punchline.</w:t>
+      </w:r>
+    </w:p>
+    <w:p>
+      <w:pPr>
+        <w:spacing w:after="120" w:line="269" w:lineRule="auto"/>
+      </w:pPr>
+      <w:r>
+        <w:rPr>
+          <w:rFonts w:ascii="Arial" w:hAnsi="Arial"/>
+          <w:sz w:val="21"/>
+        </w:rPr>
+        <w:t>Training from scratch on about 66,000 poems provided no pretrained language knowledge. Next-token likelihood encourages local fluency but does not plan rhyme, narrative setup, or punchline. The 10,000-token cap maps about 10% of lexical tokens to the unknown token, removing rare content words; together, these constraints permit recognisable form but make reliable literary quality unlikely.</w:t>
       </w:r>
     </w:p>
     <w:tbl>
@@ -3584,10 +7909,10 @@
             <w:tcW w:type="dxa" w:w="1656"/>
             <w:vAlign w:val="center"/>
             <w:tcMar>
-              <w:top w:w="90" w:type="dxa"/>
-              <w:start w:w="110" w:type="dxa"/>
-              <w:bottom w:w="90" w:type="dxa"/>
-              <w:end w:w="110" w:type="dxa"/>
+              <w:top w:w="35" w:type="dxa"/>
+              <w:start w:w="100" w:type="dxa"/>
+              <w:bottom w:w="35" w:type="dxa"/>
+              <w:end w:w="100" w:type="dxa"/>
             </w:tcMar>
             <w:tcBorders>
               <w:top w:val="single" w:sz="4" w:color="D9D9D9"/>
@@ -3598,7 +7923,7 @@
           </w:tcPr>
           <w:p>
             <w:pPr>
-              <w:spacing w:after="0" w:line="252" w:lineRule="auto"/>
+              <w:spacing w:after="0" w:line="240" w:lineRule="auto"/>
               <w:jc w:val="left"/>
             </w:pPr>
             <w:r/>
@@ -3606,7 +7931,7 @@
               <w:rPr>
                 <w:rFonts w:ascii="Arial" w:hAnsi="Arial"/>
                 <w:b w:val="0"/>
-                <w:sz w:val="15"/>
+                <w:sz w:val="14"/>
               </w:rPr>
               <w:t>Simple RNN 0.3</w:t>
             </w:r>
@@ -3617,10 +7942,10 @@
             <w:tcW w:type="dxa" w:w="7776"/>
             <w:vAlign w:val="center"/>
             <w:tcMar>
-              <w:top w:w="90" w:type="dxa"/>
-              <w:start w:w="110" w:type="dxa"/>
-              <w:bottom w:w="90" w:type="dxa"/>
-              <w:end w:w="110" w:type="dxa"/>
+              <w:top w:w="35" w:type="dxa"/>
+              <w:start w:w="100" w:type="dxa"/>
+              <w:bottom w:w="35" w:type="dxa"/>
+              <w:end w:w="100" w:type="dxa"/>
             </w:tcMar>
             <w:tcBorders>
               <w:top w:val="single" w:sz="4" w:color="D9D9D9"/>
@@ -3631,7 +7956,7 @@
           </w:tcPr>
           <w:p>
             <w:pPr>
-              <w:spacing w:after="0" w:line="252" w:lineRule="auto"/>
+              <w:spacing w:after="0" w:line="240" w:lineRule="auto"/>
               <w:jc w:val="left"/>
             </w:pPr>
             <w:r/>
@@ -3639,7 +7964,7 @@
               <w:rPr>
                 <w:rFonts w:ascii="Arial" w:hAnsi="Arial"/>
                 <w:b w:val="0"/>
-                <w:sz w:val="15"/>
+                <w:sz w:val="14"/>
               </w:rPr>
               <w:t>there once was a fellow who knew</w:t>
               <w:br/>
@@ -3664,10 +7989,10 @@
             <w:shd w:fill="F5F7F9"/>
             <w:vAlign w:val="center"/>
             <w:tcMar>
-              <w:top w:w="90" w:type="dxa"/>
-              <w:start w:w="110" w:type="dxa"/>
-              <w:bottom w:w="90" w:type="dxa"/>
-              <w:end w:w="110" w:type="dxa"/>
+              <w:top w:w="35" w:type="dxa"/>
+              <w:start w:w="100" w:type="dxa"/>
+              <w:bottom w:w="35" w:type="dxa"/>
+              <w:end w:w="100" w:type="dxa"/>
             </w:tcMar>
             <w:tcBorders>
               <w:top w:val="single" w:sz="4" w:color="D9D9D9"/>
@@ -3678,7 +8003,7 @@
           </w:tcPr>
           <w:p>
             <w:pPr>
-              <w:spacing w:after="0" w:line="252" w:lineRule="auto"/>
+              <w:spacing w:after="0" w:line="240" w:lineRule="auto"/>
               <w:jc w:val="left"/>
             </w:pPr>
             <w:r/>
@@ -3686,7 +8011,7 @@
               <w:rPr>
                 <w:rFonts w:ascii="Arial" w:hAnsi="Arial"/>
                 <w:b w:val="0"/>
-                <w:sz w:val="15"/>
+                <w:sz w:val="14"/>
               </w:rPr>
               <w:t>BiRNN 0.3</w:t>
             </w:r>
@@ -3698,10 +8023,10 @@
             <w:shd w:fill="F5F7F9"/>
             <w:vAlign w:val="center"/>
             <w:tcMar>
-              <w:top w:w="90" w:type="dxa"/>
-              <w:start w:w="110" w:type="dxa"/>
-              <w:bottom w:w="90" w:type="dxa"/>
-              <w:end w:w="110" w:type="dxa"/>
+              <w:top w:w="35" w:type="dxa"/>
+              <w:start w:w="100" w:type="dxa"/>
+              <w:bottom w:w="35" w:type="dxa"/>
+              <w:end w:w="100" w:type="dxa"/>
             </w:tcMar>
             <w:tcBorders>
               <w:top w:val="single" w:sz="4" w:color="D9D9D9"/>
@@ -3712,7 +8037,7 @@
           </w:tcPr>
           <w:p>
             <w:pPr>
-              <w:spacing w:after="0" w:line="252" w:lineRule="auto"/>
+              <w:spacing w:after="0" w:line="240" w:lineRule="auto"/>
               <w:jc w:val="left"/>
             </w:pPr>
             <w:r/>
@@ -3720,7 +8045,7 @@
               <w:rPr>
                 <w:rFonts w:ascii="Arial" w:hAnsi="Arial"/>
                 <w:b w:val="0"/>
-                <w:sz w:val="15"/>
+                <w:sz w:val="14"/>
               </w:rPr>
               <w:t>there once was a woman named fred</w:t>
               <w:br/>
@@ -3744,10 +8069,10 @@
             <w:tcW w:type="dxa" w:w="1656"/>
             <w:vAlign w:val="center"/>
             <w:tcMar>
-              <w:top w:w="90" w:type="dxa"/>
-              <w:start w:w="110" w:type="dxa"/>
-              <w:bottom w:w="90" w:type="dxa"/>
-              <w:end w:w="110" w:type="dxa"/>
+              <w:top w:w="35" w:type="dxa"/>
+              <w:start w:w="100" w:type="dxa"/>
+              <w:bottom w:w="35" w:type="dxa"/>
+              <w:end w:w="100" w:type="dxa"/>
             </w:tcMar>
             <w:tcBorders>
               <w:top w:val="single" w:sz="4" w:color="D9D9D9"/>
@@ -3758,7 +8083,7 @@
           </w:tcPr>
           <w:p>
             <w:pPr>
-              <w:spacing w:after="0" w:line="252" w:lineRule="auto"/>
+              <w:spacing w:after="0" w:line="240" w:lineRule="auto"/>
               <w:jc w:val="left"/>
             </w:pPr>
             <w:r/>
@@ -3766,7 +8091,7 @@
               <w:rPr>
                 <w:rFonts w:ascii="Arial" w:hAnsi="Arial"/>
                 <w:b w:val="0"/>
-                <w:sz w:val="15"/>
+                <w:sz w:val="14"/>
               </w:rPr>
               <w:t>LSTM 0.3</w:t>
             </w:r>
@@ -3777,10 +8102,10 @@
             <w:tcW w:type="dxa" w:w="7776"/>
             <w:vAlign w:val="center"/>
             <w:tcMar>
-              <w:top w:w="90" w:type="dxa"/>
-              <w:start w:w="110" w:type="dxa"/>
-              <w:bottom w:w="90" w:type="dxa"/>
-              <w:end w:w="110" w:type="dxa"/>
+              <w:top w:w="35" w:type="dxa"/>
+              <w:start w:w="100" w:type="dxa"/>
+              <w:bottom w:w="35" w:type="dxa"/>
+              <w:end w:w="100" w:type="dxa"/>
             </w:tcMar>
             <w:tcBorders>
               <w:top w:val="single" w:sz="4" w:color="D9D9D9"/>
@@ -3791,7 +8116,7 @@
           </w:tcPr>
           <w:p>
             <w:pPr>
-              <w:spacing w:after="0" w:line="252" w:lineRule="auto"/>
+              <w:spacing w:after="0" w:line="240" w:lineRule="auto"/>
               <w:jc w:val="left"/>
             </w:pPr>
             <w:r/>
@@ -3799,7 +8124,7 @@
               <w:rPr>
                 <w:rFonts w:ascii="Arial" w:hAnsi="Arial"/>
                 <w:b w:val="0"/>
-                <w:sz w:val="15"/>
+                <w:sz w:val="14"/>
               </w:rPr>
               <w:t>there once was a young lady named</w:t>
               <w:br/>
@@ -3824,10 +8149,10 @@
             <w:shd w:fill="F5F7F9"/>
             <w:vAlign w:val="center"/>
             <w:tcMar>
-              <w:top w:w="90" w:type="dxa"/>
-              <w:start w:w="110" w:type="dxa"/>
-              <w:bottom w:w="90" w:type="dxa"/>
-              <w:end w:w="110" w:type="dxa"/>
+              <w:top w:w="35" w:type="dxa"/>
+              <w:start w:w="100" w:type="dxa"/>
+              <w:bottom w:w="35" w:type="dxa"/>
+              <w:end w:w="100" w:type="dxa"/>
             </w:tcMar>
             <w:tcBorders>
               <w:top w:val="single" w:sz="4" w:color="D9D9D9"/>
@@ -3838,7 +8163,7 @@
           </w:tcPr>
           <w:p>
             <w:pPr>
-              <w:spacing w:after="0" w:line="252" w:lineRule="auto"/>
+              <w:spacing w:after="0" w:line="240" w:lineRule="auto"/>
               <w:jc w:val="left"/>
             </w:pPr>
             <w:r/>
@@ -3846,7 +8171,7 @@
               <w:rPr>
                 <w:rFonts w:ascii="Arial" w:hAnsi="Arial"/>
                 <w:b w:val="0"/>
-                <w:sz w:val="15"/>
+                <w:sz w:val="14"/>
               </w:rPr>
               <w:t>GRU 0.3</w:t>
             </w:r>
@@ -3858,10 +8183,10 @@
             <w:shd w:fill="F5F7F9"/>
             <w:vAlign w:val="center"/>
             <w:tcMar>
-              <w:top w:w="90" w:type="dxa"/>
-              <w:start w:w="110" w:type="dxa"/>
-              <w:bottom w:w="90" w:type="dxa"/>
-              <w:end w:w="110" w:type="dxa"/>
+              <w:top w:w="35" w:type="dxa"/>
+              <w:start w:w="100" w:type="dxa"/>
+              <w:bottom w:w="35" w:type="dxa"/>
+              <w:end w:w="100" w:type="dxa"/>
             </w:tcMar>
             <w:tcBorders>
               <w:top w:val="single" w:sz="4" w:color="D9D9D9"/>
@@ -3872,7 +8197,7 @@
           </w:tcPr>
           <w:p>
             <w:pPr>
-              <w:spacing w:after="0" w:line="252" w:lineRule="auto"/>
+              <w:spacing w:after="0" w:line="240" w:lineRule="auto"/>
               <w:jc w:val="left"/>
             </w:pPr>
             <w:r/>
@@ -3880,7 +8205,7 @@
               <w:rPr>
                 <w:rFonts w:ascii="Arial" w:hAnsi="Arial"/>
                 <w:b w:val="0"/>
-                <w:sz w:val="15"/>
+                <w:sz w:val="14"/>
               </w:rPr>
               <w:t>there once was a man of a man</w:t>
               <w:br/>
@@ -3904,10 +8229,10 @@
             <w:tcW w:type="dxa" w:w="1656"/>
             <w:vAlign w:val="center"/>
             <w:tcMar>
-              <w:top w:w="90" w:type="dxa"/>
-              <w:start w:w="110" w:type="dxa"/>
-              <w:bottom w:w="90" w:type="dxa"/>
-              <w:end w:w="110" w:type="dxa"/>
+              <w:top w:w="35" w:type="dxa"/>
+              <w:start w:w="100" w:type="dxa"/>
+              <w:bottom w:w="35" w:type="dxa"/>
+              <w:end w:w="100" w:type="dxa"/>
             </w:tcMar>
             <w:tcBorders>
               <w:top w:val="single" w:sz="4" w:color="D9D9D9"/>
@@ -3918,7 +8243,7 @@
           </w:tcPr>
           <w:p>
             <w:pPr>
-              <w:spacing w:after="0" w:line="252" w:lineRule="auto"/>
+              <w:spacing w:after="0" w:line="240" w:lineRule="auto"/>
               <w:jc w:val="left"/>
             </w:pPr>
             <w:r/>
@@ -3926,7 +8251,7 @@
               <w:rPr>
                 <w:rFonts w:ascii="Arial" w:hAnsi="Arial"/>
                 <w:b w:val="0"/>
-                <w:sz w:val="15"/>
+                <w:sz w:val="14"/>
               </w:rPr>
               <w:t>Simple RNN 0.5</w:t>
             </w:r>
@@ -3937,10 +8262,10 @@
             <w:tcW w:type="dxa" w:w="7776"/>
             <w:vAlign w:val="center"/>
             <w:tcMar>
-              <w:top w:w="90" w:type="dxa"/>
-              <w:start w:w="110" w:type="dxa"/>
-              <w:bottom w:w="90" w:type="dxa"/>
-              <w:end w:w="110" w:type="dxa"/>
+              <w:top w:w="35" w:type="dxa"/>
+              <w:start w:w="100" w:type="dxa"/>
+              <w:bottom w:w="35" w:type="dxa"/>
+              <w:end w:w="100" w:type="dxa"/>
             </w:tcMar>
             <w:tcBorders>
               <w:top w:val="single" w:sz="4" w:color="D9D9D9"/>
@@ -3951,7 +8276,7 @@
           </w:tcPr>
           <w:p>
             <w:pPr>
-              <w:spacing w:after="0" w:line="252" w:lineRule="auto"/>
+              <w:spacing w:after="0" w:line="240" w:lineRule="auto"/>
               <w:jc w:val="left"/>
             </w:pPr>
             <w:r/>
@@ -3959,7 +8284,7 @@
               <w:rPr>
                 <w:rFonts w:ascii="Arial" w:hAnsi="Arial"/>
                 <w:b w:val="0"/>
-                <w:sz w:val="15"/>
+                <w:sz w:val="14"/>
               </w:rPr>
               <w:t>there once was a girl and a bit</w:t>
               <w:br/>
@@ -3984,10 +8309,10 @@
             <w:shd w:fill="F5F7F9"/>
             <w:vAlign w:val="center"/>
             <w:tcMar>
-              <w:top w:w="90" w:type="dxa"/>
-              <w:start w:w="110" w:type="dxa"/>
-              <w:bottom w:w="90" w:type="dxa"/>
-              <w:end w:w="110" w:type="dxa"/>
+              <w:top w:w="35" w:type="dxa"/>
+              <w:start w:w="100" w:type="dxa"/>
+              <w:bottom w:w="35" w:type="dxa"/>
+              <w:end w:w="100" w:type="dxa"/>
             </w:tcMar>
             <w:tcBorders>
               <w:top w:val="single" w:sz="4" w:color="D9D9D9"/>
@@ -3998,7 +8323,7 @@
           </w:tcPr>
           <w:p>
             <w:pPr>
-              <w:spacing w:after="0" w:line="252" w:lineRule="auto"/>
+              <w:spacing w:after="0" w:line="240" w:lineRule="auto"/>
               <w:jc w:val="left"/>
             </w:pPr>
             <w:r/>
@@ -4006,7 +8331,7 @@
               <w:rPr>
                 <w:rFonts w:ascii="Arial" w:hAnsi="Arial"/>
                 <w:b w:val="0"/>
-                <w:sz w:val="15"/>
+                <w:sz w:val="14"/>
               </w:rPr>
               <w:t>BiRNN 0.5</w:t>
             </w:r>
@@ -4018,10 +8343,10 @@
             <w:shd w:fill="F5F7F9"/>
             <w:vAlign w:val="center"/>
             <w:tcMar>
-              <w:top w:w="90" w:type="dxa"/>
-              <w:start w:w="110" w:type="dxa"/>
-              <w:bottom w:w="90" w:type="dxa"/>
-              <w:end w:w="110" w:type="dxa"/>
+              <w:top w:w="35" w:type="dxa"/>
+              <w:start w:w="100" w:type="dxa"/>
+              <w:bottom w:w="35" w:type="dxa"/>
+              <w:end w:w="100" w:type="dxa"/>
             </w:tcMar>
             <w:tcBorders>
               <w:top w:val="single" w:sz="4" w:color="D9D9D9"/>
@@ -4032,7 +8357,7 @@
           </w:tcPr>
           <w:p>
             <w:pPr>
-              <w:spacing w:after="0" w:line="252" w:lineRule="auto"/>
+              <w:spacing w:after="0" w:line="240" w:lineRule="auto"/>
               <w:jc w:val="left"/>
             </w:pPr>
             <w:r/>
@@ -4040,7 +8365,7 @@
               <w:rPr>
                 <w:rFonts w:ascii="Arial" w:hAnsi="Arial"/>
                 <w:b w:val="0"/>
-                <w:sz w:val="15"/>
+                <w:sz w:val="14"/>
               </w:rPr>
               <w:t>there once was a good to sized</w:t>
               <w:br/>
@@ -4064,10 +8389,10 @@
             <w:tcW w:type="dxa" w:w="1656"/>
             <w:vAlign w:val="center"/>
             <w:tcMar>
-              <w:top w:w="90" w:type="dxa"/>
-              <w:start w:w="110" w:type="dxa"/>
-              <w:bottom w:w="90" w:type="dxa"/>
-              <w:end w:w="110" w:type="dxa"/>
+              <w:top w:w="35" w:type="dxa"/>
+              <w:start w:w="100" w:type="dxa"/>
+              <w:bottom w:w="35" w:type="dxa"/>
+              <w:end w:w="100" w:type="dxa"/>
             </w:tcMar>
             <w:tcBorders>
               <w:top w:val="single" w:sz="4" w:color="D9D9D9"/>
@@ -4078,7 +8403,7 @@
           </w:tcPr>
           <w:p>
             <w:pPr>
-              <w:spacing w:after="0" w:line="252" w:lineRule="auto"/>
+              <w:spacing w:after="0" w:line="240" w:lineRule="auto"/>
               <w:jc w:val="left"/>
             </w:pPr>
             <w:r/>
@@ -4086,7 +8411,7 @@
               <w:rPr>
                 <w:rFonts w:ascii="Arial" w:hAnsi="Arial"/>
                 <w:b w:val="0"/>
-                <w:sz w:val="15"/>
+                <w:sz w:val="14"/>
               </w:rPr>
               <w:t>LSTM 0.5</w:t>
             </w:r>
@@ -4097,10 +8422,10 @@
             <w:tcW w:type="dxa" w:w="7776"/>
             <w:vAlign w:val="center"/>
             <w:tcMar>
-              <w:top w:w="90" w:type="dxa"/>
-              <w:start w:w="110" w:type="dxa"/>
-              <w:bottom w:w="90" w:type="dxa"/>
-              <w:end w:w="110" w:type="dxa"/>
+              <w:top w:w="35" w:type="dxa"/>
+              <w:start w:w="100" w:type="dxa"/>
+              <w:bottom w:w="35" w:type="dxa"/>
+              <w:end w:w="100" w:type="dxa"/>
             </w:tcMar>
             <w:tcBorders>
               <w:top w:val="single" w:sz="4" w:color="D9D9D9"/>
@@ -4111,7 +8436,7 @@
           </w:tcPr>
           <w:p>
             <w:pPr>
-              <w:spacing w:after="0" w:line="252" w:lineRule="auto"/>
+              <w:spacing w:after="0" w:line="240" w:lineRule="auto"/>
               <w:jc w:val="left"/>
             </w:pPr>
             <w:r/>
@@ -4119,7 +8444,7 @@
               <w:rPr>
                 <w:rFonts w:ascii="Arial" w:hAnsi="Arial"/>
                 <w:b w:val="0"/>
-                <w:sz w:val="15"/>
+                <w:sz w:val="14"/>
               </w:rPr>
               <w:t>there once was a woman named booth</w:t>
               <w:br/>
@@ -4144,10 +8469,10 @@
             <w:shd w:fill="F5F7F9"/>
             <w:vAlign w:val="center"/>
             <w:tcMar>
-              <w:top w:w="90" w:type="dxa"/>
-              <w:start w:w="110" w:type="dxa"/>
-              <w:bottom w:w="90" w:type="dxa"/>
-              <w:end w:w="110" w:type="dxa"/>
+              <w:top w:w="35" w:type="dxa"/>
+              <w:start w:w="100" w:type="dxa"/>
+              <w:bottom w:w="35" w:type="dxa"/>
+              <w:end w:w="100" w:type="dxa"/>
             </w:tcMar>
             <w:tcBorders>
               <w:top w:val="single" w:sz="4" w:color="D9D9D9"/>
@@ -4158,7 +8483,7 @@
           </w:tcPr>
           <w:p>
             <w:pPr>
-              <w:spacing w:after="0" w:line="252" w:lineRule="auto"/>
+              <w:spacing w:after="0" w:line="240" w:lineRule="auto"/>
               <w:jc w:val="left"/>
             </w:pPr>
             <w:r/>
@@ -4166,7 +8491,7 @@
               <w:rPr>
                 <w:rFonts w:ascii="Arial" w:hAnsi="Arial"/>
                 <w:b w:val="0"/>
-                <w:sz w:val="15"/>
+                <w:sz w:val="14"/>
               </w:rPr>
               <w:t>GRU 0.5</w:t>
             </w:r>
@@ -4178,10 +8503,10 @@
             <w:shd w:fill="F5F7F9"/>
             <w:vAlign w:val="center"/>
             <w:tcMar>
-              <w:top w:w="90" w:type="dxa"/>
-              <w:start w:w="110" w:type="dxa"/>
-              <w:bottom w:w="90" w:type="dxa"/>
-              <w:end w:w="110" w:type="dxa"/>
+              <w:top w:w="35" w:type="dxa"/>
+              <w:start w:w="100" w:type="dxa"/>
+              <w:bottom w:w="35" w:type="dxa"/>
+              <w:end w:w="100" w:type="dxa"/>
             </w:tcMar>
             <w:tcBorders>
               <w:top w:val="single" w:sz="4" w:color="D9D9D9"/>
@@ -4192,7 +8517,7 @@
           </w:tcPr>
           <w:p>
             <w:pPr>
-              <w:spacing w:after="0" w:line="252" w:lineRule="auto"/>
+              <w:spacing w:after="0" w:line="240" w:lineRule="auto"/>
               <w:jc w:val="left"/>
             </w:pPr>
             <w:r/>
@@ -4200,7 +8525,7 @@
               <w:rPr>
                 <w:rFonts w:ascii="Arial" w:hAnsi="Arial"/>
                 <w:b w:val="0"/>
-                <w:sz w:val="15"/>
+                <w:sz w:val="14"/>
               </w:rPr>
               <w:t>there once was a fellow named andy</w:t>
               <w:br/>
@@ -4224,10 +8549,10 @@
             <w:tcW w:type="dxa" w:w="1656"/>
             <w:vAlign w:val="center"/>
             <w:tcMar>
-              <w:top w:w="90" w:type="dxa"/>
-              <w:start w:w="110" w:type="dxa"/>
-              <w:bottom w:w="90" w:type="dxa"/>
-              <w:end w:w="110" w:type="dxa"/>
+              <w:top w:w="35" w:type="dxa"/>
+              <w:start w:w="100" w:type="dxa"/>
+              <w:bottom w:w="35" w:type="dxa"/>
+              <w:end w:w="100" w:type="dxa"/>
             </w:tcMar>
             <w:tcBorders>
               <w:top w:val="single" w:sz="4" w:color="D9D9D9"/>
@@ -4238,7 +8563,7 @@
           </w:tcPr>
           <w:p>
             <w:pPr>
-              <w:spacing w:after="0" w:line="252" w:lineRule="auto"/>
+              <w:spacing w:after="0" w:line="240" w:lineRule="auto"/>
               <w:jc w:val="left"/>
             </w:pPr>
             <w:r/>
@@ -4246,7 +8571,7 @@
               <w:rPr>
                 <w:rFonts w:ascii="Arial" w:hAnsi="Arial"/>
                 <w:b w:val="0"/>
-                <w:sz w:val="15"/>
+                <w:sz w:val="14"/>
               </w:rPr>
               <w:t>Simple RNN 1.0</w:t>
             </w:r>
@@ -4257,10 +8582,10 @@
             <w:tcW w:type="dxa" w:w="7776"/>
             <w:vAlign w:val="center"/>
             <w:tcMar>
-              <w:top w:w="90" w:type="dxa"/>
-              <w:start w:w="110" w:type="dxa"/>
-              <w:bottom w:w="90" w:type="dxa"/>
-              <w:end w:w="110" w:type="dxa"/>
+              <w:top w:w="35" w:type="dxa"/>
+              <w:start w:w="100" w:type="dxa"/>
+              <w:bottom w:w="35" w:type="dxa"/>
+              <w:end w:w="100" w:type="dxa"/>
             </w:tcMar>
             <w:tcBorders>
               <w:top w:val="single" w:sz="4" w:color="D9D9D9"/>
@@ -4271,7 +8596,7 @@
           </w:tcPr>
           <w:p>
             <w:pPr>
-              <w:spacing w:after="0" w:line="252" w:lineRule="auto"/>
+              <w:spacing w:after="0" w:line="240" w:lineRule="auto"/>
               <w:jc w:val="left"/>
             </w:pPr>
             <w:r/>
@@ -4279,7 +8604,7 @@
               <w:rPr>
                 <w:rFonts w:ascii="Arial" w:hAnsi="Arial"/>
                 <w:b w:val="0"/>
-                <w:sz w:val="15"/>
+                <w:sz w:val="14"/>
               </w:rPr>
               <w:t>there once was a top of a thought</w:t>
               <w:br/>
@@ -4304,10 +8629,10 @@
             <w:shd w:fill="F5F7F9"/>
             <w:vAlign w:val="center"/>
             <w:tcMar>
-              <w:top w:w="90" w:type="dxa"/>
-              <w:start w:w="110" w:type="dxa"/>
-              <w:bottom w:w="90" w:type="dxa"/>
-              <w:end w:w="110" w:type="dxa"/>
+              <w:top w:w="35" w:type="dxa"/>
+              <w:start w:w="100" w:type="dxa"/>
+              <w:bottom w:w="35" w:type="dxa"/>
+              <w:end w:w="100" w:type="dxa"/>
             </w:tcMar>
             <w:tcBorders>
               <w:top w:val="single" w:sz="4" w:color="D9D9D9"/>
@@ -4318,7 +8643,7 @@
           </w:tcPr>
           <w:p>
             <w:pPr>
-              <w:spacing w:after="0" w:line="252" w:lineRule="auto"/>
+              <w:spacing w:after="0" w:line="240" w:lineRule="auto"/>
               <w:jc w:val="left"/>
             </w:pPr>
             <w:r/>
@@ -4326,7 +8651,7 @@
               <w:rPr>
                 <w:rFonts w:ascii="Arial" w:hAnsi="Arial"/>
                 <w:b w:val="0"/>
-                <w:sz w:val="15"/>
+                <w:sz w:val="14"/>
               </w:rPr>
               <w:t>BiRNN 1.0</w:t>
             </w:r>
@@ -4338,10 +8663,10 @@
             <w:shd w:fill="F5F7F9"/>
             <w:vAlign w:val="center"/>
             <w:tcMar>
-              <w:top w:w="90" w:type="dxa"/>
-              <w:start w:w="110" w:type="dxa"/>
-              <w:bottom w:w="90" w:type="dxa"/>
-              <w:end w:w="110" w:type="dxa"/>
+              <w:top w:w="35" w:type="dxa"/>
+              <w:start w:w="100" w:type="dxa"/>
+              <w:bottom w:w="35" w:type="dxa"/>
+              <w:end w:w="100" w:type="dxa"/>
             </w:tcMar>
             <w:tcBorders>
               <w:top w:val="single" w:sz="4" w:color="D9D9D9"/>
@@ -4352,7 +8677,7 @@
           </w:tcPr>
           <w:p>
             <w:pPr>
-              <w:spacing w:after="0" w:line="252" w:lineRule="auto"/>
+              <w:spacing w:after="0" w:line="240" w:lineRule="auto"/>
               <w:jc w:val="left"/>
             </w:pPr>
             <w:r/>
@@ -4360,7 +8685,7 @@
               <w:rPr>
                 <w:rFonts w:ascii="Arial" w:hAnsi="Arial"/>
                 <w:b w:val="0"/>
-                <w:sz w:val="15"/>
+                <w:sz w:val="14"/>
               </w:rPr>
               <w:t>there once was a kind out of dough</w:t>
               <w:br/>
@@ -4384,10 +8709,10 @@
             <w:tcW w:type="dxa" w:w="1656"/>
             <w:vAlign w:val="center"/>
             <w:tcMar>
-              <w:top w:w="90" w:type="dxa"/>
-              <w:start w:w="110" w:type="dxa"/>
-              <w:bottom w:w="90" w:type="dxa"/>
-              <w:end w:w="110" w:type="dxa"/>
+              <w:top w:w="35" w:type="dxa"/>
+              <w:start w:w="100" w:type="dxa"/>
+              <w:bottom w:w="35" w:type="dxa"/>
+              <w:end w:w="100" w:type="dxa"/>
             </w:tcMar>
             <w:tcBorders>
               <w:top w:val="single" w:sz="4" w:color="D9D9D9"/>
@@ -4398,7 +8723,7 @@
           </w:tcPr>
           <w:p>
             <w:pPr>
-              <w:spacing w:after="0" w:line="252" w:lineRule="auto"/>
+              <w:spacing w:after="0" w:line="240" w:lineRule="auto"/>
               <w:jc w:val="left"/>
             </w:pPr>
             <w:r/>
@@ -4406,7 +8731,7 @@
               <w:rPr>
                 <w:rFonts w:ascii="Arial" w:hAnsi="Arial"/>
                 <w:b w:val="0"/>
-                <w:sz w:val="15"/>
+                <w:sz w:val="14"/>
               </w:rPr>
               <w:t>LSTM 1.0</w:t>
             </w:r>
@@ -4417,10 +8742,10 @@
             <w:tcW w:type="dxa" w:w="7776"/>
             <w:vAlign w:val="center"/>
             <w:tcMar>
-              <w:top w:w="90" w:type="dxa"/>
-              <w:start w:w="110" w:type="dxa"/>
-              <w:bottom w:w="90" w:type="dxa"/>
-              <w:end w:w="110" w:type="dxa"/>
+              <w:top w:w="35" w:type="dxa"/>
+              <w:start w:w="100" w:type="dxa"/>
+              <w:bottom w:w="35" w:type="dxa"/>
+              <w:end w:w="100" w:type="dxa"/>
             </w:tcMar>
             <w:tcBorders>
               <w:top w:val="single" w:sz="4" w:color="D9D9D9"/>
@@ -4431,7 +8756,7 @@
           </w:tcPr>
           <w:p>
             <w:pPr>
-              <w:spacing w:after="0" w:line="252" w:lineRule="auto"/>
+              <w:spacing w:after="0" w:line="240" w:lineRule="auto"/>
               <w:jc w:val="left"/>
             </w:pPr>
             <w:r/>
@@ -4439,7 +8764,7 @@
               <w:rPr>
                 <w:rFonts w:ascii="Arial" w:hAnsi="Arial"/>
                 <w:b w:val="0"/>
-                <w:sz w:val="15"/>
+                <w:sz w:val="14"/>
               </w:rPr>
               <w:t>there once was a lady named grace</w:t>
               <w:br/>
@@ -4464,10 +8789,10 @@
             <w:shd w:fill="F5F7F9"/>
             <w:vAlign w:val="center"/>
             <w:tcMar>
-              <w:top w:w="90" w:type="dxa"/>
-              <w:start w:w="110" w:type="dxa"/>
-              <w:bottom w:w="90" w:type="dxa"/>
-              <w:end w:w="110" w:type="dxa"/>
+              <w:top w:w="35" w:type="dxa"/>
+              <w:start w:w="100" w:type="dxa"/>
+              <w:bottom w:w="35" w:type="dxa"/>
+              <w:end w:w="100" w:type="dxa"/>
             </w:tcMar>
             <w:tcBorders>
               <w:top w:val="single" w:sz="4" w:color="D9D9D9"/>
@@ -4478,7 +8803,7 @@
           </w:tcPr>
           <w:p>
             <w:pPr>
-              <w:spacing w:after="0" w:line="252" w:lineRule="auto"/>
+              <w:spacing w:after="0" w:line="240" w:lineRule="auto"/>
               <w:jc w:val="left"/>
             </w:pPr>
             <w:r/>
@@ -4486,7 +8811,7 @@
               <w:rPr>
                 <w:rFonts w:ascii="Arial" w:hAnsi="Arial"/>
                 <w:b w:val="0"/>
-                <w:sz w:val="15"/>
+                <w:sz w:val="14"/>
               </w:rPr>
               <w:t>GRU 1.0</w:t>
             </w:r>
@@ -4498,10 +8823,10 @@
             <w:shd w:fill="F5F7F9"/>
             <w:vAlign w:val="center"/>
             <w:tcMar>
-              <w:top w:w="90" w:type="dxa"/>
-              <w:start w:w="110" w:type="dxa"/>
-              <w:bottom w:w="90" w:type="dxa"/>
-              <w:end w:w="110" w:type="dxa"/>
+              <w:top w:w="35" w:type="dxa"/>
+              <w:start w:w="100" w:type="dxa"/>
+              <w:bottom w:w="35" w:type="dxa"/>
+              <w:end w:w="100" w:type="dxa"/>
             </w:tcMar>
             <w:tcBorders>
               <w:top w:val="single" w:sz="4" w:color="D9D9D9"/>
@@ -4512,7 +8837,7 @@
           </w:tcPr>
           <w:p>
             <w:pPr>
-              <w:spacing w:after="0" w:line="252" w:lineRule="auto"/>
+              <w:spacing w:after="0" w:line="240" w:lineRule="auto"/>
               <w:jc w:val="left"/>
             </w:pPr>
             <w:r/>
@@ -4520,7 +8845,7 @@
               <w:rPr>
                 <w:rFonts w:ascii="Arial" w:hAnsi="Arial"/>
                 <w:b w:val="0"/>
-                <w:sz w:val="15"/>
+                <w:sz w:val="14"/>
               </w:rPr>
               <w:t>there once was a number the phrase</w:t>
               <w:br/>
@@ -4909,7 +9234,7 @@
                 <w:b w:val="0"/>
                 <w:sz w:val="15"/>
               </w:rPr>
-              <w:t>100% at 0.3</w:t>
+              <w:t>99.7% at 0.5</w:t>
             </w:r>
           </w:p>
         </w:tc>
@@ -4942,7 +9267,7 @@
                 <w:b w:val="0"/>
                 <w:sz w:val="15"/>
               </w:rPr>
-              <w:t>1.5% at 0.3</w:t>
+              <w:t>0.9% at 0.5</w:t>
             </w:r>
           </w:p>
         </w:tc>
@@ -5113,7 +9438,7 @@
                 <w:b w:val="0"/>
                 <w:sz w:val="15"/>
               </w:rPr>
-              <w:t>87.3% at 0.3</w:t>
+              <w:t>90.0% at 0.5</w:t>
             </w:r>
           </w:p>
         </w:tc>
@@ -5147,7 +9472,7 @@
                 <w:b w:val="0"/>
                 <w:sz w:val="15"/>
               </w:rPr>
-              <w:t>1.3% at 0.3</w:t>
+              <w:t>1.3% at 0.5</w:t>
             </w:r>
           </w:p>
         </w:tc>
@@ -5315,7 +9640,7 @@
                 <w:b w:val="0"/>
                 <w:sz w:val="15"/>
               </w:rPr>
-              <w:t>100% at 0.3</w:t>
+              <w:t>100% at 0.5</w:t>
             </w:r>
           </w:p>
         </w:tc>
@@ -5348,7 +9673,7 @@
                 <w:b w:val="0"/>
                 <w:sz w:val="15"/>
               </w:rPr>
-              <w:t>2.6% at 0.3</w:t>
+              <w:t>2.3% at 0.5</w:t>
             </w:r>
           </w:p>
         </w:tc>
@@ -5595,6 +9920,20 @@
     </w:tbl>
     <w:p>
       <w:pPr>
+        <w:spacing w:before="40" w:after="180"/>
+        <w:jc w:val="center"/>
+      </w:pPr>
+      <w:r>
+        <w:rPr>
+          <w:rFonts w:ascii="Arial" w:hAnsi="Arial"/>
+          <w:i/>
+          <w:sz w:val="18"/>
+        </w:rPr>
+        <w:t>Table 6  Model-selection evidence with every generation metric shown at temperature 0.5.</w:t>
+      </w:r>
+    </w:p>
+    <w:p>
+      <w:pPr>
         <w:spacing w:after="120" w:line="269" w:lineRule="auto"/>
       </w:pPr>
       <w:r>
@@ -5602,7 +9941,7 @@
           <w:rFonts w:ascii="Arial" w:hAnsi="Arial"/>
           <w:sz w:val="21"/>
         </w:rPr>
-        <w:t>The selection rule first chooses the architecture with the best held-out next-word prediction, then chooses its temperature by balancing strict rhyme, diversity, and repetition. GRU is selected because it has the lowest test loss and perplexity and the highest top-1 and top-5 accuracy. Within GRU, temperature 0.5 is selected over 0.3 because its strict rhyme differs by only 0.58 percentage points while diversity improves and repeated trigrams fall sharply. Five-line completion is not used as a deciding advantage because both GRU and LSTM reached 100% at temperature 0.3.</w:t>
+        <w:t>GRU is selected on two grounds. First, it has the strongest held-out next-word prediction, with the lowest test loss and perplexity and the highest top-1 and top-5 accuracy. Second, the generation sweep provides converging evidence: GRU is the only architecture with substantial strict rhyme at the common temperature of 0.5. After selecting the architecture, its temperature is chosen by balancing rhyme, diversity, and repetition. Temperature 0.5 is preferred to 0.3 because strict rhyme differs by only 0.58 percentage points while diversity improves and repeated trigrams fall sharply. Five-line completion is not a deciding advantage because both GRU and LSTM reached 100% at 0.3 and 0.5.</w:t>
       </w:r>
     </w:p>
     <w:p>
@@ -5623,7 +9962,7 @@
           <w:rFonts w:ascii="Arial" w:hAnsi="Arial"/>
           <w:sz w:val="21"/>
         </w:rPr>
-        <w:t>The study used one random seed, so training variance is unknown. Validation-based early stopping produced different epoch counts: LSTM stopped after 26 epochs, whereas GRU reached the 40-epoch cap. Their per-epoch times were similar, but the unequal number of updates confounds architectural and total-training comparisons. GRU might improve with a longer cap. The strict rhyme metric depends on CMU Pronouncing Dictionary coverage and treats uncovered or identical word pairs as failures. Qualitative scoring used one Claude LLM judge and five poems per cell, with no independent human agreement check. Perplexity does not directly measure humour, narrative coherence, or originality.</w:t>
+        <w:t>The study used one random seed, so training variance is unknown. Validation-based early stopping produced different epoch counts: LSTM stopped after 26 epochs, whereas GRU reached the 40-epoch cap. Their per-epoch times were similar, but the unequal number of updates confounds architectural and total-training comparisons. GRU might improve with a longer cap. The strict rhyme metric depends on CMU Pronouncing Dictionary coverage and treats uncovered or identical word pairs as failures. Qualitative scoring used one Claude LLM judge and five poems per cell, with no independent human agreement check. Although the scoring sheet omitted model and temperature labels, the judge had previously seen some labelled examples from the same generation sweep, so recognition cannot be ruled out and the blinding was incomplete. Perplexity does not directly measure humour, narrative coherence, or originality.</w:t>
       </w:r>
     </w:p>
     <w:p>

--- a/submission/PranavJoshi_230953248_FGAI_Assignment2.docx
+++ b/submission/PranavJoshi_230953248_FGAI_Assignment2.docx
@@ -1539,6 +1539,44 @@
     <w:p>
       <w:r>
         <w:br w:type="page"/>
+      </w:r>
+    </w:p>
+    <w:p>
+      <w:pPr>
+        <w:pStyle w:val="Heading2"/>
+      </w:pPr>
+      <w:r>
+        <w:t>5 1 Architecture based interpretation</w:t>
+      </w:r>
+    </w:p>
+    <w:p>
+      <w:pPr/>
+      <w:r>
+        <w:t>The observed ranking is consistent with the models' memory mechanisms, but it does not prove that architecture alone caused every difference. The experiment used one seed, validation-based stopping produced unequal epoch counts, and GRU was still improving at epoch 40. The following explanations should therefore be read as mechanisms that fit the evidence rather than isolated causal effects.</w:t>
+      </w:r>
+    </w:p>
+    <w:p>
+      <w:pPr/>
+      <w:r>
+        <w:t>Simple RNN repeatedly compresses the 64-token history into one tanh hidden state. Older information and its gradients can decay over many recurrent steps, so the model can learn frequent local word transitions while struggling to retain cues across several limerick lines. Its relatively high perplexity and near-chance rhyme score are consistent with that limitation.</w:t>
+      </w:r>
+    </w:p>
+    <w:p>
+      <w:pPr/>
+      <w:r>
+        <w:t>BiRNN reads the same completed context window in both directions and concatenates two 256-unit states. It never sees the target word or future generated text, so the backward pass supplies another ordering of the existing past rather than the future context that usually makes bidirectional models useful. The concatenated state also doubles the input to the 10,000-word output projection, raising the parameter count and per-epoch cost. This explains why it was much more expensive than Simple RNN without gaining perplexity; the reverse state may also give less direct emphasis to the most recent tokens needed for autoregressive prediction and line termination.</w:t>
+      </w:r>
+    </w:p>
+    <w:p>
+      <w:pPr/>
+      <w:r>
+        <w:t>LSTM uses a cell state with input, forget, and output gates, providing a more stable route for information and gradients than a vanilla RNN. This mechanism is consistent with its lower perplexity and stronger blinded coherence scores. It does not, however, explicitly plan an AABBA rhyme scheme. Average next-word loss is dominated by common tokens, while rhyming line endings are sparse decisions separated by many steps, so better token prediction need not produce strong strict rhyme.</w:t>
+      </w:r>
+    </w:p>
+    <w:p>
+      <w:pPr/>
+      <w:r>
+        <w:t>GRU uses update and reset gates to retain useful history while adapting its candidate state, with no separate cell state and fewer parameters than this LSTM. Its simpler gated path may have been easier to optimise on this dataset and may have retained line-position and earlier-ending cues strongly enough to reproduce rhyme patterns. At low temperature, sampling repeatedly selects the most probable version of those learned patterns, which is consistent with GRU combining high rhyme with the highest repeated-trigram rate and repeated endings such as man at temperature 0.3. Raising the temperature to 0.5 reduces that over-concentration while preserving most of the rhyme score.</w:t>
       </w:r>
     </w:p>
     <w:p>
